--- a/downloads/teacher/ai-5-week-08.docx
+++ b/downloads/teacher/ai-5-week-08.docx
@@ -2234,6 +2234,396 @@
         <w:t>For your Image-pattern Network Investigation, save the input, procedure, observed result and limitation of this check. Label this worked example as practice; use a different, previously unreviewed case when checking independent understanding.</w:t>
       </w:r>
     </w:p>
+    <w:p>
+      <w:pPr>
+        <w:pStyle w:val="Heading1"/>
+      </w:pPr>
+      <w:r>
+        <w:t>07. Prepare, teach and assess</w:t>
+      </w:r>
+    </w:p>
+    <w:p>
+      <w:r>
+        <w:t>Teaching target: Calculate per-example squared error and mean squared error</w:t>
+      </w:r>
+    </w:p>
+    <w:p>
+      <w:r>
+        <w:t>Prepare the labelled worked-case picture, the matching workbook, fictional input cards and a place for individual responses. Check a local Python 3 environment before class; have a paper-trace version ready.</w:t>
+      </w:r>
+    </w:p>
+    <w:tbl>
+      <w:tblPr>
+        <w:tblStyle w:val="LightShading-Accent1"/>
+        <w:tblW w:type="auto" w:w="0"/>
+        <w:tblLook w:firstColumn="1" w:firstRow="1" w:lastColumn="0" w:lastRow="0" w:noHBand="0" w:noVBand="1" w:val="04A0"/>
+      </w:tblPr>
+      <w:tblGrid>
+        <w:gridCol w:w="3408"/>
+        <w:gridCol w:w="3408"/>
+        <w:gridCol w:w="3408"/>
+      </w:tblGrid>
+      <w:tr>
+        <w:trPr>
+          <w:tblHeader/>
+        </w:trPr>
+        <w:tc>
+          <w:tcPr>
+            <w:tcW w:type="dxa" w:w="3408"/>
+          </w:tcPr>
+          <w:p>
+            <w:r>
+              <w:t>Session</w:t>
+            </w:r>
+          </w:p>
+        </w:tc>
+        <w:tc>
+          <w:tcPr>
+            <w:tcW w:type="dxa" w:w="3408"/>
+          </w:tcPr>
+          <w:p>
+            <w:r>
+              <w:t>Plan</w:t>
+            </w:r>
+          </w:p>
+        </w:tc>
+        <w:tc>
+          <w:tcPr>
+            <w:tcW w:type="dxa" w:w="3408"/>
+          </w:tcPr>
+          <w:p>
+            <w:r>
+              <w:t>Resources</w:t>
+            </w:r>
+          </w:p>
+        </w:tc>
+      </w:tr>
+      <w:tr>
+        <w:tc>
+          <w:tcPr>
+            <w:tcW w:type="dxa" w:w="3408"/>
+          </w:tcPr>
+          <w:p>
+            <w:r>
+              <w:t>Session 1 · Understand · 45 min</w:t>
+            </w:r>
+          </w:p>
+        </w:tc>
+        <w:tc>
+          <w:tcPr>
+            <w:tcW w:type="dxa" w:w="3408"/>
+          </w:tcPr>
+          <w:p>
+            <w:r>
+              <w:t>0–7: recall and prerequisite; 7–15: inspect the concrete case and predict; 15–30: teacher models the worked trace; 30–40: learners explain a step using the text and visual; 40–45: check the core idea.</w:t>
+            </w:r>
+          </w:p>
+        </w:tc>
+        <w:tc>
+          <w:tcPr>
+            <w:tcW w:type="dxa" w:w="3408"/>
+          </w:tcPr>
+          <w:p>
+            <w:r>
+              <w:t>Sections 1–6; record the brief recall in the workbook.</w:t>
+            </w:r>
+          </w:p>
+        </w:tc>
+      </w:tr>
+      <w:tr>
+        <w:tc>
+          <w:tcPr>
+            <w:tcW w:type="dxa" w:w="3408"/>
+          </w:tcPr>
+          <w:p>
+            <w:r>
+              <w:t>Session 2 · Practise · 45 min</w:t>
+            </w:r>
+          </w:p>
+        </w:tc>
+        <w:tc>
+          <w:tcPr>
+            <w:tcW w:type="dxa" w:w="3408"/>
+          </w:tcPr>
+          <w:p>
+            <w:r>
+              <w:t>0–5: retrieve the procedure; 5–15: W2 completion practice; 15–23: explain and check with a partner; 23–30: each learner answers the misconception check; 30–40: targeted reteaching or a harder variation; 40–45: prepare the investigation.</w:t>
+            </w:r>
+          </w:p>
+        </w:tc>
+        <w:tc>
+          <w:tcPr>
+            <w:tcW w:type="dxa" w:w="3408"/>
+          </w:tcPr>
+          <w:p>
+            <w:r>
+              <w:t>Sections 7–10; use the matching workbook W2 and misconception check.</w:t>
+            </w:r>
+          </w:p>
+        </w:tc>
+      </w:tr>
+      <w:tr>
+        <w:tc>
+          <w:tcPr>
+            <w:tcW w:type="dxa" w:w="3408"/>
+          </w:tcPr>
+          <w:p>
+            <w:r>
+              <w:t>Session 3 · Investigate and transfer · 45 min</w:t>
+            </w:r>
+          </w:p>
+        </w:tc>
+        <w:tc>
+          <w:tcPr>
+            <w:tcW w:type="dxa" w:w="3408"/>
+          </w:tcPr>
+          <w:p>
+            <w:r>
+              <w:t>0–5: retrieve the decision rule; 5–20: investigate or trace; 20–30: start the independent case; 30–38: connect the project; 38–43: act on feedback; 43–45: plan the return check.</w:t>
+            </w:r>
+          </w:p>
+        </w:tc>
+        <w:tc>
+          <w:tcPr>
+            <w:tcW w:type="dxa" w:w="3408"/>
+          </w:tcPr>
+          <w:p>
+            <w:r>
+              <w:t>Sections 9 and 11–14. Give extra time to finish the full task set; use Section 15 when the week includes a coding lab.</w:t>
+            </w:r>
+          </w:p>
+        </w:tc>
+      </w:tr>
+    </w:tbl>
+    <w:p>
+      <w:r>
+        <w:t>Before class, solve the supported practice: Targets [0, 4] have predictions [2, 2]. Compare mean residual and MSE.</w:t>
+      </w:r>
+    </w:p>
+    <w:p>
+      <w:r>
+        <w:t>Reasoned practice answer: Teacher explanation: Residuals 2 and -2 average to 0; squares 4 and 4 give MSE 4. Both predictions are wrong despite zero mean residual.</w:t>
+      </w:r>
+    </w:p>
+    <w:p>
+      <w:r>
+        <w:t>Check every learner before discussion: Use the worked case for Loss functions. Proposed explanation: “Average residual is the loss”. Decide whether this explanation is supported. Point to the step or supplied fact that decides; explain your repair if needed.</w:t>
+      </w:r>
+    </w:p>
+    <w:p>
+      <w:r>
+        <w:t>Misconception repair: Signed residuals can cancel. Apply the specified penalty before averaging.</w:t>
+      </w:r>
+    </w:p>
+    <w:p>
+      <w:r>
+        <w:t>Support: read the exact case aloud, enlarge the labelled picture, supply input cards and model only the first deciding step. Accept a spoken explanation or drawing; retain the reasoning goal.</w:t>
+      </w:r>
+    </w:p>
+    <w:p>
+      <w:r>
+        <w:t>Extension: Choose MAE instead of MSE as the sole criterion. Require a prediction and a reason before comparing. Expected result: A and B tie at MAE1. Reason: Squared error penalises B’s concentrated error more, while absolute errors both sum 2.</w:t>
+      </w:r>
+    </w:p>
+    <w:p>
+      <w:r>
+        <w:t>Independent assessment: withhold the reserved answer until the learner has attempted the new case. Record support separately from correctness.</w:t>
+      </w:r>
+    </w:p>
+    <w:tbl>
+      <w:tblPr>
+        <w:tblStyle w:val="LightShading-Accent1"/>
+        <w:tblW w:type="auto" w:w="0"/>
+        <w:tblLook w:firstColumn="1" w:firstRow="1" w:lastColumn="0" w:lastRow="0" w:noHBand="0" w:noVBand="1" w:val="04A0"/>
+      </w:tblPr>
+      <w:tblGrid>
+        <w:gridCol w:w="2556"/>
+        <w:gridCol w:w="2556"/>
+        <w:gridCol w:w="2556"/>
+        <w:gridCol w:w="2556"/>
+      </w:tblGrid>
+      <w:tr>
+        <w:trPr>
+          <w:tblHeader/>
+        </w:trPr>
+        <w:tc>
+          <w:tcPr>
+            <w:tcW w:type="dxa" w:w="2556"/>
+          </w:tcPr>
+          <w:p>
+            <w:r>
+              <w:t>Criterion</w:t>
+            </w:r>
+          </w:p>
+        </w:tc>
+        <w:tc>
+          <w:tcPr>
+            <w:tcW w:type="dxa" w:w="2556"/>
+          </w:tcPr>
+          <w:p>
+            <w:r>
+              <w:t>Not yet</w:t>
+            </w:r>
+          </w:p>
+        </w:tc>
+        <w:tc>
+          <w:tcPr>
+            <w:tcW w:type="dxa" w:w="2556"/>
+          </w:tcPr>
+          <w:p>
+            <w:r>
+              <w:t>With support</w:t>
+            </w:r>
+          </w:p>
+        </w:tc>
+        <w:tc>
+          <w:tcPr>
+            <w:tcW w:type="dxa" w:w="2556"/>
+          </w:tcPr>
+          <w:p>
+            <w:r>
+              <w:t>Independent</w:t>
+            </w:r>
+          </w:p>
+        </w:tc>
+      </w:tr>
+      <w:tr>
+        <w:tc>
+          <w:tcPr>
+            <w:tcW w:type="dxa" w:w="2556"/>
+          </w:tcPr>
+          <w:p>
+            <w:r>
+              <w:t>Explanation</w:t>
+            </w:r>
+          </w:p>
+        </w:tc>
+        <w:tc>
+          <w:tcPr>
+            <w:tcW w:type="dxa" w:w="2556"/>
+          </w:tcPr>
+          <w:p>
+            <w:r>
+              <w:t>Names an answer without a deciding fact</w:t>
+            </w:r>
+          </w:p>
+        </w:tc>
+        <w:tc>
+          <w:tcPr>
+            <w:tcW w:type="dxa" w:w="2556"/>
+          </w:tcPr>
+          <w:p>
+            <w:r>
+              <w:t>Uses a hint to link fact and decision</w:t>
+            </w:r>
+          </w:p>
+        </w:tc>
+        <w:tc>
+          <w:tcPr>
+            <w:tcW w:type="dxa" w:w="2556"/>
+          </w:tcPr>
+          <w:p>
+            <w:r>
+              <w:t>Explains the deciding fact in own words</w:t>
+            </w:r>
+          </w:p>
+        </w:tc>
+      </w:tr>
+      <w:tr>
+        <w:tc>
+          <w:tcPr>
+            <w:tcW w:type="dxa" w:w="2556"/>
+          </w:tcPr>
+          <w:p>
+            <w:r>
+              <w:t>Trace or test</w:t>
+            </w:r>
+          </w:p>
+        </w:tc>
+        <w:tc>
+          <w:tcPr>
+            <w:tcW w:type="dxa" w:w="2556"/>
+          </w:tcPr>
+          <w:p>
+            <w:r>
+              <w:t>Cannot connect input and result</w:t>
+            </w:r>
+          </w:p>
+        </w:tc>
+        <w:tc>
+          <w:tcPr>
+            <w:tcW w:type="dxa" w:w="2556"/>
+          </w:tcPr>
+          <w:p>
+            <w:r>
+              <w:t>Completes steps with prompts</w:t>
+            </w:r>
+          </w:p>
+        </w:tc>
+        <w:tc>
+          <w:tcPr>
+            <w:tcW w:type="dxa" w:w="2556"/>
+          </w:tcPr>
+          <w:p>
+            <w:r>
+              <w:t>Traces or tests a changed case accurately</w:t>
+            </w:r>
+          </w:p>
+        </w:tc>
+      </w:tr>
+      <w:tr>
+        <w:tc>
+          <w:tcPr>
+            <w:tcW w:type="dxa" w:w="2556"/>
+          </w:tcPr>
+          <w:p>
+            <w:r>
+              <w:t>Limits and revision</w:t>
+            </w:r>
+          </w:p>
+        </w:tc>
+        <w:tc>
+          <w:tcPr>
+            <w:tcW w:type="dxa" w:w="2556"/>
+          </w:tcPr>
+          <w:p>
+            <w:r>
+              <w:t>Claims more than evidence supports</w:t>
+            </w:r>
+          </w:p>
+        </w:tc>
+        <w:tc>
+          <w:tcPr>
+            <w:tcW w:type="dxa" w:w="2556"/>
+          </w:tcPr>
+          <w:p>
+            <w:r>
+              <w:t>Names a limit after a prompt</w:t>
+            </w:r>
+          </w:p>
+        </w:tc>
+        <w:tc>
+          <w:tcPr>
+            <w:tcW w:type="dxa" w:w="2556"/>
+          </w:tcPr>
+          <w:p>
+            <w:r>
+              <w:t>States a defensible limit and useful next test</w:t>
+            </w:r>
+          </w:p>
+        </w:tc>
+      </w:tr>
+    </w:tbl>
+    <w:p>
+      <w:r>
+        <w:t>Project checkpoint: Make a transparent first version. Keep a trace of how one input becomes an output; explain the rule or learned component.</w:t>
+      </w:r>
+    </w:p>
+    <w:p>
+      <w:r>
+        <w:t>Use the weekly teacher answer for topic-specific reasoning. A saved progress tick is an activity record; judge mastery from the learner’s explanation and evidence.</w:t>
+      </w:r>
+    </w:p>
     <w:sectPr>
       <w:pgSz w:w="12240" w:h="15840"/>
       <w:pgMar w:top="936" w:right="1008" w:bottom="936" w:left="1008" w:header="720" w:footer="720" w:gutter="0"/>

--- a/downloads/teacher/ai-5-week-08.docx
+++ b/downloads/teacher/ai-5-week-08.docx
@@ -2624,6 +2624,39 @@
         <w:t>Use the weekly teacher answer for topic-specific reasoning. A saved progress tick is an activity record; judge mastery from the learner’s explanation and evidence.</w:t>
       </w:r>
     </w:p>
+    <w:p>
+      <w:pPr>
+        <w:pStyle w:val="Heading1"/>
+      </w:pPr>
+      <w:r>
+        <w:t>08. Use feedback, labs and repair paths</w:t>
+      </w:r>
+    </w:p>
+    <w:p>
+      <w:r>
+        <w:t>Use the two formative questions as supported practice, not as independent mastery scores. Discuss the deciding evidence rather than accepting a guessed selection.</w:t>
+      </w:r>
+    </w:p>
+    <w:p>
+      <w:r>
+        <w:t>The feedback comes from the reviewed public worked case. Do not reveal the separately reserved independent teacher answer until the learner has attempted that case.</w:t>
+      </w:r>
+    </w:p>
+    <w:p>
+      <w:r>
+        <w:t>Ask students to predict before running code. Preserve errors and actual outputs; collect a changed test and an explanation. The branch-boundary and indexing lessons deliberately include failure cases.</w:t>
+      </w:r>
+    </w:p>
+    <w:p>
+      <w:r>
+        <w:t>Use the earlier worked-explanation links to address a specific missing building block, then return to the current question. Adapt this suggestion after observing the learner; it is not an automatic diagnosis.</w:t>
+      </w:r>
+    </w:p>
+    <w:p>
+      <w:r>
+        <w:t>Collect the completed-work portfolio as evidence. Record support separately from correctness, and assess explanation, trace/test and limitations. Progress ticks and quiz selections alone do not establish mastery.</w:t>
+      </w:r>
+    </w:p>
     <w:sectPr>
       <w:pgSz w:w="12240" w:h="15840"/>
       <w:pgMar w:top="936" w:right="1008" w:bottom="936" w:left="1008" w:header="720" w:footer="720" w:gutter="0"/>

--- a/downloads/teacher/ai-5-week-08.docx
+++ b/downloads/teacher/ai-5-week-08.docx
@@ -29,16 +29,57 @@
       </w:r>
     </w:p>
     <w:p>
-      <w:pPr>
-        <w:pStyle w:val="Heading3"/>
-      </w:pPr>
-      <w:r>
-        <w:t>Teach the learning cycle</w:t>
+      <w:r>
+        <w:t>Prepare Loss functions: check the target, prerequisites, resources and adaptable teaching schedule.</w:t>
       </w:r>
     </w:p>
     <w:p>
-      <w:r>
-        <w:t>Primary target: Calculate per-example squared error and mean squared error</w:t>
+      <w:pPr>
+        <w:pStyle w:val="Heading3"/>
+      </w:pPr>
+      <w:r>
+        <w:t>Teach the learning cycle</w:t>
+      </w:r>
+    </w:p>
+    <w:p>
+      <w:pPr>
+        <w:spacing w:line="336" w:lineRule="auto" w:after="180"/>
+      </w:pPr>
+      <w:r>
+        <w:rPr>
+          <w:b w:val="0"/>
+        </w:rPr>
+        <w:t xml:space="preserve">Primary </w:t>
+      </w:r>
+      <w:r>
+        <w:rPr>
+          <w:b/>
+        </w:rPr>
+        <w:t>target</w:t>
+      </w:r>
+      <w:r>
+        <w:rPr>
+          <w:b w:val="0"/>
+        </w:rPr>
+        <w:t xml:space="preserve">: Calculate per-example </w:t>
+      </w:r>
+      <w:r>
+        <w:rPr>
+          <w:b/>
+        </w:rPr>
+        <w:t>squared error</w:t>
+      </w:r>
+      <w:r>
+        <w:rPr>
+          <w:b w:val="0"/>
+        </w:rPr>
+        <w:t xml:space="preserve"> and </w:t>
+      </w:r>
+      <w:r>
+        <w:rPr>
+          <w:b/>
+        </w:rPr>
+        <w:t>mean squared error</w:t>
       </w:r>
     </w:p>
     <w:tbl>
@@ -185,16 +226,37 @@
       </w:tr>
     </w:tbl>
     <w:p>
-      <w:r>
-        <w:t>This is a starting allocation of 135 minutes, not a validated duration. Preserve all named topics. Schedule extra time for connected examples, the full investigation, independent cases and project building. Repeated copies of a case share one recorded attempt; they are not new evidence.</w:t>
+      <w:pPr>
+        <w:spacing w:line="336" w:lineRule="auto" w:after="180"/>
+      </w:pPr>
+      <w:r>
+        <w:rPr>
+          <w:b w:val="0"/>
+        </w:rPr>
+        <w:t>This is a starting allocation of 135 minutes, not a validated duration. Preserve all named topics. Schedule extra time for connected examples, the full investigation, independent cases and project building.</w:t>
       </w:r>
     </w:p>
     <w:p>
       <w:pPr>
-        <w:pStyle w:val="Heading3"/>
-      </w:pPr>
-      <w:r>
-        <w:t>Retrieval answer guidance</w:t>
+        <w:spacing w:line="336" w:lineRule="auto" w:after="180"/>
+      </w:pPr>
+      <w:r>
+        <w:rPr>
+          <w:b w:val="0"/>
+        </w:rPr>
+        <w:t xml:space="preserve">Repeated copies of a case share one recorded attempt; they are not new </w:t>
+      </w:r>
+      <w:r>
+        <w:rPr>
+          <w:b/>
+        </w:rPr>
+        <w:t>evidence</w:t>
+      </w:r>
+      <w:r>
+        <w:rPr>
+          <w:b w:val="0"/>
+        </w:rPr>
+        <w:t>.</w:t>
       </w:r>
     </w:p>
     <w:p>
@@ -202,132 +264,324 @@
         <w:pStyle w:val="Heading3"/>
       </w:pPr>
       <w:r>
-        <w:t>Parameters and architecture</w:t>
+        <w:t>Retrieval answer guidance</w:t>
       </w:r>
     </w:p>
     <w:p>
-      <w:r>
-        <w:t>Without opening the old lesson, explain one key idea from Parameters and architecture. Give an example and a mistake that the idea helps you avoid.</w:t>
+      <w:pPr>
+        <w:pStyle w:val="Heading3"/>
+      </w:pPr>
+      <w:r>
+        <w:t>Parameters and architecture</w:t>
       </w:r>
     </w:p>
     <w:p>
-      <w:r>
-        <w:t>Look for: Distinguish architectural choices from parameter values</w:t>
+      <w:pPr>
+        <w:spacing w:line="336" w:lineRule="auto" w:after="180"/>
+      </w:pPr>
+      <w:r>
+        <w:rPr>
+          <w:b w:val="0"/>
+        </w:rPr>
+        <w:t>Without opening the old lesson, explain one key idea from Parameters and architecture. Give an example and a mistake that the idea helps you avoid.</w:t>
       </w:r>
     </w:p>
     <w:p>
-      <w:r>
-        <w:t>Reference example, not the only acceptable wording: Teacher explanation: There are 8 weights and 2 biases, total 10.</w:t>
+      <w:pPr>
+        <w:spacing w:line="336" w:lineRule="auto" w:after="180"/>
+      </w:pPr>
+      <w:r>
+        <w:rPr>
+          <w:b w:val="0"/>
+        </w:rPr>
+        <w:t>Look for: Distinguish architectural choices from parameter values</w:t>
       </w:r>
     </w:p>
     <w:p>
       <w:pPr>
-        <w:pStyle w:val="Heading3"/>
-      </w:pPr>
-      <w:r>
-        <w:t>Composing layers</w:t>
+        <w:spacing w:line="336" w:lineRule="auto" w:after="180"/>
+      </w:pPr>
+      <w:r>
+        <w:rPr>
+          <w:b w:val="0"/>
+        </w:rPr>
+        <w:t>Reference example, not the only acceptable wording: Teacher explanation: There are 8 weights and 2 biases, total 10.</w:t>
       </w:r>
     </w:p>
     <w:p>
-      <w:r>
-        <w:t>Without opening the old lesson, explain one key idea from Composing layers. Give an example and a mistake that the idea helps you avoid.</w:t>
+      <w:pPr>
+        <w:pStyle w:val="Heading3"/>
+      </w:pPr>
+      <w:r>
+        <w:t>Composing layers</w:t>
       </w:r>
     </w:p>
     <w:p>
-      <w:r>
-        <w:t>Look for: Trace how one layer supplies the next layer inputs</w:t>
+      <w:pPr>
+        <w:spacing w:line="336" w:lineRule="auto" w:after="180"/>
+      </w:pPr>
+      <w:r>
+        <w:rPr>
+          <w:b w:val="0"/>
+        </w:rPr>
+        <w:t>Without opening the old lesson, explain one key idea from Composing layers. Give an example and a mistake that the idea helps you avoid.</w:t>
       </w:r>
     </w:p>
     <w:p>
-      <w:r>
-        <w:t>Reference example, not the only acceptable wording: Teacher explanation: Scores are -2 and 2; activations are 0 and 2; y = 0 - 2 + 1 = -1.</w:t>
+      <w:pPr>
+        <w:spacing w:line="336" w:lineRule="auto" w:after="180"/>
+      </w:pPr>
+      <w:r>
+        <w:rPr>
+          <w:b w:val="0"/>
+        </w:rPr>
+        <w:t xml:space="preserve">Look for: Trace how one layer supplies the next layer </w:t>
+      </w:r>
+      <w:r>
+        <w:rPr>
+          <w:b/>
+        </w:rPr>
+        <w:t>input</w:t>
+      </w:r>
+      <w:r>
+        <w:rPr>
+          <w:b w:val="0"/>
+        </w:rPr>
+        <w:t>s</w:t>
       </w:r>
     </w:p>
     <w:p>
       <w:pPr>
-        <w:pStyle w:val="Heading3"/>
-      </w:pPr>
-      <w:r>
-        <w:t>Dot products and weighted sums</w:t>
+        <w:spacing w:line="336" w:lineRule="auto" w:after="180"/>
+      </w:pPr>
+      <w:r>
+        <w:rPr>
+          <w:b w:val="0"/>
+        </w:rPr>
+        <w:t>Reference example, not the only acceptable wording: Teacher explanation: Scores are -2 and 2; activations are 0 and 2; y = 0 - 2 + 1 = -1.</w:t>
       </w:r>
     </w:p>
     <w:p>
-      <w:r>
-        <w:t>Without opening the old lesson, explain one key idea from Dot products and weighted sums. Give an example and a mistake that the idea helps you avoid.</w:t>
+      <w:pPr>
+        <w:pStyle w:val="Heading3"/>
+      </w:pPr>
+      <w:r>
+        <w:t>Dot products and weighted sums</w:t>
       </w:r>
     </w:p>
     <w:p>
-      <w:r>
-        <w:t>Look for: Calculate a dot product by matching feature positions</w:t>
+      <w:pPr>
+        <w:spacing w:line="336" w:lineRule="auto" w:after="180"/>
+      </w:pPr>
+      <w:r>
+        <w:rPr>
+          <w:b w:val="0"/>
+        </w:rPr>
+        <w:t>Without opening the old lesson, explain one key idea from Dot products and weighted sums. Give an example and a mistake that the idea helps you avoid.</w:t>
       </w:r>
     </w:p>
     <w:p>
-      <w:r>
-        <w:t>Reference example, not the only acceptable wording: Teacher explanation: Contributions are 6 and -5, so the score is 1.</w:t>
+      <w:pPr>
+        <w:spacing w:line="336" w:lineRule="auto" w:after="180"/>
+      </w:pPr>
+      <w:r>
+        <w:rPr>
+          <w:b w:val="0"/>
+        </w:rPr>
+        <w:t>Look for: Calculate a dot product by matching feature positions</w:t>
       </w:r>
     </w:p>
     <w:p>
-      <w:r>
-        <w:t>Keep paired prediction and target rows visible in both 45-minute sessions. Require residuals, per-row penalties and the denominator before accepting an average. This week uses regression and ordinary MSE; do not introduce a different scaling convention midway.</w:t>
+      <w:pPr>
+        <w:spacing w:line="336" w:lineRule="auto" w:after="180"/>
+      </w:pPr>
+      <w:r>
+        <w:rPr>
+          <w:b w:val="0"/>
+        </w:rPr>
+        <w:t>Reference example, not the only acceptable wording: Teacher explanation: Contributions are 6 and -5, so the score is 1.</w:t>
       </w:r>
     </w:p>
     <w:p>
       <w:pPr>
-        <w:pStyle w:val="Heading3"/>
-      </w:pPr>
-      <w:r>
-        <w:t>Outcomes</w:t>
+        <w:spacing w:line="336" w:lineRule="auto" w:after="180"/>
+      </w:pPr>
+      <w:r>
+        <w:rPr>
+          <w:b w:val="0"/>
+        </w:rPr>
+        <w:t xml:space="preserve">Keep paired </w:t>
+      </w:r>
+      <w:r>
+        <w:rPr>
+          <w:b/>
+        </w:rPr>
+        <w:t>prediction</w:t>
+      </w:r>
+      <w:r>
+        <w:rPr>
+          <w:b w:val="0"/>
+        </w:rPr>
+        <w:t xml:space="preserve"> and </w:t>
+      </w:r>
+      <w:r>
+        <w:rPr>
+          <w:b/>
+        </w:rPr>
+        <w:t>target</w:t>
+      </w:r>
+      <w:r>
+        <w:rPr>
+          <w:b w:val="0"/>
+        </w:rPr>
+        <w:t xml:space="preserve"> rows visible in both 45-minute sessions. Require </w:t>
+      </w:r>
+      <w:r>
+        <w:rPr>
+          <w:b/>
+        </w:rPr>
+        <w:t>residual</w:t>
+      </w:r>
+      <w:r>
+        <w:rPr>
+          <w:b w:val="0"/>
+        </w:rPr>
+        <w:t>s, per-row penalties and the denominator before accepting an average.</w:t>
       </w:r>
     </w:p>
     <w:p>
-      <w:r>
-        <w:t>Calculate per-example squared error and mean squared error</w:t>
+      <w:pPr>
+        <w:spacing w:line="336" w:lineRule="auto" w:after="180"/>
+      </w:pPr>
+      <w:r>
+        <w:rPr>
+          <w:b w:val="0"/>
+        </w:rPr>
+        <w:t>This week uses regression and ordinary MSE; do not introduce a different scaling convention midway.</w:t>
       </w:r>
     </w:p>
     <w:p>
-      <w:r>
-        <w:t>Distinguish residual cancellation from a low loss</w:t>
+      <w:pPr>
+        <w:pStyle w:val="Heading3"/>
+      </w:pPr>
+      <w:r>
+        <w:t>Outcomes</w:t>
       </w:r>
     </w:p>
     <w:p>
-      <w:r>
-        <w:t>Separate training loss from independent evaluation</w:t>
+      <w:pPr>
+        <w:spacing w:line="336" w:lineRule="auto" w:after="180"/>
+      </w:pPr>
+      <w:r>
+        <w:rPr>
+          <w:b w:val="0"/>
+        </w:rPr>
+        <w:t xml:space="preserve">Calculate per-example </w:t>
+      </w:r>
+      <w:r>
+        <w:rPr>
+          <w:b/>
+        </w:rPr>
+        <w:t>squared error</w:t>
+      </w:r>
+      <w:r>
+        <w:rPr>
+          <w:b w:val="0"/>
+        </w:rPr>
+        <w:t xml:space="preserve"> and </w:t>
+      </w:r>
+      <w:r>
+        <w:rPr>
+          <w:b/>
+        </w:rPr>
+        <w:t>mean squared error</w:t>
       </w:r>
     </w:p>
     <w:p>
       <w:pPr>
-        <w:pStyle w:val="Heading3"/>
-      </w:pPr>
-      <w:r>
-        <w:t>Preparation</w:t>
+        <w:spacing w:line="336" w:lineRule="auto" w:after="180"/>
+      </w:pPr>
+      <w:r>
+        <w:rPr>
+          <w:b w:val="0"/>
+        </w:rPr>
+        <w:t xml:space="preserve">Distinguish </w:t>
+      </w:r>
+      <w:r>
+        <w:rPr>
+          <w:b/>
+        </w:rPr>
+        <w:t>residual</w:t>
+      </w:r>
+      <w:r>
+        <w:rPr>
+          <w:b w:val="0"/>
+        </w:rPr>
+        <w:t xml:space="preserve"> cancellation from a low loss</w:t>
       </w:r>
     </w:p>
     <w:p>
-      <w:r>
-        <w:t>Printed lesson and workbook; paper and pencil</w:t>
+      <w:pPr>
+        <w:spacing w:line="336" w:lineRule="auto" w:after="180"/>
+      </w:pPr>
+      <w:r>
+        <w:rPr>
+          <w:b w:val="0"/>
+        </w:rPr>
+        <w:t xml:space="preserve">Separate </w:t>
+      </w:r>
+      <w:r>
+        <w:rPr>
+          <w:b/>
+        </w:rPr>
+        <w:t>training</w:t>
+      </w:r>
+      <w:r>
+        <w:rPr>
+          <w:b w:val="0"/>
+        </w:rPr>
+        <w:t xml:space="preserve"> loss from independent evaluation</w:t>
       </w:r>
     </w:p>
     <w:p>
-      <w:r>
-        <w:t>Calculator and optional local Python 3 editor; no packages or AI accounts needed</w:t>
+      <w:pPr>
+        <w:pStyle w:val="Heading3"/>
+      </w:pPr>
+      <w:r>
+        <w:t>Preparation</w:t>
       </w:r>
     </w:p>
     <w:p>
-      <w:r>
-        <w:t>Use the fictional examples supplied; prepare the fresh retry before class</w:t>
+      <w:pPr>
+        <w:spacing w:line="336" w:lineRule="auto" w:after="180"/>
+      </w:pPr>
+      <w:r>
+        <w:rPr>
+          <w:b w:val="0"/>
+        </w:rPr>
+        <w:t>Printed lesson and workbook; paper and pencil</w:t>
       </w:r>
     </w:p>
     <w:p>
       <w:pPr>
-        <w:pStyle w:val="Heading3"/>
-      </w:pPr>
-      <w:r>
-        <w:t>Prerequisite answer</w:t>
+        <w:spacing w:line="336" w:lineRule="auto" w:after="180"/>
+      </w:pPr>
+      <w:r>
+        <w:rPr>
+          <w:b w:val="0"/>
+        </w:rPr>
+        <w:t>Calculator and optional local Python 3 editor; no packages or AI accounts needed</w:t>
       </w:r>
     </w:p>
     <w:p>
-      <w:r>
-        <w:t>No. We also need a target or other evaluation criterion and appropriate examples.</w:t>
+      <w:pPr>
+        <w:spacing w:line="336" w:lineRule="auto" w:after="180"/>
+      </w:pPr>
+      <w:r>
+        <w:rPr>
+          <w:b w:val="0"/>
+        </w:rPr>
+        <w:t>Use the fictional examples supplied; prepare the fresh retry before class</w:t>
       </w:r>
     </w:p>
     <w:p>
@@ -335,44 +589,350 @@
         <w:pStyle w:val="Heading3"/>
       </w:pPr>
       <w:r>
-        <w:t>End goal for the pictorial case</w:t>
+        <w:t>Prerequisite answer</w:t>
       </w:r>
     </w:p>
     <w:p>
-      <w:r>
-        <w:t>By the end, I can explain loss functions using a traced example and a stated limitation.</w:t>
+      <w:pPr>
+        <w:spacing w:line="336" w:lineRule="auto" w:after="180"/>
+      </w:pPr>
+      <w:r>
+        <w:rPr>
+          <w:b w:val="0"/>
+        </w:rPr>
+        <w:t xml:space="preserve">No. We also need a </w:t>
+      </w:r>
+      <w:r>
+        <w:rPr>
+          <w:b/>
+        </w:rPr>
+        <w:t>target</w:t>
+      </w:r>
+      <w:r>
+        <w:rPr>
+          <w:b w:val="0"/>
+        </w:rPr>
+        <w:t xml:space="preserve"> or other evaluation criterion and appropriate examples.</w:t>
       </w:r>
     </w:p>
     <w:p>
-      <w:r>
-        <w:t>This added worked case illustrates the week’s main idea. Retain all original and connected topics; schedule its practice within the teaching cycle.</w:t>
+      <w:pPr>
+        <w:pStyle w:val="Heading3"/>
+      </w:pPr>
+      <w:r>
+        <w:t>End goal for the pictorial case</w:t>
       </w:r>
     </w:p>
     <w:p>
       <w:pPr>
-        <w:pStyle w:val="Heading1"/>
-      </w:pPr>
-      <w:r>
-        <w:t>02. Explain and model the mechanism</w:t>
+        <w:spacing w:line="336" w:lineRule="auto" w:after="180"/>
+      </w:pPr>
+      <w:r>
+        <w:rPr>
+          <w:b w:val="0"/>
+        </w:rPr>
+        <w:t>By the end, I can explain loss functions using a traced example and a stated limitation.</w:t>
       </w:r>
     </w:p>
     <w:p>
-      <w:r>
-        <w:t>A loss assigns a numerical penalty to a prediction compared with a target. For this regression lesson, residual e = prediction - target, and squared error is e squared. Squaring makes both positive and negative residuals contribute nonnegative penalties. We use ordinary mean squared error without a one-half factor.</w:t>
+      <w:pPr>
+        <w:spacing w:line="336" w:lineRule="auto" w:after="180"/>
+      </w:pPr>
+      <w:r>
+        <w:rPr>
+          <w:b w:val="0"/>
+        </w:rPr>
+        <w:t>This added worked case illustrates the week’s main idea. Retain all original and connected topics; schedule its practice within the teaching cycle.</w:t>
       </w:r>
     </w:p>
     <w:p>
-      <w:r>
-        <w:t>The mean squared error, or MSE, is (1 + 1 + 4) / 3 = 2. It summarises these three examples, not every possible future input. If targets use cm, residuals use cm and MSE uses square cm.</w:t>
+      <w:pPr>
+        <w:pStyle w:val="Heading1"/>
+      </w:pPr>
+      <w:r>
+        <w:t>02. Explain and model the mechanism</w:t>
       </w:r>
     </w:p>
     <w:p>
       <w:r>
-        <w:t>For targets [1, 3] and predictions [2, 2], the mean residual is zero because 1 and -1 cancel. MSE is 1, correctly recording that both predictions miss. A mean residual can describe directional tendency, but it is not a substitute for an error magnitude.</w:t>
+        <w:t>Model Loss functions using the supplied case, labelled mechanism and reasoning. Make the scope of each conclusion explicit.</w:t>
       </w:r>
     </w:p>
     <w:p>
-      <w:r>
+      <w:pPr>
+        <w:pStyle w:val="Heading3"/>
+      </w:pPr>
+      <w:r>
+        <w:t>Explain Loss functions · 1</w:t>
+      </w:r>
+    </w:p>
+    <w:p>
+      <w:pPr>
+        <w:spacing w:line="336" w:lineRule="auto" w:after="180"/>
+      </w:pPr>
+      <w:r>
+        <w:rPr>
+          <w:b w:val="0"/>
+        </w:rPr>
+        <w:t xml:space="preserve">A loss assigns a numerical penalty to a </w:t>
+      </w:r>
+      <w:r>
+        <w:rPr>
+          <w:b/>
+        </w:rPr>
+        <w:t>prediction</w:t>
+      </w:r>
+      <w:r>
+        <w:rPr>
+          <w:b w:val="0"/>
+        </w:rPr>
+        <w:t xml:space="preserve"> compared with a </w:t>
+      </w:r>
+      <w:r>
+        <w:rPr>
+          <w:b/>
+        </w:rPr>
+        <w:t>target</w:t>
+      </w:r>
+      <w:r>
+        <w:rPr>
+          <w:b w:val="0"/>
+        </w:rPr>
+        <w:t xml:space="preserve">. For this regression lesson, </w:t>
+      </w:r>
+      <w:r>
+        <w:rPr>
+          <w:b/>
+        </w:rPr>
+        <w:t>residual</w:t>
+      </w:r>
+      <w:r>
+        <w:rPr>
+          <w:b w:val="0"/>
+        </w:rPr>
+        <w:t xml:space="preserve"> e = </w:t>
+      </w:r>
+      <w:r>
+        <w:rPr>
+          <w:b/>
+        </w:rPr>
+        <w:t>prediction</w:t>
+      </w:r>
+      <w:r>
+        <w:rPr>
+          <w:b w:val="0"/>
+        </w:rPr>
+        <w:t xml:space="preserve"> - </w:t>
+      </w:r>
+      <w:r>
+        <w:rPr>
+          <w:b/>
+        </w:rPr>
+        <w:t>target</w:t>
+      </w:r>
+      <w:r>
+        <w:rPr>
+          <w:b w:val="0"/>
+        </w:rPr>
+        <w:t xml:space="preserve">, and </w:t>
+      </w:r>
+      <w:r>
+        <w:rPr>
+          <w:b/>
+        </w:rPr>
+        <w:t>squared error</w:t>
+      </w:r>
+      <w:r>
+        <w:rPr>
+          <w:b w:val="0"/>
+        </w:rPr>
+        <w:t xml:space="preserve"> is e squared.</w:t>
+      </w:r>
+    </w:p>
+    <w:p>
+      <w:pPr>
+        <w:spacing w:line="336" w:lineRule="auto" w:after="180"/>
+      </w:pPr>
+      <w:r>
+        <w:rPr>
+          <w:b w:val="0"/>
+        </w:rPr>
+        <w:t xml:space="preserve">Squaring makes both positive and negative </w:t>
+      </w:r>
+      <w:r>
+        <w:rPr>
+          <w:b/>
+        </w:rPr>
+        <w:t>residual</w:t>
+      </w:r>
+      <w:r>
+        <w:rPr>
+          <w:b w:val="0"/>
+        </w:rPr>
+        <w:t xml:space="preserve">s contribute nonnegative penalties. We use ordinary </w:t>
+      </w:r>
+      <w:r>
+        <w:rPr>
+          <w:b/>
+        </w:rPr>
+        <w:t>mean squared error</w:t>
+      </w:r>
+      <w:r>
+        <w:rPr>
+          <w:b w:val="0"/>
+        </w:rPr>
+        <w:t xml:space="preserve"> without a one-half factor.</w:t>
+      </w:r>
+    </w:p>
+    <w:p>
+      <w:pPr>
+        <w:spacing w:line="336" w:lineRule="auto" w:after="180"/>
+      </w:pPr>
+      <w:r>
+        <w:rPr>
+          <w:b w:val="0"/>
+        </w:rPr>
+        <w:t xml:space="preserve">The </w:t>
+      </w:r>
+      <w:r>
+        <w:rPr>
+          <w:b/>
+        </w:rPr>
+        <w:t>mean squared error</w:t>
+      </w:r>
+      <w:r>
+        <w:rPr>
+          <w:b w:val="0"/>
+        </w:rPr>
+        <w:t xml:space="preserve">, or MSE, is (1 + 1 + 4) / 3 = 2. It summarises these three examples, not every possible future </w:t>
+      </w:r>
+      <w:r>
+        <w:rPr>
+          <w:b/>
+        </w:rPr>
+        <w:t>input</w:t>
+      </w:r>
+      <w:r>
+        <w:rPr>
+          <w:b w:val="0"/>
+        </w:rPr>
+        <w:t xml:space="preserve">. If </w:t>
+      </w:r>
+      <w:r>
+        <w:rPr>
+          <w:b/>
+        </w:rPr>
+        <w:t>target</w:t>
+      </w:r>
+      <w:r>
+        <w:rPr>
+          <w:b w:val="0"/>
+        </w:rPr>
+        <w:t xml:space="preserve">s use cm, </w:t>
+      </w:r>
+      <w:r>
+        <w:rPr>
+          <w:b/>
+        </w:rPr>
+        <w:t>residual</w:t>
+      </w:r>
+      <w:r>
+        <w:rPr>
+          <w:b w:val="0"/>
+        </w:rPr>
+        <w:t>s use cm and MSE uses square cm.</w:t>
+      </w:r>
+    </w:p>
+    <w:p>
+      <w:pPr>
+        <w:spacing w:line="336" w:lineRule="auto" w:after="180"/>
+      </w:pPr>
+      <w:r>
+        <w:rPr>
+          <w:b w:val="0"/>
+        </w:rPr>
+        <w:t xml:space="preserve">For </w:t>
+      </w:r>
+      <w:r>
+        <w:rPr>
+          <w:b/>
+        </w:rPr>
+        <w:t>target</w:t>
+      </w:r>
+      <w:r>
+        <w:rPr>
+          <w:b w:val="0"/>
+        </w:rPr>
+        <w:t xml:space="preserve">s [1, 3] and </w:t>
+      </w:r>
+      <w:r>
+        <w:rPr>
+          <w:b/>
+        </w:rPr>
+        <w:t>prediction</w:t>
+      </w:r>
+      <w:r>
+        <w:rPr>
+          <w:b w:val="0"/>
+        </w:rPr>
+        <w:t xml:space="preserve">s [2, 2], the mean </w:t>
+      </w:r>
+      <w:r>
+        <w:rPr>
+          <w:b/>
+        </w:rPr>
+        <w:t>residual</w:t>
+      </w:r>
+      <w:r>
+        <w:rPr>
+          <w:b w:val="0"/>
+        </w:rPr>
+        <w:t xml:space="preserve"> is zero because 1 and -1 cancel. MSE is 1, correctly recording that both </w:t>
+      </w:r>
+      <w:r>
+        <w:rPr>
+          <w:b/>
+        </w:rPr>
+        <w:t>prediction</w:t>
+      </w:r>
+      <w:r>
+        <w:rPr>
+          <w:b w:val="0"/>
+        </w:rPr>
+        <w:t>s miss.</w:t>
+      </w:r>
+    </w:p>
+    <w:p>
+      <w:pPr>
+        <w:spacing w:line="336" w:lineRule="auto" w:after="180"/>
+      </w:pPr>
+      <w:r>
+        <w:rPr>
+          <w:b w:val="0"/>
+        </w:rPr>
+        <w:t xml:space="preserve">A mean </w:t>
+      </w:r>
+      <w:r>
+        <w:rPr>
+          <w:b/>
+        </w:rPr>
+        <w:t>residual</w:t>
+      </w:r>
+      <w:r>
+        <w:rPr>
+          <w:b w:val="0"/>
+        </w:rPr>
+        <w:t xml:space="preserve"> can describe directional tendency, but it is not a substitute for an error magnitude.</w:t>
+      </w:r>
+    </w:p>
+    <w:p>
+      <w:pPr>
+        <w:spacing w:line="336" w:lineRule="auto" w:after="180"/>
+      </w:pPr>
+      <w:r>
+        <w:rPr>
+          <w:b w:val="0"/>
+        </w:rPr>
         <w:t>The guard prevents silently ignoring an unmatched example or dividing by zero. It still assumes paired, numeric, valid records. Wrong row alignment produces a meaningless comparison even when list lengths agree.</w:t>
       </w:r>
     </w:p>
@@ -657,21 +1217,103 @@
       </w:r>
     </w:p>
     <w:p>
-      <w:r>
-        <w:t>Guided: residuals [-1, 0, 1], squares [1, 0, 1], MSE 2/3, tied with the baseline under MSE. Exit: zero training MSE establishes an exact fit on those recorded targets under the chosen loss; it does not establish performance on unseen cases or correct labels.</w:t>
+      <w:pPr>
+        <w:spacing w:line="336" w:lineRule="auto" w:after="180"/>
+      </w:pPr>
+      <w:r>
+        <w:rPr>
+          <w:b w:val="0"/>
+        </w:rPr>
+        <w:t xml:space="preserve">Guided: </w:t>
+      </w:r>
+      <w:r>
+        <w:rPr>
+          <w:b/>
+        </w:rPr>
+        <w:t>residual</w:t>
+      </w:r>
+      <w:r>
+        <w:rPr>
+          <w:b w:val="0"/>
+        </w:rPr>
+        <w:t>s [-1, 0, 1], squares [1, 0, 1], MSE 2/3, tied with the baseline under MSE.</w:t>
       </w:r>
     </w:p>
     <w:p>
       <w:pPr>
-        <w:pStyle w:val="Heading3"/>
-      </w:pPr>
-      <w:r>
-        <w:t>Model the reasoning aloud</w:t>
+        <w:spacing w:line="336" w:lineRule="auto" w:after="180"/>
+      </w:pPr>
+      <w:r>
+        <w:rPr>
+          <w:b w:val="0"/>
+        </w:rPr>
+        <w:t xml:space="preserve">Exit: zero </w:t>
+      </w:r>
+      <w:r>
+        <w:rPr>
+          <w:b/>
+        </w:rPr>
+        <w:t>training</w:t>
+      </w:r>
+      <w:r>
+        <w:rPr>
+          <w:b w:val="0"/>
+        </w:rPr>
+        <w:t xml:space="preserve"> MSE establishes an exact fit on those recorded </w:t>
+      </w:r>
+      <w:r>
+        <w:rPr>
+          <w:b/>
+        </w:rPr>
+        <w:t>target</w:t>
+      </w:r>
+      <w:r>
+        <w:rPr>
+          <w:b w:val="0"/>
+        </w:rPr>
+        <w:t>s under the chosen loss; it does not establish performance on unseen cases or correct labels.</w:t>
       </w:r>
     </w:p>
     <w:p>
-      <w:r>
-        <w:t>Use the complete worked example below before asking learners to complete W2. Reveal a small part, invite a prediction, then explain the deciding step. These teacher notes contain solutions; do not reveal the independent case answer during modelling.</w:t>
+      <w:pPr>
+        <w:pStyle w:val="Heading3"/>
+      </w:pPr>
+      <w:r>
+        <w:t>Model the reasoning aloud</w:t>
+      </w:r>
+    </w:p>
+    <w:p>
+      <w:pPr>
+        <w:spacing w:line="336" w:lineRule="auto" w:after="180"/>
+      </w:pPr>
+      <w:r>
+        <w:rPr>
+          <w:b w:val="0"/>
+        </w:rPr>
+        <w:t xml:space="preserve">Use the complete worked example below before asking learners to complete W2. Reveal a small part, invite a </w:t>
+      </w:r>
+      <w:r>
+        <w:rPr>
+          <w:b/>
+        </w:rPr>
+        <w:t>prediction</w:t>
+      </w:r>
+      <w:r>
+        <w:rPr>
+          <w:b w:val="0"/>
+        </w:rPr>
+        <w:t>, then explain the deciding step.</w:t>
+      </w:r>
+    </w:p>
+    <w:p>
+      <w:pPr>
+        <w:spacing w:line="336" w:lineRule="auto" w:after="180"/>
+      </w:pPr>
+      <w:r>
+        <w:rPr>
+          <w:b w:val="0"/>
+        </w:rPr>
+        <w:t>These teacher notes contain solutions; do not reveal the independent case answer during modelling.</w:t>
       </w:r>
     </w:p>
     <w:p>
@@ -961,7 +1603,13 @@
       </w:tr>
     </w:tbl>
     <w:p>
-      <w:r>
+      <w:pPr>
+        <w:spacing w:line="336" w:lineRule="auto" w:after="180"/>
+      </w:pPr>
+      <w:r>
+        <w:rPr>
+          <w:b w:val="0"/>
+        </w:rPr>
         <w:t>Use the diagram and verbal explanation together. Ask learners to match a sentence to a specific visual step; do not assign learners fixed visual or auditory learning styles.</w:t>
       </w:r>
     </w:p>
@@ -974,8 +1622,26 @@
       </w:r>
     </w:p>
     <w:p>
-      <w:r>
-        <w:t>Compare candidate losses with the same targets and denominator.</w:t>
+      <w:pPr>
+        <w:spacing w:line="336" w:lineRule="auto" w:after="180"/>
+      </w:pPr>
+      <w:r>
+        <w:rPr>
+          <w:b w:val="0"/>
+        </w:rPr>
+        <w:t xml:space="preserve">Compare candidate losses with the same </w:t>
+      </w:r>
+      <w:r>
+        <w:rPr>
+          <w:b/>
+        </w:rPr>
+        <w:t>target</w:t>
+      </w:r>
+      <w:r>
+        <w:rPr>
+          <w:b w:val="0"/>
+        </w:rPr>
+        <w:t>s and denominator.</w:t>
       </w:r>
     </w:p>
     <w:p>
@@ -987,13 +1653,61 @@
       </w:r>
     </w:p>
     <w:p>
-      <w:r>
-        <w:t>Targets [1, 3]; A predicts [0, 4]; B predicts [1, 5]. Use MSE over both cases.</w:t>
+      <w:pPr>
+        <w:pStyle w:val="Heading3"/>
+      </w:pPr>
+      <w:r>
+        <w:t>Supplied facts</w:t>
       </w:r>
     </w:p>
     <w:p>
-      <w:r>
-        <w:t>All inputs and outcomes in this worked example are invented classroom data; no real model run is claimed.</w:t>
+      <w:pPr>
+        <w:spacing w:line="336" w:lineRule="auto" w:after="180"/>
+        <w:shd w:fill="F1F6FC"/>
+      </w:pPr>
+      <w:r>
+        <w:rPr>
+          <w:b/>
+        </w:rPr>
+        <w:t>Target</w:t>
+      </w:r>
+      <w:r>
+        <w:rPr>
+          <w:b w:val="0"/>
+        </w:rPr>
+        <w:t>s [1, 3]; A predicts [0, 4]; B predicts [1, 5]. Use MSE over both cases.</w:t>
+      </w:r>
+    </w:p>
+    <w:p>
+      <w:pPr>
+        <w:pStyle w:val="Heading3"/>
+      </w:pPr>
+      <w:r>
+        <w:t>Supplied facts</w:t>
+      </w:r>
+    </w:p>
+    <w:p>
+      <w:pPr>
+        <w:spacing w:line="336" w:lineRule="auto" w:after="180"/>
+        <w:shd w:fill="F1F6FC"/>
+      </w:pPr>
+      <w:r>
+        <w:rPr>
+          <w:b w:val="0"/>
+        </w:rPr>
+        <w:t xml:space="preserve">All </w:t>
+      </w:r>
+      <w:r>
+        <w:rPr>
+          <w:b/>
+        </w:rPr>
+        <w:t>input</w:t>
+      </w:r>
+      <w:r>
+        <w:rPr>
+          <w:b w:val="0"/>
+        </w:rPr>
+        <w:t>s and outcomes in this worked example are invented classroom data; no real model run is claimed.</w:t>
       </w:r>
     </w:p>
     <w:p>
@@ -1192,21 +1906,59 @@
       </w:r>
     </w:p>
     <w:p>
-      <w:r>
-        <w:t>For this loss calculation, the signed error is prediction minus target. MSE squares each error before averaging; MAE takes its absolute value. A spreads its error equally across both cases, while B concentrates it in one case. Squaring makes the larger individual error count more. State the objective before selecting a model, because these two objectives give different comparisons.</w:t>
+      <w:pPr>
+        <w:pStyle w:val="Heading3"/>
+      </w:pPr>
+      <w:r>
+        <w:t>Why the result follows</w:t>
       </w:r>
     </w:p>
     <w:p>
       <w:pPr>
-        <w:pStyle w:val="Heading3"/>
-      </w:pPr>
-      <w:r>
-        <w:t>What this example does not establish</w:t>
+        <w:spacing w:line="336" w:lineRule="auto" w:after="180"/>
+        <w:shd w:fill="F1F6FC"/>
+      </w:pPr>
+      <w:r>
+        <w:rPr>
+          <w:b w:val="0"/>
+        </w:rPr>
+        <w:t xml:space="preserve">For this loss calculation, the signed error is </w:t>
+      </w:r>
+      <w:r>
+        <w:rPr>
+          <w:b/>
+        </w:rPr>
+        <w:t>prediction</w:t>
+      </w:r>
+      <w:r>
+        <w:rPr>
+          <w:b w:val="0"/>
+        </w:rPr>
+        <w:t xml:space="preserve"> minus </w:t>
+      </w:r>
+      <w:r>
+        <w:rPr>
+          <w:b/>
+        </w:rPr>
+        <w:t>target</w:t>
+      </w:r>
+      <w:r>
+        <w:rPr>
+          <w:b w:val="0"/>
+        </w:rPr>
+        <w:t>. MSE squares each error before averaging; MAE takes its absolute value. A spreads its error equally across both cases, while B concentrates it in one case.</w:t>
       </w:r>
     </w:p>
     <w:p>
-      <w:r>
-        <w:t>Training loss is not automatically a held-out performance estimate or a complete measure of use consequences.</w:t>
+      <w:pPr>
+        <w:spacing w:line="336" w:lineRule="auto" w:after="180"/>
+        <w:shd w:fill="F1F6FC"/>
+      </w:pPr>
+      <w:r>
+        <w:rPr>
+          <w:b w:val="0"/>
+        </w:rPr>
+        <w:t>Squaring makes the larger individual error count more. State the objective before selecting a model, because these two objectives give different comparisons.</w:t>
       </w:r>
     </w:p>
     <w:p>
@@ -1214,22 +1966,41 @@
         <w:pStyle w:val="Heading3"/>
       </w:pPr>
       <w:r>
-        <w:t>Change one thing in the pictured case</w:t>
+        <w:t>What this example does not establish</w:t>
       </w:r>
     </w:p>
     <w:p>
-      <w:r>
-        <w:t>Change: Choose MAE instead of MSE as the sole criterion.</w:t>
+      <w:pPr>
+        <w:pStyle w:val="Heading3"/>
+      </w:pPr>
+      <w:r>
+        <w:t>Keep the stated limit</w:t>
       </w:r>
     </w:p>
     <w:p>
-      <w:r>
-        <w:t>Prediction: A and B tie at MAE1.</w:t>
+      <w:pPr>
+        <w:spacing w:line="336" w:lineRule="auto" w:after="180"/>
+        <w:shd w:fill="FFF5E6"/>
+      </w:pPr>
+      <w:r>
+        <w:rPr>
+          <w:b/>
+        </w:rPr>
+        <w:t>Training</w:t>
+      </w:r>
+      <w:r>
+        <w:rPr>
+          <w:b w:val="0"/>
+        </w:rPr>
+        <w:t xml:space="preserve"> loss is not automatically a held-out performance estimate or a complete measure of use consequences.</w:t>
       </w:r>
     </w:p>
     <w:p>
-      <w:r>
-        <w:t>Reason: Squared error penalises B’s concentrated error more, while absolute errors both sum 2.</w:t>
+      <w:pPr>
+        <w:pStyle w:val="Heading3"/>
+      </w:pPr>
+      <w:r>
+        <w:t>Change one thing in the pictured case</w:t>
       </w:r>
     </w:p>
     <w:p>
@@ -1237,20 +2008,152 @@
         <w:pStyle w:val="Heading3"/>
       </w:pPr>
       <w:r>
-        <w:t>Ask while showing the picture</w:t>
+        <w:t>Change one thing</w:t>
       </w:r>
     </w:p>
     <w:p>
-      <w:r>
-        <w:t>Cover the result. Ask learners to name the inputs and predict the next step. Uncover one step, connect the icon to the actual procedure, and explain its evidence. Then change the supplied condition and compare. The picture is a representation; it does not document execution of a real AI model.</w:t>
+      <w:pPr>
+        <w:spacing w:line="336" w:lineRule="auto" w:after="180"/>
+        <w:shd w:fill="F5F1FB"/>
+      </w:pPr>
+      <w:r>
+        <w:rPr>
+          <w:b w:val="0"/>
+        </w:rPr>
+        <w:t>Change: Choose MAE instead of MSE as the sole criterion.</w:t>
       </w:r>
     </w:p>
     <w:p>
       <w:pPr>
+        <w:pStyle w:val="Heading3"/>
+      </w:pPr>
+      <w:r>
+        <w:t>Predicted result</w:t>
+      </w:r>
+    </w:p>
+    <w:p>
+      <w:pPr>
+        <w:spacing w:line="336" w:lineRule="auto" w:after="180"/>
+        <w:shd w:fill="F1F6FC"/>
+      </w:pPr>
+      <w:r>
+        <w:rPr>
+          <w:b/>
+        </w:rPr>
+        <w:t>Prediction</w:t>
+      </w:r>
+      <w:r>
+        <w:rPr>
+          <w:b w:val="0"/>
+        </w:rPr>
+        <w:t>: A and B tie at MAE1.</w:t>
+      </w:r>
+    </w:p>
+    <w:p>
+      <w:pPr>
+        <w:pStyle w:val="Heading3"/>
+      </w:pPr>
+      <w:r>
+        <w:t>Why the result follows</w:t>
+      </w:r>
+    </w:p>
+    <w:p>
+      <w:pPr>
+        <w:spacing w:line="336" w:lineRule="auto" w:after="180"/>
+        <w:shd w:fill="F1F6FC"/>
+      </w:pPr>
+      <w:r>
+        <w:rPr>
+          <w:b w:val="0"/>
+        </w:rPr>
+        <w:t xml:space="preserve">Reason: </w:t>
+      </w:r>
+      <w:r>
+        <w:rPr>
+          <w:b/>
+        </w:rPr>
+        <w:t>Squared error</w:t>
+      </w:r>
+      <w:r>
+        <w:rPr>
+          <w:b w:val="0"/>
+        </w:rPr>
+        <w:t xml:space="preserve"> penalises B’s concentrated error more, while absolute errors both sum 2.</w:t>
+      </w:r>
+    </w:p>
+    <w:p>
+      <w:pPr>
+        <w:pStyle w:val="Heading3"/>
+      </w:pPr>
+      <w:r>
+        <w:t>Ask while showing the picture</w:t>
+      </w:r>
+    </w:p>
+    <w:p>
+      <w:pPr>
+        <w:pStyle w:val="Heading3"/>
+      </w:pPr>
+      <w:r>
+        <w:t>Ask while showing the picture · 2</w:t>
+      </w:r>
+    </w:p>
+    <w:p>
+      <w:pPr>
+        <w:spacing w:line="336" w:lineRule="auto" w:after="180"/>
+      </w:pPr>
+      <w:r>
+        <w:rPr>
+          <w:b w:val="0"/>
+        </w:rPr>
+        <w:t xml:space="preserve">Cover the result. Ask learners to name the </w:t>
+      </w:r>
+      <w:r>
+        <w:rPr>
+          <w:b/>
+        </w:rPr>
+        <w:t>input</w:t>
+      </w:r>
+      <w:r>
+        <w:rPr>
+          <w:b w:val="0"/>
+        </w:rPr>
+        <w:t xml:space="preserve">s and predict the next step. Uncover one step, connect the icon to the actual procedure, and explain its </w:t>
+      </w:r>
+      <w:r>
+        <w:rPr>
+          <w:b/>
+        </w:rPr>
+        <w:t>evidence</w:t>
+      </w:r>
+      <w:r>
+        <w:rPr>
+          <w:b w:val="0"/>
+        </w:rPr>
+        <w:t>. Then change the supplied condition and compare.</w:t>
+      </w:r>
+    </w:p>
+    <w:p>
+      <w:pPr>
+        <w:spacing w:line="336" w:lineRule="auto" w:after="180"/>
+      </w:pPr>
+      <w:r>
+        <w:rPr>
+          <w:b w:val="0"/>
+        </w:rPr>
+        <w:t>The picture is a representation; it does not document execution of a real AI model.</w:t>
+      </w:r>
+    </w:p>
+    <w:p>
+      <w:pPr>
         <w:pStyle w:val="Heading1"/>
       </w:pPr>
       <w:r>
         <w:t>03. Demonstrate and guide practice</w:t>
+      </w:r>
+    </w:p>
+    <w:p>
+      <w:r>
+        <w:t>Demonstrate Loss functions, reduce support deliberately and check individual reasoning before discussing answers.</w:t>
       </w:r>
     </w:p>
     <w:tbl>
@@ -1466,36 +2369,160 @@
       </w:tr>
     </w:tbl>
     <w:p>
-      <w:r>
-        <w:t>Use the worked example in Sections 3 and 6. Collect a prediction before revealing its result; ask the learner to point to each intermediate fact.</w:t>
+      <w:pPr>
+        <w:spacing w:line="336" w:lineRule="auto" w:after="180"/>
+      </w:pPr>
+      <w:r>
+        <w:rPr>
+          <w:b w:val="0"/>
+        </w:rPr>
+        <w:t xml:space="preserve">Use the worked example in Sections 3 and 6. Collect a </w:t>
+      </w:r>
+      <w:r>
+        <w:rPr>
+          <w:b/>
+        </w:rPr>
+        <w:t>prediction</w:t>
+      </w:r>
+      <w:r>
+        <w:rPr>
+          <w:b w:val="0"/>
+        </w:rPr>
+        <w:t xml:space="preserve"> before revealing its result; ask the learner to point to each intermediate fact.</w:t>
       </w:r>
     </w:p>
     <w:p>
-      <w:r>
-        <w:t>Provide a residual and squared-error table and permit a calculator for fractions. Extension: if both targets and predictions are converted from cm to mm, explain why residuals multiply by 10 and MSE by 100 while candidate ranking stays the same.</w:t>
+      <w:pPr>
+        <w:spacing w:line="336" w:lineRule="auto" w:after="180"/>
+      </w:pPr>
+      <w:r>
+        <w:rPr>
+          <w:b w:val="0"/>
+        </w:rPr>
+        <w:t xml:space="preserve">Provide a </w:t>
+      </w:r>
+      <w:r>
+        <w:rPr>
+          <w:b/>
+        </w:rPr>
+        <w:t>residual</w:t>
+      </w:r>
+      <w:r>
+        <w:rPr>
+          <w:b w:val="0"/>
+        </w:rPr>
+        <w:t xml:space="preserve"> and squared-error table and permit a calculator for fractions.</w:t>
       </w:r>
     </w:p>
     <w:p>
       <w:pPr>
-        <w:pStyle w:val="Heading3"/>
-      </w:pPr>
-      <w:r>
-        <w:t>Reduce help deliberately</w:t>
+        <w:spacing w:line="336" w:lineRule="auto" w:after="180"/>
+      </w:pPr>
+      <w:r>
+        <w:rPr>
+          <w:b w:val="0"/>
+        </w:rPr>
+        <w:t xml:space="preserve">Extension: if both </w:t>
+      </w:r>
+      <w:r>
+        <w:rPr>
+          <w:b/>
+        </w:rPr>
+        <w:t>target</w:t>
+      </w:r>
+      <w:r>
+        <w:rPr>
+          <w:b w:val="0"/>
+        </w:rPr>
+        <w:t xml:space="preserve">s and </w:t>
+      </w:r>
+      <w:r>
+        <w:rPr>
+          <w:b/>
+        </w:rPr>
+        <w:t>prediction</w:t>
+      </w:r>
+      <w:r>
+        <w:rPr>
+          <w:b w:val="0"/>
+        </w:rPr>
+        <w:t xml:space="preserve">s are converted from cm to mm, explain why </w:t>
+      </w:r>
+      <w:r>
+        <w:rPr>
+          <w:b/>
+        </w:rPr>
+        <w:t>residual</w:t>
+      </w:r>
+      <w:r>
+        <w:rPr>
+          <w:b w:val="0"/>
+        </w:rPr>
+        <w:t>s multiply by 10 and MSE by 100 while candidate ranking stays the same.</w:t>
       </w:r>
     </w:p>
     <w:p>
-      <w:r>
-        <w:t>Completion task: Targets [0, 4] have predictions [2, 2]. Compare mean residual and MSE.</w:t>
+      <w:pPr>
+        <w:pStyle w:val="Heading3"/>
+      </w:pPr>
+      <w:r>
+        <w:t>Reduce help deliberately</w:t>
       </w:r>
     </w:p>
     <w:p>
-      <w:r>
-        <w:t>Teacher check: Teacher explanation: Residuals 2 and -2 average to 0; squares 4 and 4 give MSE 4. Both predictions are wrong despite zero mean residual.</w:t>
+      <w:pPr>
+        <w:pStyle w:val="Heading3"/>
+      </w:pPr>
+      <w:r>
+        <w:t>Completion practice</w:t>
       </w:r>
     </w:p>
     <w:p>
-      <w:r>
-        <w:t>Start by identifying the given inputs together. Leave the intermediate steps blank. If needed, model one step, then withdraw that help on the next step. Move to a full trace only when the partial trace is understood. For partners, alternate explainer and checker; collect a response from every learner before discussion.</w:t>
+      <w:pPr>
+        <w:spacing w:line="336" w:lineRule="auto" w:after="180"/>
+        <w:shd w:fill="F5F1FB"/>
+      </w:pPr>
+      <w:r>
+        <w:rPr>
+          <w:b w:val="0"/>
+        </w:rPr>
+        <w:t xml:space="preserve">Completion task: </w:t>
+      </w:r>
+      <w:r>
+        <w:rPr>
+          <w:b/>
+        </w:rPr>
+        <w:t>Target</w:t>
+      </w:r>
+      <w:r>
+        <w:rPr>
+          <w:b w:val="0"/>
+        </w:rPr>
+        <w:t xml:space="preserve">s [0, 4] have </w:t>
+      </w:r>
+      <w:r>
+        <w:rPr>
+          <w:b/>
+        </w:rPr>
+        <w:t>prediction</w:t>
+      </w:r>
+      <w:r>
+        <w:rPr>
+          <w:b w:val="0"/>
+        </w:rPr>
+        <w:t xml:space="preserve">s [2, 2]. Compare mean </w:t>
+      </w:r>
+      <w:r>
+        <w:rPr>
+          <w:b/>
+        </w:rPr>
+        <w:t>residual</w:t>
+      </w:r>
+      <w:r>
+        <w:rPr>
+          <w:b w:val="0"/>
+        </w:rPr>
+        <w:t xml:space="preserve"> and MSE.</w:t>
       </w:r>
     </w:p>
     <w:p>
@@ -1503,22 +2530,89 @@
         <w:pStyle w:val="Heading3"/>
       </w:pPr>
       <w:r>
-        <w:t>Individual reasoning check</w:t>
+        <w:t>Reasoning to listen for</w:t>
       </w:r>
     </w:p>
     <w:p>
-      <w:r>
-        <w:t>Use the worked case for Loss functions. Proposed explanation: “Average residual is the loss”. Decide whether this explanation is supported. Point to the step or supplied fact that decides; explain your repair if needed.</w:t>
+      <w:pPr>
+        <w:spacing w:line="336" w:lineRule="auto" w:after="180"/>
+        <w:shd w:fill="F1F6FC"/>
+      </w:pPr>
+      <w:r>
+        <w:rPr>
+          <w:b w:val="0"/>
+        </w:rPr>
+        <w:t xml:space="preserve">Teacher check: Teacher explanation: </w:t>
+      </w:r>
+      <w:r>
+        <w:rPr>
+          <w:b/>
+        </w:rPr>
+        <w:t>Residual</w:t>
+      </w:r>
+      <w:r>
+        <w:rPr>
+          <w:b w:val="0"/>
+        </w:rPr>
+        <w:t xml:space="preserve">s 2 and -2 average to 0; squares 4 and 4 give MSE 4. Both </w:t>
+      </w:r>
+      <w:r>
+        <w:rPr>
+          <w:b/>
+        </w:rPr>
+        <w:t>prediction</w:t>
+      </w:r>
+      <w:r>
+        <w:rPr>
+          <w:b w:val="0"/>
+        </w:rPr>
+        <w:t xml:space="preserve">s are wrong despite zero mean </w:t>
+      </w:r>
+      <w:r>
+        <w:rPr>
+          <w:b/>
+        </w:rPr>
+        <w:t>residual</w:t>
+      </w:r>
+      <w:r>
+        <w:rPr>
+          <w:b w:val="0"/>
+        </w:rPr>
+        <w:t>.</w:t>
       </w:r>
     </w:p>
     <w:p>
-      <w:r>
-        <w:t>Expected correction: Signed residuals can cancel. Apply the specified penalty before averaging.</w:t>
+      <w:pPr>
+        <w:spacing w:line="336" w:lineRule="auto" w:after="180"/>
+      </w:pPr>
+      <w:r>
+        <w:rPr>
+          <w:b w:val="0"/>
+        </w:rPr>
+        <w:t xml:space="preserve">Start by identifying the given </w:t>
+      </w:r>
+      <w:r>
+        <w:rPr>
+          <w:b/>
+        </w:rPr>
+        <w:t>input</w:t>
+      </w:r>
+      <w:r>
+        <w:rPr>
+          <w:b w:val="0"/>
+        </w:rPr>
+        <w:t>s together. Leave the intermediate steps blank. If needed, model one step, then withdraw that help on the next step. Move to a full trace only when the partial trace is understood.</w:t>
       </w:r>
     </w:p>
     <w:p>
-      <w:r>
-        <w:t>Collect explanations, not only yes/no votes. If a misunderstanding is common, re-model the relevant step for the class. If it affects a few learners, give a short targeted group explanation while others solve a more demanding variation.</w:t>
+      <w:pPr>
+        <w:spacing w:line="336" w:lineRule="auto" w:after="180"/>
+      </w:pPr>
+      <w:r>
+        <w:rPr>
+          <w:b w:val="0"/>
+        </w:rPr>
+        <w:t>For partners, alternate explainer and checker; collect a response from every learner before discussion.</w:t>
       </w:r>
     </w:p>
     <w:p>
@@ -1526,12 +2620,30 @@
         <w:pStyle w:val="Heading3"/>
       </w:pPr>
       <w:r>
-        <w:t>Pictorial practice question</w:t>
+        <w:t>Individual reasoning check</w:t>
       </w:r>
     </w:p>
     <w:p>
-      <w:r>
-        <w:t>Why must the report name the chosen loss? Point to the relevant step in the picture, then write the changed result and the rule or evidence that supports it.</w:t>
+      <w:pPr>
+        <w:spacing w:line="336" w:lineRule="auto" w:after="180"/>
+      </w:pPr>
+      <w:r>
+        <w:rPr>
+          <w:b w:val="0"/>
+        </w:rPr>
+        <w:t xml:space="preserve">Use the worked case for Loss functions. Proposed explanation: “Average </w:t>
+      </w:r>
+      <w:r>
+        <w:rPr>
+          <w:b/>
+        </w:rPr>
+        <w:t>residual</w:t>
+      </w:r>
+      <w:r>
+        <w:rPr>
+          <w:b w:val="0"/>
+        </w:rPr>
+        <w:t xml:space="preserve"> is the loss”. Decide whether this explanation is supported. Point to the step or supplied fact that decides; explain your repair if needed.</w:t>
       </w:r>
     </w:p>
     <w:p>
@@ -1539,50 +2651,319 @@
         <w:pStyle w:val="Heading3"/>
       </w:pPr>
       <w:r>
-        <w:t>Reasoned teacher answer</w:t>
+        <w:t>Expected repair</w:t>
       </w:r>
     </w:p>
     <w:p>
-      <w:r>
-        <w:t>The same predictions produce a strict A win under MSE and a tie under MAE; “better” depends on the declared objective. Changed-case check: A and B tie at MAE1. Squared error penalises B’s concentrated error more, while absolute errors both sum 2.</w:t>
+      <w:pPr>
+        <w:spacing w:line="336" w:lineRule="auto" w:after="180"/>
+        <w:shd w:fill="F1F6FC"/>
+      </w:pPr>
+      <w:r>
+        <w:rPr>
+          <w:b w:val="0"/>
+        </w:rPr>
+        <w:t xml:space="preserve">Expected correction: Signed </w:t>
+      </w:r>
+      <w:r>
+        <w:rPr>
+          <w:b/>
+        </w:rPr>
+        <w:t>residual</w:t>
+      </w:r>
+      <w:r>
+        <w:rPr>
+          <w:b w:val="0"/>
+        </w:rPr>
+        <w:t>s can cancel. Apply the specified penalty before averaging.</w:t>
       </w:r>
     </w:p>
     <w:p>
-      <w:r>
-        <w:t>Changed-case reasoning: A and B tie at MAE1. Squared error penalises B’s concentrated error more, while absolute errors both sum 2.</w:t>
+      <w:pPr>
+        <w:spacing w:line="336" w:lineRule="auto" w:after="180"/>
+      </w:pPr>
+      <w:r>
+        <w:rPr>
+          <w:b w:val="0"/>
+        </w:rPr>
+        <w:t>Collect explanations, not only yes/no votes. If a misunderstanding is common, re-model the relevant step for the class.</w:t>
       </w:r>
     </w:p>
     <w:p>
-      <w:r>
-        <w:t>Collect each learner’s explanation before discussion. Use the first missing connection between input, deciding step and result to choose support. This question is worked-case practice, not fresh mastery evidence.</w:t>
+      <w:pPr>
+        <w:spacing w:line="336" w:lineRule="auto" w:after="180"/>
+      </w:pPr>
+      <w:r>
+        <w:rPr>
+          <w:b w:val="0"/>
+        </w:rPr>
+        <w:t xml:space="preserve">If it affects a few learners, give a short </w:t>
+      </w:r>
+      <w:r>
+        <w:rPr>
+          <w:b/>
+        </w:rPr>
+        <w:t>target</w:t>
+      </w:r>
+      <w:r>
+        <w:rPr>
+          <w:b w:val="0"/>
+        </w:rPr>
+        <w:t>ed group explanation while others solve a more demanding variation.</w:t>
       </w:r>
     </w:p>
     <w:p>
       <w:pPr>
-        <w:pStyle w:val="Heading1"/>
-      </w:pPr>
-      <w:r>
-        <w:t>04. Run the investigation and diagnose misconceptions</w:t>
+        <w:pStyle w:val="Heading3"/>
+      </w:pPr>
+      <w:r>
+        <w:t>Pictorial practice question</w:t>
       </w:r>
     </w:p>
     <w:p>
-      <w:r>
-        <w:t>Average residual is the loss: Signed residuals can cancel. Apply the specified penalty before averaging.</w:t>
+      <w:pPr>
+        <w:spacing w:line="336" w:lineRule="auto" w:after="180"/>
+      </w:pPr>
+      <w:r>
+        <w:rPr>
+          <w:b w:val="0"/>
+        </w:rPr>
+        <w:t xml:space="preserve">Why must the report name the chosen loss? Point to the relevant step in the picture, then write the changed result and the rule or </w:t>
+      </w:r>
+      <w:r>
+        <w:rPr>
+          <w:b/>
+        </w:rPr>
+        <w:t>evidence</w:t>
+      </w:r>
+      <w:r>
+        <w:rPr>
+          <w:b w:val="0"/>
+        </w:rPr>
+        <w:t xml:space="preserve"> that supports it.</w:t>
       </w:r>
     </w:p>
     <w:p>
-      <w:r>
-        <w:t>Ignore perfect predictions in the average: The denominator includes every valid evaluated pair, including zero-error cases.</w:t>
+      <w:pPr>
+        <w:pStyle w:val="Heading3"/>
+      </w:pPr>
+      <w:r>
+        <w:t>Reasoned teacher answer</w:t>
       </w:r>
     </w:p>
     <w:p>
-      <w:r>
-        <w:t>One metric gives the universal winner: Different losses express different penalties. Choose and disclose the criterion.</w:t>
+      <w:pPr>
+        <w:spacing w:line="336" w:lineRule="auto" w:after="180"/>
+      </w:pPr>
+      <w:r>
+        <w:rPr>
+          <w:b w:val="0"/>
+        </w:rPr>
+        <w:t xml:space="preserve">The same </w:t>
+      </w:r>
+      <w:r>
+        <w:rPr>
+          <w:b/>
+        </w:rPr>
+        <w:t>prediction</w:t>
+      </w:r>
+      <w:r>
+        <w:rPr>
+          <w:b w:val="0"/>
+        </w:rPr>
+        <w:t>s produce a strict A win under MSE and a tie under MAE; “better” depends on the declared objective. Changed-case check: A and B tie at MAE1.</w:t>
       </w:r>
     </w:p>
     <w:p>
-      <w:r>
-        <w:t>Use Section 9 for the evidence ledger. Add a boundary or missing-input case and record the expected response before checking. More successful repeats of one case do not establish wider coverage.</w:t>
+      <w:pPr>
+        <w:spacing w:line="336" w:lineRule="auto" w:after="180"/>
+      </w:pPr>
+      <w:r>
+        <w:rPr>
+          <w:b/>
+        </w:rPr>
+        <w:t>Squared error</w:t>
+      </w:r>
+      <w:r>
+        <w:rPr>
+          <w:b w:val="0"/>
+        </w:rPr>
+        <w:t xml:space="preserve"> penalises B’s concentrated error more, while absolute errors both sum 2.</w:t>
+      </w:r>
+    </w:p>
+    <w:p>
+      <w:pPr>
+        <w:spacing w:line="336" w:lineRule="auto" w:after="180"/>
+      </w:pPr>
+      <w:r>
+        <w:rPr>
+          <w:b w:val="0"/>
+        </w:rPr>
+        <w:t xml:space="preserve">Changed-case reasoning: A and B tie at MAE1. </w:t>
+      </w:r>
+      <w:r>
+        <w:rPr>
+          <w:b/>
+        </w:rPr>
+        <w:t>Squared error</w:t>
+      </w:r>
+      <w:r>
+        <w:rPr>
+          <w:b w:val="0"/>
+        </w:rPr>
+        <w:t xml:space="preserve"> penalises B’s concentrated error more, while absolute errors both sum 2.</w:t>
+      </w:r>
+    </w:p>
+    <w:p>
+      <w:pPr>
+        <w:spacing w:line="336" w:lineRule="auto" w:after="180"/>
+      </w:pPr>
+      <w:r>
+        <w:rPr>
+          <w:b w:val="0"/>
+        </w:rPr>
+        <w:t xml:space="preserve">Collect each learner’s explanation before discussion. Use the first missing connection between </w:t>
+      </w:r>
+      <w:r>
+        <w:rPr>
+          <w:b/>
+        </w:rPr>
+        <w:t>input</w:t>
+      </w:r>
+      <w:r>
+        <w:rPr>
+          <w:b w:val="0"/>
+        </w:rPr>
+        <w:t xml:space="preserve">, deciding step and result to choose support. This question is worked-case practice, not fresh mastery </w:t>
+      </w:r>
+      <w:r>
+        <w:rPr>
+          <w:b/>
+        </w:rPr>
+        <w:t>evidence</w:t>
+      </w:r>
+      <w:r>
+        <w:rPr>
+          <w:b w:val="0"/>
+        </w:rPr>
+        <w:t>.</w:t>
+      </w:r>
+    </w:p>
+    <w:p>
+      <w:pPr>
+        <w:pStyle w:val="Heading1"/>
+      </w:pPr>
+      <w:r>
+        <w:t>04. Run the investigation and diagnose misconceptions</w:t>
+      </w:r>
+    </w:p>
+    <w:p>
+      <w:r>
+        <w:t>Run the Loss functions investigation and use the first unsupported step to choose a teaching response.</w:t>
+      </w:r>
+    </w:p>
+    <w:p>
+      <w:pPr>
+        <w:spacing w:line="336" w:lineRule="auto" w:after="180"/>
+      </w:pPr>
+      <w:r>
+        <w:rPr>
+          <w:b w:val="0"/>
+        </w:rPr>
+        <w:t xml:space="preserve">Average </w:t>
+      </w:r>
+      <w:r>
+        <w:rPr>
+          <w:b/>
+        </w:rPr>
+        <w:t>residual</w:t>
+      </w:r>
+      <w:r>
+        <w:rPr>
+          <w:b w:val="0"/>
+        </w:rPr>
+        <w:t xml:space="preserve"> is the loss: Signed </w:t>
+      </w:r>
+      <w:r>
+        <w:rPr>
+          <w:b/>
+        </w:rPr>
+        <w:t>residual</w:t>
+      </w:r>
+      <w:r>
+        <w:rPr>
+          <w:b w:val="0"/>
+        </w:rPr>
+        <w:t>s can cancel. Apply the specified penalty before averaging.</w:t>
+      </w:r>
+    </w:p>
+    <w:p>
+      <w:pPr>
+        <w:spacing w:line="336" w:lineRule="auto" w:after="180"/>
+      </w:pPr>
+      <w:r>
+        <w:rPr>
+          <w:b w:val="0"/>
+        </w:rPr>
+        <w:t xml:space="preserve">Ignore perfect </w:t>
+      </w:r>
+      <w:r>
+        <w:rPr>
+          <w:b/>
+        </w:rPr>
+        <w:t>prediction</w:t>
+      </w:r>
+      <w:r>
+        <w:rPr>
+          <w:b w:val="0"/>
+        </w:rPr>
+        <w:t>s in the average: The denominator includes every valid evaluated pair, including zero-error cases.</w:t>
+      </w:r>
+    </w:p>
+    <w:p>
+      <w:pPr>
+        <w:spacing w:line="336" w:lineRule="auto" w:after="180"/>
+      </w:pPr>
+      <w:r>
+        <w:rPr>
+          <w:b w:val="0"/>
+        </w:rPr>
+        <w:t>One metric gives the universal winner: Different losses express different penalties. Choose and disclose the criterion.</w:t>
+      </w:r>
+    </w:p>
+    <w:p>
+      <w:pPr>
+        <w:spacing w:line="336" w:lineRule="auto" w:after="180"/>
+      </w:pPr>
+      <w:r>
+        <w:rPr>
+          <w:b w:val="0"/>
+        </w:rPr>
+        <w:t xml:space="preserve">Use Section 9 for the </w:t>
+      </w:r>
+      <w:r>
+        <w:rPr>
+          <w:b/>
+        </w:rPr>
+        <w:t>evidence</w:t>
+      </w:r>
+      <w:r>
+        <w:rPr>
+          <w:b w:val="0"/>
+        </w:rPr>
+        <w:t xml:space="preserve"> ledger. Add a boundary or missing-</w:t>
+      </w:r>
+      <w:r>
+        <w:rPr>
+          <w:b/>
+        </w:rPr>
+        <w:t>input</w:t>
+      </w:r>
+      <w:r>
+        <w:rPr>
+          <w:b w:val="0"/>
+        </w:rPr>
+        <w:t xml:space="preserve"> case and record the expected response before checking. More successful repeats of one case do not establish wider coverage.</w:t>
       </w:r>
     </w:p>
     <w:p>
@@ -1740,29 +3121,38 @@
       </w:tr>
     </w:tbl>
     <w:p>
-      <w:r>
-        <w:t>Offer an oral explanation, drawing, enlarged visual or fewer examples when that removes a reading/writing barrier. Keep the same reasoning goal. Stretch secure learners by changing a boundary or assumption and asking them to defend the effect, not simply by assigning more of the same questions.</w:t>
+      <w:pPr>
+        <w:spacing w:line="336" w:lineRule="auto" w:after="180"/>
+      </w:pPr>
+      <w:r>
+        <w:rPr>
+          <w:b w:val="0"/>
+        </w:rPr>
+        <w:t>Offer an oral explanation, drawing, enlarged visual or fewer examples when that removes a reading/writing barrier. Keep the same reasoning goal.</w:t>
       </w:r>
     </w:p>
     <w:p>
       <w:pPr>
-        <w:pStyle w:val="Heading1"/>
-      </w:pPr>
-      <w:r>
-        <w:t>05. Assess and explain the answers</w:t>
+        <w:spacing w:line="336" w:lineRule="auto" w:after="180"/>
+      </w:pPr>
+      <w:r>
+        <w:rPr>
+          <w:b w:val="0"/>
+        </w:rPr>
+        <w:t>Stretch secure learners by changing a boundary or assumption and asking them to defend the effect, not simply by assigning more of the same questions.</w:t>
       </w:r>
     </w:p>
     <w:p>
       <w:pPr>
-        <w:pStyle w:val="Heading3"/>
-      </w:pPr>
-      <w:r>
-        <w:t>Guided and exit questions</w:t>
+        <w:pStyle w:val="Heading1"/>
+      </w:pPr>
+      <w:r>
+        <w:t>05. Assess and explain the answers</w:t>
       </w:r>
     </w:p>
     <w:p>
       <w:r>
-        <w:t>Guided: residuals [-1, 0, 1], squares [1, 0, 1], MSE 2/3, tied with the baseline under MSE. Exit: zero training MSE establishes an exact fit on those recorded targets under the chosen loss; it does not establish performance on unseen cases or correct labels.</w:t>
+        <w:t>Use the Loss functions questions, teacher keys and criteria after the relevant attempts. Previously discussed cases are practice; protect the separately selected independent task.</w:t>
       </w:r>
     </w:p>
     <w:p>
@@ -1770,17 +3160,65 @@
         <w:pStyle w:val="Heading3"/>
       </w:pPr>
       <w:r>
-        <w:t>W1 Calculate a loss</w:t>
+        <w:t>Guided and exit questions</w:t>
       </w:r>
     </w:p>
     <w:p>
-      <w:r>
-        <w:t>For targets [2, 4] and predictions [1, 6], record residuals, squares and MSE.</w:t>
+      <w:pPr>
+        <w:spacing w:line="336" w:lineRule="auto" w:after="180"/>
+      </w:pPr>
+      <w:r>
+        <w:rPr>
+          <w:b w:val="0"/>
+        </w:rPr>
+        <w:t xml:space="preserve">Guided: </w:t>
+      </w:r>
+      <w:r>
+        <w:rPr>
+          <w:b/>
+        </w:rPr>
+        <w:t>residual</w:t>
+      </w:r>
+      <w:r>
+        <w:rPr>
+          <w:b w:val="0"/>
+        </w:rPr>
+        <w:t>s [-1, 0, 1], squares [1, 0, 1], MSE 2/3, tied with the baseline under MSE.</w:t>
       </w:r>
     </w:p>
     <w:p>
-      <w:r>
-        <w:t>Teacher explanation: Residuals are -1 and 2, squares 1 and 4, MSE 2.5.</w:t>
+      <w:pPr>
+        <w:spacing w:line="336" w:lineRule="auto" w:after="180"/>
+      </w:pPr>
+      <w:r>
+        <w:rPr>
+          <w:b w:val="0"/>
+        </w:rPr>
+        <w:t xml:space="preserve">Exit: zero </w:t>
+      </w:r>
+      <w:r>
+        <w:rPr>
+          <w:b/>
+        </w:rPr>
+        <w:t>training</w:t>
+      </w:r>
+      <w:r>
+        <w:rPr>
+          <w:b w:val="0"/>
+        </w:rPr>
+        <w:t xml:space="preserve"> MSE establishes an exact fit on those recorded </w:t>
+      </w:r>
+      <w:r>
+        <w:rPr>
+          <w:b/>
+        </w:rPr>
+        <w:t>target</w:t>
+      </w:r>
+      <w:r>
+        <w:rPr>
+          <w:b w:val="0"/>
+        </w:rPr>
+        <w:t>s under the chosen loss; it does not establish performance on unseen cases or correct labels.</w:t>
       </w:r>
     </w:p>
     <w:p>
@@ -1788,17 +3226,63 @@
         <w:pStyle w:val="Heading3"/>
       </w:pPr>
       <w:r>
-        <w:t>W2 Expose cancellation</w:t>
+        <w:t>W1 Calculate a loss</w:t>
       </w:r>
     </w:p>
     <w:p>
-      <w:r>
-        <w:t>Targets [0, 4] have predictions [2, 2]. Compare mean residual and MSE.</w:t>
+      <w:pPr>
+        <w:pStyle w:val="Heading3"/>
+      </w:pPr>
+      <w:r>
+        <w:t>Workbook question · W1</w:t>
       </w:r>
     </w:p>
     <w:p>
-      <w:r>
-        <w:t>Teacher explanation: Residuals 2 and -2 average to 0; squares 4 and 4 give MSE 4. Both predictions are wrong despite zero mean residual.</w:t>
+      <w:pPr>
+        <w:spacing w:line="336" w:lineRule="auto" w:after="180"/>
+        <w:shd w:fill="F5F1FB"/>
+      </w:pPr>
+      <w:r>
+        <w:rPr>
+          <w:b w:val="0"/>
+        </w:rPr>
+        <w:t xml:space="preserve">For </w:t>
+      </w:r>
+      <w:r>
+        <w:rPr>
+          <w:b/>
+        </w:rPr>
+        <w:t>target</w:t>
+      </w:r>
+      <w:r>
+        <w:rPr>
+          <w:b w:val="0"/>
+        </w:rPr>
+        <w:t xml:space="preserve">s [2, 4] and </w:t>
+      </w:r>
+      <w:r>
+        <w:rPr>
+          <w:b/>
+        </w:rPr>
+        <w:t>prediction</w:t>
+      </w:r>
+      <w:r>
+        <w:rPr>
+          <w:b w:val="0"/>
+        </w:rPr>
+        <w:t xml:space="preserve">s [1, 6], record </w:t>
+      </w:r>
+      <w:r>
+        <w:rPr>
+          <w:b/>
+        </w:rPr>
+        <w:t>residual</w:t>
+      </w:r>
+      <w:r>
+        <w:rPr>
+          <w:b w:val="0"/>
+        </w:rPr>
+        <w:t>s, squares and MSE.</w:t>
       </w:r>
     </w:p>
     <w:p>
@@ -1806,17 +3290,39 @@
         <w:pStyle w:val="Heading3"/>
       </w:pPr>
       <w:r>
-        <w:t>W3 Check the denominator</w:t>
+        <w:t>Teacher reasoning · W1</w:t>
       </w:r>
     </w:p>
     <w:p>
-      <w:r>
-        <w:t>A learner totals squared errors 1, 0, 9 and divides by 2 because there are two nonzero errors. Correct the MSE.</w:t>
+      <w:pPr>
+        <w:spacing w:line="336" w:lineRule="auto" w:after="180"/>
+        <w:shd w:fill="F1F6FC"/>
+      </w:pPr>
+      <w:r>
+        <w:rPr>
+          <w:b w:val="0"/>
+        </w:rPr>
+        <w:t xml:space="preserve">Teacher explanation: </w:t>
+      </w:r>
+      <w:r>
+        <w:rPr>
+          <w:b/>
+        </w:rPr>
+        <w:t>Residual</w:t>
+      </w:r>
+      <w:r>
+        <w:rPr>
+          <w:b w:val="0"/>
+        </w:rPr>
+        <w:t>s are -1 and 2, squares 1 and 4, MSE 2.5.</w:t>
       </w:r>
     </w:p>
     <w:p>
-      <w:r>
-        <w:t>Teacher explanation: All three evaluated examples count. MSE is 10 / 3, not 5. A zero-error example is still an example.</w:t>
+      <w:pPr>
+        <w:pStyle w:val="Heading3"/>
+      </w:pPr>
+      <w:r>
+        <w:t>W2 Expose cancellation</w:t>
       </w:r>
     </w:p>
     <w:p>
@@ -1824,61 +3330,173 @@
         <w:pStyle w:val="Heading3"/>
       </w:pPr>
       <w:r>
-        <w:t>W4 Compare an unfamiliar evaluation independently</w:t>
+        <w:t>Workbook question · W2</w:t>
       </w:r>
     </w:p>
     <w:p>
-      <w:r>
-        <w:t>Targets are [0, 2, 4]. Model A predicts [1, 2, 3]; model B predicts [0, 2, 2]. Calculate both MSEs and identify the better model under MSE on these cases. Calculate mean absolute errors too. State what changes in the conclusion.</w:t>
+      <w:pPr>
+        <w:spacing w:line="336" w:lineRule="auto" w:after="180"/>
+        <w:shd w:fill="F5F1FB"/>
+      </w:pPr>
+      <w:r>
+        <w:rPr>
+          <w:b/>
+        </w:rPr>
+        <w:t>Target</w:t>
+      </w:r>
+      <w:r>
+        <w:rPr>
+          <w:b w:val="0"/>
+        </w:rPr>
+        <w:t xml:space="preserve">s [0, 4] have </w:t>
+      </w:r>
+      <w:r>
+        <w:rPr>
+          <w:b/>
+        </w:rPr>
+        <w:t>prediction</w:t>
+      </w:r>
+      <w:r>
+        <w:rPr>
+          <w:b w:val="0"/>
+        </w:rPr>
+        <w:t xml:space="preserve">s [2, 2]. Compare mean </w:t>
+      </w:r>
+      <w:r>
+        <w:rPr>
+          <w:b/>
+        </w:rPr>
+        <w:t>residual</w:t>
+      </w:r>
+      <w:r>
+        <w:rPr>
+          <w:b w:val="0"/>
+        </w:rPr>
+        <w:t xml:space="preserve"> and MSE.</w:t>
       </w:r>
     </w:p>
     <w:p>
-      <w:r>
-        <w:t>Teacher explanation: A residuals [1, 0, -1] give MSE 2/3; B [0, 0, -2] gives MSE 4/3, so A is better under MSE. Both mean absolute errors are 2/3, giving a tie under that metric. Neither ranking establishes future performance.</w:t>
+      <w:pPr>
+        <w:pStyle w:val="Heading3"/>
+      </w:pPr>
+      <w:r>
+        <w:t>Teacher reasoning · W2</w:t>
       </w:r>
     </w:p>
     <w:p>
       <w:pPr>
-        <w:pStyle w:val="Heading3"/>
-      </w:pPr>
-      <w:r>
-        <w:t>W5 Protect final testing</w:t>
+        <w:spacing w:line="336" w:lineRule="auto" w:after="180"/>
+        <w:shd w:fill="F1F6FC"/>
+      </w:pPr>
+      <w:r>
+        <w:rPr>
+          <w:b w:val="0"/>
+        </w:rPr>
+        <w:t xml:space="preserve">Teacher explanation: </w:t>
+      </w:r>
+      <w:r>
+        <w:rPr>
+          <w:b/>
+        </w:rPr>
+        <w:t>Residual</w:t>
+      </w:r>
+      <w:r>
+        <w:rPr>
+          <w:b w:val="0"/>
+        </w:rPr>
+        <w:t xml:space="preserve">s 2 and -2 average to 0; squares 4 and 4 give MSE 4. Both </w:t>
+      </w:r>
+      <w:r>
+        <w:rPr>
+          <w:b/>
+        </w:rPr>
+        <w:t>prediction</w:t>
+      </w:r>
+      <w:r>
+        <w:rPr>
+          <w:b w:val="0"/>
+        </w:rPr>
+        <w:t xml:space="preserve">s are wrong despite zero mean </w:t>
+      </w:r>
+      <w:r>
+        <w:rPr>
+          <w:b/>
+        </w:rPr>
+        <w:t>residual</w:t>
+      </w:r>
+      <w:r>
+        <w:rPr>
+          <w:b w:val="0"/>
+        </w:rPr>
+        <w:t>.</w:t>
       </w:r>
     </w:p>
     <w:p>
-      <w:r>
-        <w:t>A team tries ten models and picks the one with the lowest final-test MSE. Can that same result be presented as an untouched final evaluation?</w:t>
+      <w:pPr>
+        <w:pStyle w:val="Heading3"/>
+      </w:pPr>
+      <w:r>
+        <w:t>W3 Check the denominator</w:t>
       </w:r>
     </w:p>
     <w:p>
-      <w:r>
-        <w:t>Teacher explanation: No. The test informed selection and became development evidence. Preserve the result with that disclosure, freeze the chosen process and use fresh independent evaluation for a new final claim.</w:t>
+      <w:pPr>
+        <w:pStyle w:val="Heading3"/>
+      </w:pPr>
+      <w:r>
+        <w:t>Workbook question · W3</w:t>
       </w:r>
     </w:p>
     <w:p>
       <w:pPr>
-        <w:pStyle w:val="Heading3"/>
-      </w:pPr>
-      <w:r>
-        <w:t>Independent assessment and fresh retry</w:t>
+        <w:spacing w:line="336" w:lineRule="auto" w:after="180"/>
+        <w:shd w:fill="F5F1FB"/>
+      </w:pPr>
+      <w:r>
+        <w:rPr>
+          <w:b w:val="0"/>
+        </w:rPr>
+        <w:t xml:space="preserve">A learner totals </w:t>
+      </w:r>
+      <w:r>
+        <w:rPr>
+          <w:b/>
+        </w:rPr>
+        <w:t>squared error</w:t>
+      </w:r>
+      <w:r>
+        <w:rPr>
+          <w:b w:val="0"/>
+        </w:rPr>
+        <w:t>s 1, 0, 9 and divides by 2 because there are two nonzero errors. Correct the MSE.</w:t>
       </w:r>
     </w:p>
     <w:p>
-      <w:r>
-        <w:t>W4 requires MSEs 2/3 and 4/3, tied MAEs 2/3, and limited claims. Fresh retry: targets [1, 5], predictions [3, 4] give residuals [2, -1], MSE 2.5 and MAE 1.5. Reject averaging the residuals to 0.5 as an error magnitude.</w:t>
+      <w:pPr>
+        <w:pStyle w:val="Heading3"/>
+      </w:pPr>
+      <w:r>
+        <w:t>Teacher reasoning · W3</w:t>
       </w:r>
     </w:p>
     <w:p>
       <w:pPr>
-        <w:pStyle w:val="Heading3"/>
-      </w:pPr>
-      <w:r>
-        <w:t>Assess independent transfer</w:t>
+        <w:spacing w:line="336" w:lineRule="auto" w:after="180"/>
+        <w:shd w:fill="F1F6FC"/>
+      </w:pPr>
+      <w:r>
+        <w:rPr>
+          <w:b w:val="0"/>
+        </w:rPr>
+        <w:t>Teacher explanation: All three evaluated examples count. MSE is 10 / 3, not 5. A zero-error example is still an example.</w:t>
       </w:r>
     </w:p>
     <w:p>
-      <w:r>
-        <w:t>Selected case: Targets are [0, 2, 4]. Model A predicts [1, 2, 3]; model B predicts [0, 2, 2]. Calculate both MSEs and identify the better model under MSE on these cases. Calculate mean absolute errors too. State what changes in the conclusion.</w:t>
+      <w:pPr>
+        <w:pStyle w:val="Heading3"/>
+      </w:pPr>
+      <w:r>
+        <w:t>W4 Compare an unfamiliar evaluation independently</w:t>
       </w:r>
     </w:p>
     <w:p>
@@ -1886,12 +3504,309 @@
         <w:pStyle w:val="Heading3"/>
       </w:pPr>
       <w:r>
-        <w:t>Selected case answer</w:t>
+        <w:t>Workbook question · W4</w:t>
       </w:r>
     </w:p>
     <w:p>
-      <w:r>
-        <w:t>Teacher explanation: A residuals [1, 0, -1] give MSE 2/3; B [0, 0, -2] gives MSE 4/3, so A is better under MSE. Both mean absolute errors are 2/3, giving a tie under that metric. Neither ranking establishes future performance.</w:t>
+      <w:pPr>
+        <w:spacing w:line="336" w:lineRule="auto" w:after="180"/>
+        <w:shd w:fill="F5F1FB"/>
+      </w:pPr>
+      <w:r>
+        <w:rPr>
+          <w:b/>
+        </w:rPr>
+        <w:t>Target</w:t>
+      </w:r>
+      <w:r>
+        <w:rPr>
+          <w:b w:val="0"/>
+        </w:rPr>
+        <w:t>s are [0, 2, 4]. Model A predicts [1, 2, 3]; model B predicts [0, 2, 2]. Calculate both MSEs and identify the better model under MSE on these cases. Calculate mean absolute errors too.</w:t>
+      </w:r>
+    </w:p>
+    <w:p>
+      <w:pPr>
+        <w:spacing w:line="336" w:lineRule="auto" w:after="180"/>
+        <w:shd w:fill="F5F1FB"/>
+      </w:pPr>
+      <w:r>
+        <w:rPr>
+          <w:b w:val="0"/>
+        </w:rPr>
+        <w:t>State what changes in the conclusion.</w:t>
+      </w:r>
+    </w:p>
+    <w:p>
+      <w:pPr>
+        <w:pStyle w:val="Heading3"/>
+      </w:pPr>
+      <w:r>
+        <w:t>Teacher reasoning · W4</w:t>
+      </w:r>
+    </w:p>
+    <w:p>
+      <w:pPr>
+        <w:spacing w:line="336" w:lineRule="auto" w:after="180"/>
+        <w:shd w:fill="F1F6FC"/>
+      </w:pPr>
+      <w:r>
+        <w:rPr>
+          <w:b w:val="0"/>
+        </w:rPr>
+        <w:t xml:space="preserve">Teacher explanation: A </w:t>
+      </w:r>
+      <w:r>
+        <w:rPr>
+          <w:b/>
+        </w:rPr>
+        <w:t>residual</w:t>
+      </w:r>
+      <w:r>
+        <w:rPr>
+          <w:b w:val="0"/>
+        </w:rPr>
+        <w:t>s [1, 0, -1] give MSE 2/3; B [0, 0, -2] gives MSE 4/3, so A is better under MSE. Both mean absolute errors are 2/3, giving a tie under that metric. Neither ranking establishes future performance.</w:t>
+      </w:r>
+    </w:p>
+    <w:p>
+      <w:pPr>
+        <w:pStyle w:val="Heading3"/>
+      </w:pPr>
+      <w:r>
+        <w:t>W5 Protect final testing</w:t>
+      </w:r>
+    </w:p>
+    <w:p>
+      <w:pPr>
+        <w:pStyle w:val="Heading3"/>
+      </w:pPr>
+      <w:r>
+        <w:t>Workbook question · W5</w:t>
+      </w:r>
+    </w:p>
+    <w:p>
+      <w:pPr>
+        <w:spacing w:line="336" w:lineRule="auto" w:after="180"/>
+        <w:shd w:fill="F5F1FB"/>
+      </w:pPr>
+      <w:r>
+        <w:rPr>
+          <w:b w:val="0"/>
+        </w:rPr>
+        <w:t>A team tries ten models and picks the one with the lowest final-test MSE. Can that same result be presented as an untouched final evaluation?</w:t>
+      </w:r>
+    </w:p>
+    <w:p>
+      <w:pPr>
+        <w:pStyle w:val="Heading3"/>
+      </w:pPr>
+      <w:r>
+        <w:t>Teacher reasoning · W5</w:t>
+      </w:r>
+    </w:p>
+    <w:p>
+      <w:pPr>
+        <w:spacing w:line="336" w:lineRule="auto" w:after="180"/>
+        <w:shd w:fill="F1F6FC"/>
+      </w:pPr>
+      <w:r>
+        <w:rPr>
+          <w:b w:val="0"/>
+        </w:rPr>
+        <w:t xml:space="preserve">Teacher explanation: No. The test informed selection and became development </w:t>
+      </w:r>
+      <w:r>
+        <w:rPr>
+          <w:b/>
+        </w:rPr>
+        <w:t>evidence</w:t>
+      </w:r>
+      <w:r>
+        <w:rPr>
+          <w:b w:val="0"/>
+        </w:rPr>
+        <w:t xml:space="preserve">. Preserve the result with that disclosure, freeze the chosen </w:t>
+      </w:r>
+      <w:r>
+        <w:rPr>
+          <w:b/>
+        </w:rPr>
+        <w:t>process</w:t>
+      </w:r>
+      <w:r>
+        <w:rPr>
+          <w:b w:val="0"/>
+        </w:rPr>
+        <w:t xml:space="preserve"> and use fresh independent evaluation for a new final claim.</w:t>
+      </w:r>
+    </w:p>
+    <w:p>
+      <w:pPr>
+        <w:pStyle w:val="Heading3"/>
+      </w:pPr>
+      <w:r>
+        <w:t>Independent assessment and fresh retry</w:t>
+      </w:r>
+    </w:p>
+    <w:p>
+      <w:pPr>
+        <w:pStyle w:val="Heading3"/>
+      </w:pPr>
+      <w:r>
+        <w:t>Teacher key · Independent assessment and fresh retry</w:t>
+      </w:r>
+    </w:p>
+    <w:p>
+      <w:pPr>
+        <w:spacing w:line="336" w:lineRule="auto" w:after="180"/>
+        <w:shd w:fill="F1F6FC"/>
+      </w:pPr>
+      <w:r>
+        <w:rPr>
+          <w:b w:val="0"/>
+        </w:rPr>
+        <w:t xml:space="preserve">W4 requires MSEs 2/3 and 4/3, tied MAEs 2/3, and limited claims. Fresh retry: </w:t>
+      </w:r>
+      <w:r>
+        <w:rPr>
+          <w:b/>
+        </w:rPr>
+        <w:t>target</w:t>
+      </w:r>
+      <w:r>
+        <w:rPr>
+          <w:b w:val="0"/>
+        </w:rPr>
+        <w:t xml:space="preserve">s [1, 5], </w:t>
+      </w:r>
+      <w:r>
+        <w:rPr>
+          <w:b/>
+        </w:rPr>
+        <w:t>prediction</w:t>
+      </w:r>
+      <w:r>
+        <w:rPr>
+          <w:b w:val="0"/>
+        </w:rPr>
+        <w:t xml:space="preserve">s [3, 4] give </w:t>
+      </w:r>
+      <w:r>
+        <w:rPr>
+          <w:b/>
+        </w:rPr>
+        <w:t>residual</w:t>
+      </w:r>
+      <w:r>
+        <w:rPr>
+          <w:b w:val="0"/>
+        </w:rPr>
+        <w:t xml:space="preserve">s [2, -1], MSE 2.5 and MAE 1.5. Reject averaging the </w:t>
+      </w:r>
+      <w:r>
+        <w:rPr>
+          <w:b/>
+        </w:rPr>
+        <w:t>residual</w:t>
+      </w:r>
+      <w:r>
+        <w:rPr>
+          <w:b w:val="0"/>
+        </w:rPr>
+        <w:t>s to 0.5 as an error magnitude.</w:t>
+      </w:r>
+    </w:p>
+    <w:p>
+      <w:pPr>
+        <w:pStyle w:val="Heading3"/>
+      </w:pPr>
+      <w:r>
+        <w:t>Assess independent transfer</w:t>
+      </w:r>
+    </w:p>
+    <w:p>
+      <w:pPr>
+        <w:pStyle w:val="Heading3"/>
+      </w:pPr>
+      <w:r>
+        <w:t>Independent question · withhold the key</w:t>
+      </w:r>
+    </w:p>
+    <w:p>
+      <w:pPr>
+        <w:spacing w:line="336" w:lineRule="auto" w:after="180"/>
+        <w:shd w:fill="F5F1FB"/>
+      </w:pPr>
+      <w:r>
+        <w:rPr>
+          <w:b w:val="0"/>
+        </w:rPr>
+        <w:t xml:space="preserve">Selected case: </w:t>
+      </w:r>
+      <w:r>
+        <w:rPr>
+          <w:b/>
+        </w:rPr>
+        <w:t>Target</w:t>
+      </w:r>
+      <w:r>
+        <w:rPr>
+          <w:b w:val="0"/>
+        </w:rPr>
+        <w:t>s are [0, 2, 4]. Model A predicts [1, 2, 3]; model B predicts [0, 2, 2]. Calculate both MSEs and identify the better model under MSE on these cases. Calculate mean absolute errors too.</w:t>
+      </w:r>
+    </w:p>
+    <w:p>
+      <w:pPr>
+        <w:spacing w:line="336" w:lineRule="auto" w:after="180"/>
+        <w:shd w:fill="F5F1FB"/>
+      </w:pPr>
+      <w:r>
+        <w:rPr>
+          <w:b w:val="0"/>
+        </w:rPr>
+        <w:t>State what changes in the conclusion.</w:t>
+      </w:r>
+    </w:p>
+    <w:p>
+      <w:pPr>
+        <w:pStyle w:val="Heading3"/>
+      </w:pPr>
+      <w:r>
+        <w:t>Selected case answer</w:t>
+      </w:r>
+    </w:p>
+    <w:p>
+      <w:pPr>
+        <w:pStyle w:val="Heading3"/>
+      </w:pPr>
+      <w:r>
+        <w:t>Teacher key · Selected case answer</w:t>
+      </w:r>
+    </w:p>
+    <w:p>
+      <w:pPr>
+        <w:spacing w:line="336" w:lineRule="auto" w:after="180"/>
+        <w:shd w:fill="F1F6FC"/>
+      </w:pPr>
+      <w:r>
+        <w:rPr>
+          <w:b w:val="0"/>
+        </w:rPr>
+        <w:t xml:space="preserve">Teacher explanation: A </w:t>
+      </w:r>
+      <w:r>
+        <w:rPr>
+          <w:b/>
+        </w:rPr>
+        <w:t>residual</w:t>
+      </w:r>
+      <w:r>
+        <w:rPr>
+          <w:b w:val="0"/>
+        </w:rPr>
+        <w:t>s [1, 0, -1] give MSE 2/3; B [0, 0, -2] gives MSE 4/3, so A is better under MSE. Both mean absolute errors are 2/3, giving a tie under that metric. Neither ranking establishes future performance.</w:t>
       </w:r>
     </w:p>
     <w:tbl>
@@ -1997,67 +3912,305 @@
       </w:tr>
     </w:tbl>
     <w:p>
-      <w:r>
-        <w:t>Record each dimension as not yet, with support, or independent. Accept a valid alternative procedure with a defensible trace. Do not penalise an honestly recorded model failure if the learner correctly explains its evidence and limits.</w:t>
+      <w:pPr>
+        <w:pStyle w:val="Heading3"/>
+      </w:pPr>
+      <w:r>
+        <w:t>Teacher key · Selected case answer</w:t>
       </w:r>
     </w:p>
     <w:p>
       <w:pPr>
-        <w:pStyle w:val="Heading3"/>
-      </w:pPr>
-      <w:r>
-        <w:t>Feedback that the learner uses</w:t>
+        <w:spacing w:line="336" w:lineRule="auto" w:after="180"/>
+        <w:shd w:fill="F1F6FC"/>
+      </w:pPr>
+      <w:r>
+        <w:rPr>
+          <w:b w:val="0"/>
+        </w:rPr>
+        <w:t>Record each dimension as not yet, with support, or independent. Accept a valid alternative procedure with a defensible trace.</w:t>
       </w:r>
     </w:p>
     <w:p>
-      <w:r>
-        <w:t>Name the earliest unsupported step and give one action to repair it. Have the learner make that repair now and explain why. Then assess the relevant skill on a fresh, fully specified case. Confirm it was not previously practised with feedback; solve and check the new case before assigning it. A follow-up design prompt is a starting brief, not automatically an equivalent test.</w:t>
+      <w:pPr>
+        <w:spacing w:line="336" w:lineRule="auto" w:after="180"/>
+        <w:shd w:fill="F1F6FC"/>
+      </w:pPr>
+      <w:r>
+        <w:rPr>
+          <w:b w:val="0"/>
+        </w:rPr>
+        <w:t xml:space="preserve">Do not penalise an honestly recorded model failure if the learner correctly explains its </w:t>
+      </w:r>
+      <w:r>
+        <w:rPr>
+          <w:b/>
+        </w:rPr>
+        <w:t>evidence</w:t>
+      </w:r>
+      <w:r>
+        <w:rPr>
+          <w:b w:val="0"/>
+        </w:rPr>
+        <w:t xml:space="preserve"> and limits.</w:t>
       </w:r>
     </w:p>
     <w:p>
       <w:pPr>
-        <w:pStyle w:val="Heading1"/>
-      </w:pPr>
-      <w:r>
-        <w:t>06. Connect the project, support and next lesson</w:t>
+        <w:pStyle w:val="Heading3"/>
+      </w:pPr>
+      <w:r>
+        <w:t>Feedback that the learner uses</w:t>
       </w:r>
     </w:p>
     <w:p>
-      <w:r>
-        <w:t>Add a labelled loss functions evidence sheet to Image-pattern Network Investigation. Show how you can calculate per-example squared error and mean squared error. Use the supplied fictional case and keep its inputs, intermediate steps, calculation or prediction, and limitation. Connect this record to last week’s record; a matching answer without a trace is insufficient.</w:t>
+      <w:pPr>
+        <w:spacing w:line="336" w:lineRule="auto" w:after="180"/>
+      </w:pPr>
+      <w:r>
+        <w:rPr>
+          <w:b w:val="0"/>
+        </w:rPr>
+        <w:t>Name the earliest unsupported step and give one action to repair it. Have the learner make that repair now and explain why. Then assess the relevant skill on a fresh, fully specified case.</w:t>
       </w:r>
     </w:p>
     <w:p>
-      <w:r>
-        <w:t>Provide a residual and squared-error table and permit a calculator for fractions. Extension: if both targets and predictions are converted from cm to mm, explain why residuals multiply by 10 and MSE by 100 while candidate ranking stays the same.</w:t>
+      <w:pPr>
+        <w:spacing w:line="336" w:lineRule="auto" w:after="180"/>
+      </w:pPr>
+      <w:r>
+        <w:rPr>
+          <w:b w:val="0"/>
+        </w:rPr>
+        <w:t>Confirm it was not previously practised with feedback; solve and check the new case before assigning it. A follow-up design prompt is a starting brief, not automatically an equivalent test.</w:t>
       </w:r>
     </w:p>
     <w:p>
-      <w:r>
-        <w:t>Week 9 measures local changes in a simple loss curve.</w:t>
+      <w:pPr>
+        <w:pStyle w:val="Heading1"/>
+      </w:pPr>
+      <w:r>
+        <w:t>06. Connect the project, support and next lesson</w:t>
       </w:r>
     </w:p>
     <w:p>
       <w:r>
-        <w:t>Retain the project ledger and assess a changed case after support. Check the relevant prerequisite before carrying this component forward.</w:t>
+        <w:t>Connect Loss functions to Image-pattern Network Investigation, adapt support and plan a later changed-case check.</w:t>
       </w:r>
     </w:p>
     <w:p>
       <w:pPr>
-        <w:pStyle w:val="Heading3"/>
-      </w:pPr>
-      <w:r>
-        <w:t>Plan the delayed return</w:t>
+        <w:spacing w:line="336" w:lineRule="auto" w:after="180"/>
+      </w:pPr>
+      <w:r>
+        <w:rPr>
+          <w:b w:val="0"/>
+        </w:rPr>
+        <w:t xml:space="preserve">Add a labelled loss functions </w:t>
+      </w:r>
+      <w:r>
+        <w:rPr>
+          <w:b/>
+        </w:rPr>
+        <w:t>evidence</w:t>
+      </w:r>
+      <w:r>
+        <w:rPr>
+          <w:b w:val="0"/>
+        </w:rPr>
+        <w:t xml:space="preserve"> sheet to Image-pattern Network Investigation. Show how you can calculate per-example </w:t>
+      </w:r>
+      <w:r>
+        <w:rPr>
+          <w:b/>
+        </w:rPr>
+        <w:t>squared error</w:t>
+      </w:r>
+      <w:r>
+        <w:rPr>
+          <w:b w:val="0"/>
+        </w:rPr>
+        <w:t xml:space="preserve"> and </w:t>
+      </w:r>
+      <w:r>
+        <w:rPr>
+          <w:b/>
+        </w:rPr>
+        <w:t>mean squared error</w:t>
+      </w:r>
+      <w:r>
+        <w:rPr>
+          <w:b w:val="0"/>
+        </w:rPr>
+        <w:t>.</w:t>
       </w:r>
     </w:p>
     <w:p>
-      <w:r>
-        <w:t>Suggested return points in this level: ai-5/9, ai-5/11, ai-5/14. Use actual classroom dates, adjusting for holidays and gaps. One, three and six teaching weeks are scheduling choices, not a claimed optimal spacing.</w:t>
+      <w:pPr>
+        <w:spacing w:line="336" w:lineRule="auto" w:after="180"/>
+      </w:pPr>
+      <w:r>
+        <w:rPr>
+          <w:b w:val="0"/>
+        </w:rPr>
+        <w:t xml:space="preserve">Use the supplied fictional case and keep its </w:t>
+      </w:r>
+      <w:r>
+        <w:rPr>
+          <w:b/>
+        </w:rPr>
+        <w:t>input</w:t>
+      </w:r>
+      <w:r>
+        <w:rPr>
+          <w:b w:val="0"/>
+        </w:rPr>
+        <w:t xml:space="preserve">s, intermediate steps, calculation or </w:t>
+      </w:r>
+      <w:r>
+        <w:rPr>
+          <w:b/>
+        </w:rPr>
+        <w:t>prediction</w:t>
+      </w:r>
+      <w:r>
+        <w:rPr>
+          <w:b w:val="0"/>
+        </w:rPr>
+        <w:t>, and limitation. Connect this record to last week’s record; a matching answer without a trace is insufficient.</w:t>
       </w:r>
     </w:p>
     <w:p>
-      <w:r>
-        <w:t>At a delayed check, ask for the idea from memory and a changed application. Compare with the earlier independent response and record support used. For a new level, revisit the previous capstone before checking the new prerequisites.</w:t>
+      <w:pPr>
+        <w:spacing w:line="336" w:lineRule="auto" w:after="180"/>
+      </w:pPr>
+      <w:r>
+        <w:rPr>
+          <w:b w:val="0"/>
+        </w:rPr>
+        <w:t xml:space="preserve">Provide a </w:t>
+      </w:r>
+      <w:r>
+        <w:rPr>
+          <w:b/>
+        </w:rPr>
+        <w:t>residual</w:t>
+      </w:r>
+      <w:r>
+        <w:rPr>
+          <w:b w:val="0"/>
+        </w:rPr>
+        <w:t xml:space="preserve"> and squared-error table and permit a calculator for fractions.</w:t>
+      </w:r>
+    </w:p>
+    <w:p>
+      <w:pPr>
+        <w:spacing w:line="336" w:lineRule="auto" w:after="180"/>
+      </w:pPr>
+      <w:r>
+        <w:rPr>
+          <w:b w:val="0"/>
+        </w:rPr>
+        <w:t xml:space="preserve">Extension: if both </w:t>
+      </w:r>
+      <w:r>
+        <w:rPr>
+          <w:b/>
+        </w:rPr>
+        <w:t>target</w:t>
+      </w:r>
+      <w:r>
+        <w:rPr>
+          <w:b w:val="0"/>
+        </w:rPr>
+        <w:t xml:space="preserve">s and </w:t>
+      </w:r>
+      <w:r>
+        <w:rPr>
+          <w:b/>
+        </w:rPr>
+        <w:t>prediction</w:t>
+      </w:r>
+      <w:r>
+        <w:rPr>
+          <w:b w:val="0"/>
+        </w:rPr>
+        <w:t xml:space="preserve">s are converted from cm to mm, explain why </w:t>
+      </w:r>
+      <w:r>
+        <w:rPr>
+          <w:b/>
+        </w:rPr>
+        <w:t>residual</w:t>
+      </w:r>
+      <w:r>
+        <w:rPr>
+          <w:b w:val="0"/>
+        </w:rPr>
+        <w:t>s multiply by 10 and MSE by 100 while candidate ranking stays the same.</w:t>
+      </w:r>
+    </w:p>
+    <w:p>
+      <w:pPr>
+        <w:spacing w:line="336" w:lineRule="auto" w:after="180"/>
+      </w:pPr>
+      <w:r>
+        <w:rPr>
+          <w:b w:val="0"/>
+        </w:rPr>
+        <w:t>Week 9 measures local changes in a simple loss curve.</w:t>
+      </w:r>
+    </w:p>
+    <w:p>
+      <w:pPr>
+        <w:spacing w:line="336" w:lineRule="auto" w:after="180"/>
+      </w:pPr>
+      <w:r>
+        <w:rPr>
+          <w:b w:val="0"/>
+        </w:rPr>
+        <w:t>Retain the project ledger and assess a changed case after support. Check the relevant prerequisite before carrying this component forward.</w:t>
+      </w:r>
+    </w:p>
+    <w:p>
+      <w:pPr>
+        <w:pStyle w:val="Heading3"/>
+      </w:pPr>
+      <w:r>
+        <w:t>Plan the delayed return</w:t>
+      </w:r>
+    </w:p>
+    <w:p>
+      <w:pPr>
+        <w:spacing w:line="336" w:lineRule="auto" w:after="180"/>
+      </w:pPr>
+      <w:r>
+        <w:rPr>
+          <w:b w:val="0"/>
+        </w:rPr>
+        <w:t>Suggested return points in this level: ai-5/9, ai-5/11, ai-5/14. Use actual classroom dates, adjusting for holidays and gaps. One, three and six teaching weeks are scheduling choices, not a claimed optimal spacing.</w:t>
+      </w:r>
+    </w:p>
+    <w:p>
+      <w:pPr>
+        <w:spacing w:line="336" w:lineRule="auto" w:after="180"/>
+      </w:pPr>
+      <w:r>
+        <w:rPr>
+          <w:b w:val="0"/>
+        </w:rPr>
+        <w:t>At a delayed check, ask for the idea from memory and a changed application. Compare with the earlier independent response and record support used.</w:t>
+      </w:r>
+    </w:p>
+    <w:p>
+      <w:pPr>
+        <w:spacing w:line="336" w:lineRule="auto" w:after="180"/>
+      </w:pPr>
+      <w:r>
+        <w:rPr>
+          <w:b w:val="0"/>
+        </w:rPr>
+        <w:t>For a new level, revisit the previous capstone before checking the new prerequisites.</w:t>
       </w:r>
     </w:p>
     <w:tbl>
@@ -2217,8 +4370,26 @@
       </w:tr>
     </w:tbl>
     <w:p>
-      <w:r>
-        <w:t>Use the evidence to choose reteaching or the next step. A completed page, confidence rating or attractive project does not by itself demonstrate understanding.</w:t>
+      <w:pPr>
+        <w:spacing w:line="336" w:lineRule="auto" w:after="180"/>
+      </w:pPr>
+      <w:r>
+        <w:rPr>
+          <w:b w:val="0"/>
+        </w:rPr>
+        <w:t xml:space="preserve">Use the </w:t>
+      </w:r>
+      <w:r>
+        <w:rPr>
+          <w:b/>
+        </w:rPr>
+        <w:t>evidence</w:t>
+      </w:r>
+      <w:r>
+        <w:rPr>
+          <w:b w:val="0"/>
+        </w:rPr>
+        <w:t xml:space="preserve"> to choose reteaching or the next step. A completed page, confidence rating or attractive project does not by itself demonstrate understanding.</w:t>
       </w:r>
     </w:p>
     <w:p>
@@ -2230,26 +4401,123 @@
       </w:r>
     </w:p>
     <w:p>
-      <w:r>
-        <w:t>For your Image-pattern Network Investigation, save the input, procedure, observed result and limitation of this check. Label this worked example as practice; use a different, previously unreviewed case when checking independent understanding.</w:t>
+      <w:pPr>
+        <w:spacing w:line="336" w:lineRule="auto" w:after="180"/>
+      </w:pPr>
+      <w:r>
+        <w:rPr>
+          <w:b w:val="0"/>
+        </w:rPr>
+        <w:t xml:space="preserve">For your Image-pattern Network Investigation, save the </w:t>
+      </w:r>
+      <w:r>
+        <w:rPr>
+          <w:b/>
+        </w:rPr>
+        <w:t>input</w:t>
+      </w:r>
+      <w:r>
+        <w:rPr>
+          <w:b w:val="0"/>
+        </w:rPr>
+        <w:t>, procedure, observed result and limitation of this check.</w:t>
       </w:r>
     </w:p>
     <w:p>
       <w:pPr>
-        <w:pStyle w:val="Heading1"/>
-      </w:pPr>
-      <w:r>
-        <w:t>07. Prepare, teach and assess</w:t>
+        <w:spacing w:line="336" w:lineRule="auto" w:after="180"/>
+      </w:pPr>
+      <w:r>
+        <w:rPr>
+          <w:b w:val="0"/>
+        </w:rPr>
+        <w:t>Label this worked example as practice; use a different, previously unreviewed case when checking independent understanding.</w:t>
       </w:r>
     </w:p>
     <w:p>
-      <w:r>
-        <w:t>Teaching target: Calculate per-example squared error and mean squared error</w:t>
+      <w:pPr>
+        <w:pStyle w:val="Heading1"/>
+      </w:pPr>
+      <w:r>
+        <w:t>07. Prepare, teach and assess</w:t>
       </w:r>
     </w:p>
     <w:p>
       <w:r>
-        <w:t>Prepare the labelled worked-case picture, the matching workbook, fictional input cards and a place for individual responses. Check a local Python 3 environment before class; have a paper-trace version ready.</w:t>
+        <w:t>Use this preparation summary alongside the detailed Loss functions lesson; it is a checklist rather than a replacement for the full sequence.</w:t>
+      </w:r>
+    </w:p>
+    <w:p>
+      <w:pPr>
+        <w:pStyle w:val="Heading3"/>
+      </w:pPr>
+      <w:r>
+        <w:t>Teaching target</w:t>
+      </w:r>
+    </w:p>
+    <w:p>
+      <w:pPr>
+        <w:spacing w:line="336" w:lineRule="auto" w:after="180"/>
+        <w:shd w:fill="EDF7F3"/>
+      </w:pPr>
+      <w:r>
+        <w:rPr>
+          <w:b w:val="0"/>
+        </w:rPr>
+        <w:t xml:space="preserve">Teaching </w:t>
+      </w:r>
+      <w:r>
+        <w:rPr>
+          <w:b/>
+        </w:rPr>
+        <w:t>target</w:t>
+      </w:r>
+      <w:r>
+        <w:rPr>
+          <w:b w:val="0"/>
+        </w:rPr>
+        <w:t xml:space="preserve">: Calculate per-example </w:t>
+      </w:r>
+      <w:r>
+        <w:rPr>
+          <w:b/>
+        </w:rPr>
+        <w:t>squared error</w:t>
+      </w:r>
+      <w:r>
+        <w:rPr>
+          <w:b w:val="0"/>
+        </w:rPr>
+        <w:t xml:space="preserve"> and </w:t>
+      </w:r>
+      <w:r>
+        <w:rPr>
+          <w:b/>
+        </w:rPr>
+        <w:t>mean squared error</w:t>
+      </w:r>
+    </w:p>
+    <w:p>
+      <w:pPr>
+        <w:spacing w:line="336" w:lineRule="auto" w:after="180"/>
+      </w:pPr>
+      <w:r>
+        <w:rPr>
+          <w:b w:val="0"/>
+        </w:rPr>
+        <w:t xml:space="preserve">Prepare the labelled worked-case picture, the matching workbook, fictional </w:t>
+      </w:r>
+      <w:r>
+        <w:rPr>
+          <w:b/>
+        </w:rPr>
+        <w:t>input</w:t>
+      </w:r>
+      <w:r>
+        <w:rPr>
+          <w:b w:val="0"/>
+        </w:rPr>
+        <w:t xml:space="preserve"> cards and a place for individual responses. Check a local Python 3 environment before class; have a paper-trace version ready.</w:t>
       </w:r>
     </w:p>
     <w:tbl>
@@ -2396,37 +4664,279 @@
       </w:tr>
     </w:tbl>
     <w:p>
-      <w:r>
-        <w:t>Before class, solve the supported practice: Targets [0, 4] have predictions [2, 2]. Compare mean residual and MSE.</w:t>
+      <w:pPr>
+        <w:spacing w:line="336" w:lineRule="auto" w:after="180"/>
+      </w:pPr>
+      <w:r>
+        <w:rPr>
+          <w:b w:val="0"/>
+        </w:rPr>
+        <w:t xml:space="preserve">Before class, solve the supported practice: </w:t>
+      </w:r>
+      <w:r>
+        <w:rPr>
+          <w:b/>
+        </w:rPr>
+        <w:t>Target</w:t>
+      </w:r>
+      <w:r>
+        <w:rPr>
+          <w:b w:val="0"/>
+        </w:rPr>
+        <w:t xml:space="preserve">s [0, 4] have </w:t>
+      </w:r>
+      <w:r>
+        <w:rPr>
+          <w:b/>
+        </w:rPr>
+        <w:t>prediction</w:t>
+      </w:r>
+      <w:r>
+        <w:rPr>
+          <w:b w:val="0"/>
+        </w:rPr>
+        <w:t xml:space="preserve">s [2, 2]. Compare mean </w:t>
+      </w:r>
+      <w:r>
+        <w:rPr>
+          <w:b/>
+        </w:rPr>
+        <w:t>residual</w:t>
+      </w:r>
+      <w:r>
+        <w:rPr>
+          <w:b w:val="0"/>
+        </w:rPr>
+        <w:t xml:space="preserve"> and MSE.</w:t>
       </w:r>
     </w:p>
     <w:p>
-      <w:r>
-        <w:t>Reasoned practice answer: Teacher explanation: Residuals 2 and -2 average to 0; squares 4 and 4 give MSE 4. Both predictions are wrong despite zero mean residual.</w:t>
+      <w:pPr>
+        <w:pStyle w:val="Heading3"/>
+      </w:pPr>
+      <w:r>
+        <w:t>Supported practice answer</w:t>
       </w:r>
     </w:p>
     <w:p>
-      <w:r>
-        <w:t>Check every learner before discussion: Use the worked case for Loss functions. Proposed explanation: “Average residual is the loss”. Decide whether this explanation is supported. Point to the step or supplied fact that decides; explain your repair if needed.</w:t>
+      <w:pPr>
+        <w:spacing w:line="336" w:lineRule="auto" w:after="180"/>
+        <w:shd w:fill="F1F6FC"/>
+      </w:pPr>
+      <w:r>
+        <w:rPr>
+          <w:b w:val="0"/>
+        </w:rPr>
+        <w:t xml:space="preserve">Reasoned practice answer: Teacher explanation: </w:t>
+      </w:r>
+      <w:r>
+        <w:rPr>
+          <w:b/>
+        </w:rPr>
+        <w:t>Residual</w:t>
+      </w:r>
+      <w:r>
+        <w:rPr>
+          <w:b w:val="0"/>
+        </w:rPr>
+        <w:t xml:space="preserve">s 2 and -2 average to 0; squares 4 and 4 give MSE 4. Both </w:t>
+      </w:r>
+      <w:r>
+        <w:rPr>
+          <w:b/>
+        </w:rPr>
+        <w:t>prediction</w:t>
+      </w:r>
+      <w:r>
+        <w:rPr>
+          <w:b w:val="0"/>
+        </w:rPr>
+        <w:t xml:space="preserve">s are wrong despite zero mean </w:t>
+      </w:r>
+      <w:r>
+        <w:rPr>
+          <w:b/>
+        </w:rPr>
+        <w:t>residual</w:t>
+      </w:r>
+      <w:r>
+        <w:rPr>
+          <w:b w:val="0"/>
+        </w:rPr>
+        <w:t>.</w:t>
       </w:r>
     </w:p>
     <w:p>
-      <w:r>
-        <w:t>Misconception repair: Signed residuals can cancel. Apply the specified penalty before averaging.</w:t>
+      <w:pPr>
+        <w:spacing w:line="336" w:lineRule="auto" w:after="180"/>
+      </w:pPr>
+      <w:r>
+        <w:rPr>
+          <w:b w:val="0"/>
+        </w:rPr>
+        <w:t xml:space="preserve">Check every learner before discussion: Use the worked case for Loss functions. Proposed explanation: “Average </w:t>
+      </w:r>
+      <w:r>
+        <w:rPr>
+          <w:b/>
+        </w:rPr>
+        <w:t>residual</w:t>
+      </w:r>
+      <w:r>
+        <w:rPr>
+          <w:b w:val="0"/>
+        </w:rPr>
+        <w:t xml:space="preserve"> is the loss”. Decide whether this explanation is supported.</w:t>
       </w:r>
     </w:p>
     <w:p>
-      <w:r>
-        <w:t>Support: read the exact case aloud, enlarge the labelled picture, supply input cards and model only the first deciding step. Accept a spoken explanation or drawing; retain the reasoning goal.</w:t>
+      <w:pPr>
+        <w:spacing w:line="336" w:lineRule="auto" w:after="180"/>
+      </w:pPr>
+      <w:r>
+        <w:rPr>
+          <w:b w:val="0"/>
+        </w:rPr>
+        <w:t>Point to the step or supplied fact that decides; explain your repair if needed.</w:t>
       </w:r>
     </w:p>
     <w:p>
-      <w:r>
-        <w:t>Extension: Choose MAE instead of MSE as the sole criterion. Require a prediction and a reason before comparing. Expected result: A and B tie at MAE1. Reason: Squared error penalises B’s concentrated error more, while absolute errors both sum 2.</w:t>
+      <w:pPr>
+        <w:pStyle w:val="Heading3"/>
+      </w:pPr>
+      <w:r>
+        <w:t>Repair the misconception</w:t>
       </w:r>
     </w:p>
     <w:p>
-      <w:r>
+      <w:pPr>
+        <w:spacing w:line="336" w:lineRule="auto" w:after="180"/>
+        <w:shd w:fill="FFF5E6"/>
+      </w:pPr>
+      <w:r>
+        <w:rPr>
+          <w:b w:val="0"/>
+        </w:rPr>
+        <w:t xml:space="preserve">Misconception repair: Signed </w:t>
+      </w:r>
+      <w:r>
+        <w:rPr>
+          <w:b/>
+        </w:rPr>
+        <w:t>residual</w:t>
+      </w:r>
+      <w:r>
+        <w:rPr>
+          <w:b w:val="0"/>
+        </w:rPr>
+        <w:t>s can cancel. Apply the specified penalty before averaging.</w:t>
+      </w:r>
+    </w:p>
+    <w:p>
+      <w:pPr>
+        <w:pStyle w:val="Heading3"/>
+      </w:pPr>
+      <w:r>
+        <w:t>Support without giving away the answer</w:t>
+      </w:r>
+    </w:p>
+    <w:p>
+      <w:pPr>
+        <w:spacing w:line="336" w:lineRule="auto" w:after="180"/>
+        <w:shd w:fill="F1F6F8"/>
+      </w:pPr>
+      <w:r>
+        <w:rPr>
+          <w:b w:val="0"/>
+        </w:rPr>
+        <w:t xml:space="preserve">Support: read the exact case aloud, enlarge the labelled picture, supply </w:t>
+      </w:r>
+      <w:r>
+        <w:rPr>
+          <w:b/>
+        </w:rPr>
+        <w:t>input</w:t>
+      </w:r>
+      <w:r>
+        <w:rPr>
+          <w:b w:val="0"/>
+        </w:rPr>
+        <w:t xml:space="preserve"> cards and model only the first deciding step. Accept a spoken explanation or drawing; retain the reasoning goal.</w:t>
+      </w:r>
+    </w:p>
+    <w:p>
+      <w:pPr>
+        <w:pStyle w:val="Heading3"/>
+      </w:pPr>
+      <w:r>
+        <w:t>Extend the reasoning</w:t>
+      </w:r>
+    </w:p>
+    <w:p>
+      <w:pPr>
+        <w:spacing w:line="336" w:lineRule="auto" w:after="180"/>
+        <w:shd w:fill="F5F1FB"/>
+      </w:pPr>
+      <w:r>
+        <w:rPr>
+          <w:b w:val="0"/>
+        </w:rPr>
+        <w:t xml:space="preserve">Extension: Choose MAE instead of MSE as the sole criterion. Require a </w:t>
+      </w:r>
+      <w:r>
+        <w:rPr>
+          <w:b/>
+        </w:rPr>
+        <w:t>prediction</w:t>
+      </w:r>
+      <w:r>
+        <w:rPr>
+          <w:b w:val="0"/>
+        </w:rPr>
+        <w:t xml:space="preserve"> and a reason before comparing. Expected result: A and B tie at MAE1.</w:t>
+      </w:r>
+    </w:p>
+    <w:p>
+      <w:pPr>
+        <w:spacing w:line="336" w:lineRule="auto" w:after="180"/>
+        <w:shd w:fill="F5F1FB"/>
+      </w:pPr>
+      <w:r>
+        <w:rPr>
+          <w:b w:val="0"/>
+        </w:rPr>
+        <w:t xml:space="preserve">Reason: </w:t>
+      </w:r>
+      <w:r>
+        <w:rPr>
+          <w:b/>
+        </w:rPr>
+        <w:t>Squared error</w:t>
+      </w:r>
+      <w:r>
+        <w:rPr>
+          <w:b w:val="0"/>
+        </w:rPr>
+        <w:t xml:space="preserve"> penalises B’s concentrated error more, while absolute errors both sum 2.</w:t>
+      </w:r>
+    </w:p>
+    <w:p>
+      <w:pPr>
+        <w:pStyle w:val="Heading3"/>
+      </w:pPr>
+      <w:r>
+        <w:t>Protect the independent attempt</w:t>
+      </w:r>
+    </w:p>
+    <w:p>
+      <w:pPr>
+        <w:spacing w:line="336" w:lineRule="auto" w:after="180"/>
+        <w:shd w:fill="FFF5E6"/>
+      </w:pPr>
+      <w:r>
+        <w:rPr>
+          <w:b w:val="0"/>
+        </w:rPr>
         <w:t>Independent assessment: withhold the reserved answer until the learner has attempted the new case. Record support separately from correctness.</w:t>
       </w:r>
     </w:p>
@@ -2615,46 +5125,1140 @@
       </w:tr>
     </w:tbl>
     <w:p>
-      <w:r>
-        <w:t>Project checkpoint: Make a transparent first version. Keep a trace of how one input becomes an output; explain the rule or learned component.</w:t>
+      <w:pPr>
+        <w:pStyle w:val="Heading3"/>
+      </w:pPr>
+      <w:r>
+        <w:t>Project checkpoint</w:t>
       </w:r>
     </w:p>
     <w:p>
-      <w:r>
-        <w:t>Use the weekly teacher answer for topic-specific reasoning. A saved progress tick is an activity record; judge mastery from the learner’s explanation and evidence.</w:t>
+      <w:pPr>
+        <w:spacing w:line="336" w:lineRule="auto" w:after="180"/>
+        <w:shd w:fill="EDF7F3"/>
+      </w:pPr>
+      <w:r>
+        <w:rPr>
+          <w:b w:val="0"/>
+        </w:rPr>
+        <w:t xml:space="preserve">Project checkpoint: Make a transparent first version. Keep a trace of how one </w:t>
+      </w:r>
+      <w:r>
+        <w:rPr>
+          <w:b/>
+        </w:rPr>
+        <w:t>input</w:t>
+      </w:r>
+      <w:r>
+        <w:rPr>
+          <w:b w:val="0"/>
+        </w:rPr>
+        <w:t xml:space="preserve"> becomes an </w:t>
+      </w:r>
+      <w:r>
+        <w:rPr>
+          <w:b/>
+        </w:rPr>
+        <w:t>output</w:t>
+      </w:r>
+      <w:r>
+        <w:rPr>
+          <w:b w:val="0"/>
+        </w:rPr>
+        <w:t>; explain the rule or learned component.</w:t>
       </w:r>
     </w:p>
     <w:p>
       <w:pPr>
-        <w:pStyle w:val="Heading1"/>
-      </w:pPr>
-      <w:r>
-        <w:t>08. Use feedback, labs and repair paths</w:t>
+        <w:spacing w:line="336" w:lineRule="auto" w:after="180"/>
+      </w:pPr>
+      <w:r>
+        <w:rPr>
+          <w:b w:val="0"/>
+        </w:rPr>
+        <w:t xml:space="preserve">Use the weekly teacher answer for topic-specific reasoning. A saved progress tick is an activity record; judge mastery from the learner’s explanation and </w:t>
+      </w:r>
+      <w:r>
+        <w:rPr>
+          <w:b/>
+        </w:rPr>
+        <w:t>evidence</w:t>
+      </w:r>
+      <w:r>
+        <w:rPr>
+          <w:b w:val="0"/>
+        </w:rPr>
+        <w:t>.</w:t>
       </w:r>
     </w:p>
     <w:p>
-      <w:r>
-        <w:t>Use the two formative questions as supported practice, not as independent mastery scores. Discuss the deciding evidence rather than accepting a guessed selection.</w:t>
+      <w:pPr>
+        <w:pStyle w:val="Heading1"/>
+      </w:pPr>
+      <w:r>
+        <w:t>08. Use feedback, labs and repair paths</w:t>
       </w:r>
     </w:p>
     <w:p>
       <w:r>
-        <w:t>The feedback comes from the reviewed public worked case. Do not reveal the separately reserved independent teacher answer until the learner has attempted that case.</w:t>
+        <w:t>Use feedback, earlier review and portfolios purposefully. Apply the coding routine only when this lesson has an executable lab.</w:t>
       </w:r>
     </w:p>
     <w:p>
-      <w:r>
-        <w:t>Ask students to predict before running code. Preserve errors and actual outputs; collect a changed test and an explanation. The branch-boundary and indexing lessons deliberately include failure cases.</w:t>
+      <w:pPr>
+        <w:spacing w:line="336" w:lineRule="auto" w:after="180"/>
+      </w:pPr>
+      <w:r>
+        <w:rPr>
+          <w:b w:val="0"/>
+        </w:rPr>
+        <w:t xml:space="preserve">Use the two formative questions as supported practice, not as independent mastery scores. Discuss the deciding </w:t>
+      </w:r>
+      <w:r>
+        <w:rPr>
+          <w:b/>
+        </w:rPr>
+        <w:t>evidence</w:t>
+      </w:r>
+      <w:r>
+        <w:rPr>
+          <w:b w:val="0"/>
+        </w:rPr>
+        <w:t xml:space="preserve"> rather than accepting a guessed selection.</w:t>
       </w:r>
     </w:p>
     <w:p>
-      <w:r>
-        <w:t>Use the earlier worked-explanation links to address a specific missing building block, then return to the current question. Adapt this suggestion after observing the learner; it is not an automatic diagnosis.</w:t>
+      <w:pPr>
+        <w:spacing w:line="336" w:lineRule="auto" w:after="180"/>
+      </w:pPr>
+      <w:r>
+        <w:rPr>
+          <w:b w:val="0"/>
+        </w:rPr>
+        <w:t>The feedback comes from the reviewed public worked case. Do not reveal the separately reserved independent teacher answer until the learner has attempted that case.</w:t>
       </w:r>
     </w:p>
     <w:p>
-      <w:r>
-        <w:t>Collect the completed-work portfolio as evidence. Record support separately from correctness, and assess explanation, trace/test and limitations. Progress ticks and quiz selections alone do not establish mastery.</w:t>
+      <w:pPr>
+        <w:spacing w:line="336" w:lineRule="auto" w:after="180"/>
+      </w:pPr>
+      <w:r>
+        <w:rPr>
+          <w:b w:val="0"/>
+        </w:rPr>
+        <w:t xml:space="preserve">Ask students to predict before running code. Preserve errors and actual </w:t>
+      </w:r>
+      <w:r>
+        <w:rPr>
+          <w:b/>
+        </w:rPr>
+        <w:t>output</w:t>
+      </w:r>
+      <w:r>
+        <w:rPr>
+          <w:b w:val="0"/>
+        </w:rPr>
+        <w:t>s; collect a changed test and an explanation. The branch-boundary and indexing lessons deliberately include failure cases.</w:t>
+      </w:r>
+    </w:p>
+    <w:p>
+      <w:pPr>
+        <w:spacing w:line="336" w:lineRule="auto" w:after="180"/>
+      </w:pPr>
+      <w:r>
+        <w:rPr>
+          <w:b w:val="0"/>
+        </w:rPr>
+        <w:t>Use the earlier worked-explanation links to address a specific missing building block, then return to the current question. Adapt this suggestion after observing the learner; it is not an automatic diagnosis.</w:t>
+      </w:r>
+    </w:p>
+    <w:p>
+      <w:pPr>
+        <w:spacing w:line="336" w:lineRule="auto" w:after="180"/>
+      </w:pPr>
+      <w:r>
+        <w:rPr>
+          <w:b w:val="0"/>
+        </w:rPr>
+        <w:t xml:space="preserve">Collect the completed-work portfolio as </w:t>
+      </w:r>
+      <w:r>
+        <w:rPr>
+          <w:b/>
+        </w:rPr>
+        <w:t>evidence</w:t>
+      </w:r>
+      <w:r>
+        <w:rPr>
+          <w:b w:val="0"/>
+        </w:rPr>
+        <w:t>. Record support separately from correctness, and assess explanation, trace/test and limitations. Progress ticks and quiz selections alone do not establish mastery.</w:t>
+      </w:r>
+    </w:p>
+    <w:p>
+      <w:pPr>
+        <w:pStyle w:val="Heading1"/>
+      </w:pPr>
+      <w:r>
+        <w:t>09. Visual concept journey</w:t>
+      </w:r>
+    </w:p>
+    <w:p>
+      <w:r>
+        <w:t>Show one Loss functions graphic at a time, request a prediction and discuss its trace before the independent assessment.</w:t>
+      </w:r>
+    </w:p>
+    <w:p>
+      <w:pPr>
+        <w:spacing w:line="336" w:lineRule="auto" w:after="180"/>
+      </w:pPr>
+      <w:r>
+        <w:rPr>
+          <w:b w:val="0"/>
+        </w:rPr>
+        <w:t xml:space="preserve">Use one picture at a time. Hide a worked result before asking for a </w:t>
+      </w:r>
+      <w:r>
+        <w:rPr>
+          <w:b/>
+        </w:rPr>
+        <w:t>prediction</w:t>
+      </w:r>
+      <w:r>
+        <w:rPr>
+          <w:b w:val="0"/>
+        </w:rPr>
+        <w:t>, then reveal it for feedback. These are supported teaching cases; retain the separate independent assessment for a fresh first attempt.</w:t>
+      </w:r>
+    </w:p>
+    <w:p>
+      <w:pPr>
+        <w:pStyle w:val="Heading3"/>
+      </w:pPr>
+      <w:r>
+        <w:t>01. Loss functions: the case</w:t>
+      </w:r>
+    </w:p>
+    <w:p>
+      <w:r>
+        <w:drawing>
+          <wp:inline xmlns:a="http://schemas.openxmlformats.org/drawingml/2006/main" xmlns:pic="http://schemas.openxmlformats.org/drawingml/2006/picture">
+            <wp:extent cx="5486400" cy="2840736"/>
+            <wp:docPr id="3" name="Picture 3" descr="Compare candidate losses with the same targets and denominator. Supplied facts: Targets [1, 3]; A predicts [0, 4]; B predicts [1, 5]. Use MSE over both cases. All inputs and outcomes in this worked example are invented classroom data; no real model run is claimed."/>
+            <wp:cNvGraphicFramePr>
+              <a:graphicFrameLocks noChangeAspect="1"/>
+            </wp:cNvGraphicFramePr>
+            <a:graphic>
+              <a:graphicData uri="http://schemas.openxmlformats.org/drawingml/2006/picture">
+                <pic:pic>
+                  <pic:nvPicPr>
+                    <pic:cNvPr id="0" name="academy-story-ai-5-8-01.png"/>
+                    <pic:cNvPicPr/>
+                  </pic:nvPicPr>
+                  <pic:blipFill>
+                    <a:blip r:embed="rId11"/>
+                    <a:stretch>
+                      <a:fillRect/>
+                    </a:stretch>
+                  </pic:blipFill>
+                  <pic:spPr>
+                    <a:xfrm>
+                      <a:off x="0" y="0"/>
+                      <a:ext cx="5486400" cy="2840736"/>
+                    </a:xfrm>
+                    <a:prstGeom prst="rect"/>
+                  </pic:spPr>
+                </pic:pic>
+              </a:graphicData>
+            </a:graphic>
+          </wp:inline>
+        </w:drawing>
+      </w:r>
+    </w:p>
+    <w:p>
+      <w:pPr>
+        <w:spacing w:line="336" w:lineRule="auto" w:after="180"/>
+      </w:pPr>
+      <w:r>
+        <w:rPr>
+          <w:b w:val="0"/>
+        </w:rPr>
+        <w:t xml:space="preserve">Compare candidate losses with the same </w:t>
+      </w:r>
+      <w:r>
+        <w:rPr>
+          <w:b/>
+        </w:rPr>
+        <w:t>target</w:t>
+      </w:r>
+      <w:r>
+        <w:rPr>
+          <w:b w:val="0"/>
+        </w:rPr>
+        <w:t xml:space="preserve">s and denominator. Supplied facts: </w:t>
+      </w:r>
+      <w:r>
+        <w:rPr>
+          <w:b/>
+        </w:rPr>
+        <w:t>Target</w:t>
+      </w:r>
+      <w:r>
+        <w:rPr>
+          <w:b w:val="0"/>
+        </w:rPr>
+        <w:t>s [1, 3]; A predicts [0, 4]; B predicts [1, 5]. Use MSE over both cases.</w:t>
+      </w:r>
+    </w:p>
+    <w:p>
+      <w:pPr>
+        <w:spacing w:line="336" w:lineRule="auto" w:after="180"/>
+      </w:pPr>
+      <w:r>
+        <w:rPr>
+          <w:b w:val="0"/>
+        </w:rPr>
+        <w:t xml:space="preserve">All </w:t>
+      </w:r>
+      <w:r>
+        <w:rPr>
+          <w:b/>
+        </w:rPr>
+        <w:t>input</w:t>
+      </w:r>
+      <w:r>
+        <w:rPr>
+          <w:b w:val="0"/>
+        </w:rPr>
+        <w:t>s and outcomes in this worked example are invented classroom data; no real model run is claimed.</w:t>
+      </w:r>
+    </w:p>
+    <w:p>
+      <w:pPr>
+        <w:spacing w:line="336" w:lineRule="auto" w:after="180"/>
+        <w:shd w:fill="F5F1FB"/>
+      </w:pPr>
+      <w:r>
+        <w:rPr>
+          <w:b w:val="0"/>
+        </w:rPr>
+        <w:t>Point to the given fact that matters most. Explain why it matters.</w:t>
+      </w:r>
+    </w:p>
+    <w:p>
+      <w:pPr>
+        <w:pStyle w:val="Heading3"/>
+      </w:pPr>
+      <w:r>
+        <w:t>Discuss while showing the picture</w:t>
+      </w:r>
+    </w:p>
+    <w:p>
+      <w:pPr>
+        <w:spacing w:line="336" w:lineRule="auto" w:after="180"/>
+        <w:shd w:fill="F1F6F8"/>
+      </w:pPr>
+      <w:r>
+        <w:rPr>
+          <w:b w:val="0"/>
+        </w:rPr>
+        <w:t>Teacher prompt: Point to the given fact that matters most. Explain why it matters. Ask learners to describe one label or arrow in ordinary words. Use the adjacent transcript if the image is difficult to see.</w:t>
+      </w:r>
+    </w:p>
+    <w:p>
+      <w:pPr>
+        <w:pStyle w:val="Heading3"/>
+      </w:pPr>
+      <w:r>
+        <w:t>02. Follow the deciding steps</w:t>
+      </w:r>
+    </w:p>
+    <w:p>
+      <w:r>
+        <w:drawing>
+          <wp:inline xmlns:a="http://schemas.openxmlformats.org/drawingml/2006/main" xmlns:pic="http://schemas.openxmlformats.org/drawingml/2006/picture">
+            <wp:extent cx="5486400" cy="3182112"/>
+            <wp:docPr id="4" name="Picture 4" descr="A squared errors: A residuals [-1, 1] give squares [1, 1], MSE1. → B squared errors: B residuals [0, 2] give squares [0, 4], MSE2. → Compare objective: A wins under MSE; both MAEs equal1."/>
+            <wp:cNvGraphicFramePr>
+              <a:graphicFrameLocks noChangeAspect="1"/>
+            </wp:cNvGraphicFramePr>
+            <a:graphic>
+              <a:graphicData uri="http://schemas.openxmlformats.org/drawingml/2006/picture">
+                <pic:pic>
+                  <pic:nvPicPr>
+                    <pic:cNvPr id="0" name="academy-story-ai-5-8-02.png"/>
+                    <pic:cNvPicPr/>
+                  </pic:nvPicPr>
+                  <pic:blipFill>
+                    <a:blip r:embed="rId12"/>
+                    <a:stretch>
+                      <a:fillRect/>
+                    </a:stretch>
+                  </pic:blipFill>
+                  <pic:spPr>
+                    <a:xfrm>
+                      <a:off x="0" y="0"/>
+                      <a:ext cx="5486400" cy="3182112"/>
+                    </a:xfrm>
+                    <a:prstGeom prst="rect"/>
+                  </pic:spPr>
+                </pic:pic>
+              </a:graphicData>
+            </a:graphic>
+          </wp:inline>
+        </w:drawing>
+      </w:r>
+    </w:p>
+    <w:p>
+      <w:pPr>
+        <w:spacing w:line="336" w:lineRule="auto" w:after="180"/>
+      </w:pPr>
+      <w:r>
+        <w:rPr>
+          <w:b w:val="0"/>
+        </w:rPr>
+        <w:t xml:space="preserve">A </w:t>
+      </w:r>
+      <w:r>
+        <w:rPr>
+          <w:b/>
+        </w:rPr>
+        <w:t>squared error</w:t>
+      </w:r>
+      <w:r>
+        <w:rPr>
+          <w:b w:val="0"/>
+        </w:rPr>
+        <w:t xml:space="preserve">s: A </w:t>
+      </w:r>
+      <w:r>
+        <w:rPr>
+          <w:b/>
+        </w:rPr>
+        <w:t>residual</w:t>
+      </w:r>
+      <w:r>
+        <w:rPr>
+          <w:b w:val="0"/>
+        </w:rPr>
+        <w:t xml:space="preserve">s [-1, 1] give squares [1, 1], MSE1. → B </w:t>
+      </w:r>
+      <w:r>
+        <w:rPr>
+          <w:b/>
+        </w:rPr>
+        <w:t>squared error</w:t>
+      </w:r>
+      <w:r>
+        <w:rPr>
+          <w:b w:val="0"/>
+        </w:rPr>
+        <w:t xml:space="preserve">s: B </w:t>
+      </w:r>
+      <w:r>
+        <w:rPr>
+          <w:b/>
+        </w:rPr>
+        <w:t>residual</w:t>
+      </w:r>
+      <w:r>
+        <w:rPr>
+          <w:b w:val="0"/>
+        </w:rPr>
+        <w:t>s [0, 2] give squares [0, 4], MSE2. → Compare objective: A wins under MSE; both MAEs equal1.</w:t>
+      </w:r>
+    </w:p>
+    <w:p>
+      <w:pPr>
+        <w:spacing w:line="336" w:lineRule="auto" w:after="180"/>
+        <w:shd w:fill="F5F1FB"/>
+      </w:pPr>
+      <w:r>
+        <w:rPr>
+          <w:b w:val="0"/>
+        </w:rPr>
+        <w:t xml:space="preserve">Point to each numbered stage and explain which recorded </w:t>
+      </w:r>
+      <w:r>
+        <w:rPr>
+          <w:b/>
+        </w:rPr>
+        <w:t>input</w:t>
+      </w:r>
+      <w:r>
+        <w:rPr>
+          <w:b w:val="0"/>
+        </w:rPr>
+        <w:t xml:space="preserve"> it uses.</w:t>
+      </w:r>
+    </w:p>
+    <w:p>
+      <w:pPr>
+        <w:pStyle w:val="Heading3"/>
+      </w:pPr>
+      <w:r>
+        <w:t>Discuss while showing the picture</w:t>
+      </w:r>
+    </w:p>
+    <w:p>
+      <w:pPr>
+        <w:spacing w:line="336" w:lineRule="auto" w:after="180"/>
+        <w:shd w:fill="F1F6F8"/>
+      </w:pPr>
+      <w:r>
+        <w:rPr>
+          <w:b w:val="0"/>
+        </w:rPr>
+        <w:t xml:space="preserve">Teacher prompt: Point to each numbered stage and explain which recorded </w:t>
+      </w:r>
+      <w:r>
+        <w:rPr>
+          <w:b/>
+        </w:rPr>
+        <w:t>input</w:t>
+      </w:r>
+      <w:r>
+        <w:rPr>
+          <w:b w:val="0"/>
+        </w:rPr>
+        <w:t xml:space="preserve"> it uses. Ask learners to describe one label or arrow in ordinary words. Use the adjacent transcript if the image is difficult to see.</w:t>
+      </w:r>
+    </w:p>
+    <w:p>
+      <w:pPr>
+        <w:pStyle w:val="Heading3"/>
+      </w:pPr>
+      <w:r>
+        <w:t>03. MSE comparison on shared targets</w:t>
+      </w:r>
+    </w:p>
+    <w:p>
+      <w:r>
+        <w:drawing>
+          <wp:inline xmlns:a="http://schemas.openxmlformats.org/drawingml/2006/main" xmlns:pic="http://schemas.openxmlformats.org/drawingml/2006/picture">
+            <wp:extent cx="5486400" cy="2834640"/>
+            <wp:docPr id="5" name="Picture 5" descr="MSE comparison on shared targets. Units: squared target units. model A: 1. model B: 2."/>
+            <wp:cNvGraphicFramePr>
+              <a:graphicFrameLocks noChangeAspect="1"/>
+            </wp:cNvGraphicFramePr>
+            <a:graphic>
+              <a:graphicData uri="http://schemas.openxmlformats.org/drawingml/2006/picture">
+                <pic:pic>
+                  <pic:nvPicPr>
+                    <pic:cNvPr id="0" name="academy-story-ai-5-8-03.png"/>
+                    <pic:cNvPicPr/>
+                  </pic:nvPicPr>
+                  <pic:blipFill>
+                    <a:blip r:embed="rId13"/>
+                    <a:stretch>
+                      <a:fillRect/>
+                    </a:stretch>
+                  </pic:blipFill>
+                  <pic:spPr>
+                    <a:xfrm>
+                      <a:off x="0" y="0"/>
+                      <a:ext cx="5486400" cy="2834640"/>
+                    </a:xfrm>
+                    <a:prstGeom prst="rect"/>
+                  </pic:spPr>
+                </pic:pic>
+              </a:graphicData>
+            </a:graphic>
+          </wp:inline>
+        </w:drawing>
+      </w:r>
+    </w:p>
+    <w:p>
+      <w:pPr>
+        <w:spacing w:line="336" w:lineRule="auto" w:after="180"/>
+      </w:pPr>
+      <w:r>
+        <w:rPr>
+          <w:b w:val="0"/>
+        </w:rPr>
+        <w:t xml:space="preserve">MSE comparison on shared </w:t>
+      </w:r>
+      <w:r>
+        <w:rPr>
+          <w:b/>
+        </w:rPr>
+        <w:t>target</w:t>
+      </w:r>
+      <w:r>
+        <w:rPr>
+          <w:b w:val="0"/>
+        </w:rPr>
+        <w:t xml:space="preserve">s. Units: squared </w:t>
+      </w:r>
+      <w:r>
+        <w:rPr>
+          <w:b/>
+        </w:rPr>
+        <w:t>target</w:t>
+      </w:r>
+      <w:r>
+        <w:rPr>
+          <w:b w:val="0"/>
+        </w:rPr>
+        <w:t xml:space="preserve"> units. model A: 1. model B: 2.</w:t>
+      </w:r>
+    </w:p>
+    <w:p>
+      <w:pPr>
+        <w:spacing w:line="336" w:lineRule="auto" w:after="180"/>
+        <w:shd w:fill="F5F1FB"/>
+      </w:pPr>
+      <w:r>
+        <w:rPr>
+          <w:b w:val="0"/>
+        </w:rPr>
+        <w:t>Read the labels and values. Explain the relationship the model shows.</w:t>
+      </w:r>
+    </w:p>
+    <w:p>
+      <w:pPr>
+        <w:pStyle w:val="Heading3"/>
+      </w:pPr>
+      <w:r>
+        <w:t>Discuss while showing the picture</w:t>
+      </w:r>
+    </w:p>
+    <w:p>
+      <w:pPr>
+        <w:spacing w:line="336" w:lineRule="auto" w:after="180"/>
+        <w:shd w:fill="F1F6F8"/>
+      </w:pPr>
+      <w:r>
+        <w:rPr>
+          <w:b w:val="0"/>
+        </w:rPr>
+        <w:t>Teacher prompt: Read the labels and values. Explain the relationship the model shows. Ask learners to describe one label or arrow in ordinary words. Use the adjacent transcript if the image is difficult to see.</w:t>
+      </w:r>
+    </w:p>
+    <w:p>
+      <w:pPr>
+        <w:spacing w:line="336" w:lineRule="auto" w:after="180"/>
+        <w:shd w:fill="F1F6F8"/>
+      </w:pPr>
+      <w:r>
+        <w:rPr>
+          <w:b w:val="0"/>
+        </w:rPr>
+        <w:t>Check row/column meanings, units and denominators before discussing a difference. Supplied toy values are not real class or model results.</w:t>
+      </w:r>
+    </w:p>
+    <w:p>
+      <w:pPr>
+        <w:pStyle w:val="Heading3"/>
+      </w:pPr>
+      <w:r>
+        <w:t>04. Change one thing. Trace what follows.</w:t>
+      </w:r>
+    </w:p>
+    <w:p>
+      <w:r>
+        <w:drawing>
+          <wp:inline xmlns:a="http://schemas.openxmlformats.org/drawingml/2006/main" xmlns:pic="http://schemas.openxmlformats.org/drawingml/2006/picture">
+            <wp:extent cx="5486400" cy="3026664"/>
+            <wp:docPr id="6" name="Picture 6" descr="Original case: A wins under MSE; both MAEs equal1. Changed condition: Choose MAE instead of MSE as the sole criterion. Expected result: A and B tie at MAE1. Reason: Squared error penalises B’s concentrated error more, while absolute errors both sum 2."/>
+            <wp:cNvGraphicFramePr>
+              <a:graphicFrameLocks noChangeAspect="1"/>
+            </wp:cNvGraphicFramePr>
+            <a:graphic>
+              <a:graphicData uri="http://schemas.openxmlformats.org/drawingml/2006/picture">
+                <pic:pic>
+                  <pic:nvPicPr>
+                    <pic:cNvPr id="0" name="academy-story-ai-5-8-04.png"/>
+                    <pic:cNvPicPr/>
+                  </pic:nvPicPr>
+                  <pic:blipFill>
+                    <a:blip r:embed="rId14"/>
+                    <a:stretch>
+                      <a:fillRect/>
+                    </a:stretch>
+                  </pic:blipFill>
+                  <pic:spPr>
+                    <a:xfrm>
+                      <a:off x="0" y="0"/>
+                      <a:ext cx="5486400" cy="3026664"/>
+                    </a:xfrm>
+                    <a:prstGeom prst="rect"/>
+                  </pic:spPr>
+                </pic:pic>
+              </a:graphicData>
+            </a:graphic>
+          </wp:inline>
+        </w:drawing>
+      </w:r>
+    </w:p>
+    <w:p>
+      <w:pPr>
+        <w:spacing w:line="336" w:lineRule="auto" w:after="180"/>
+      </w:pPr>
+      <w:r>
+        <w:rPr>
+          <w:b w:val="0"/>
+        </w:rPr>
+        <w:t>Original case: A wins under MSE; both MAEs equal1. Changed condition: Choose MAE instead of MSE as the sole criterion. Expected result: A and B tie at MAE1.</w:t>
+      </w:r>
+    </w:p>
+    <w:p>
+      <w:pPr>
+        <w:spacing w:line="336" w:lineRule="auto" w:after="180"/>
+      </w:pPr>
+      <w:r>
+        <w:rPr>
+          <w:b w:val="0"/>
+        </w:rPr>
+        <w:t xml:space="preserve">Reason: </w:t>
+      </w:r>
+      <w:r>
+        <w:rPr>
+          <w:b/>
+        </w:rPr>
+        <w:t>Squared error</w:t>
+      </w:r>
+      <w:r>
+        <w:rPr>
+          <w:b w:val="0"/>
+        </w:rPr>
+        <w:t xml:space="preserve"> penalises B’s concentrated error more, while absolute errors both sum 2.</w:t>
+      </w:r>
+    </w:p>
+    <w:p>
+      <w:pPr>
+        <w:spacing w:line="336" w:lineRule="auto" w:after="180"/>
+        <w:shd w:fill="F5F1FB"/>
+      </w:pPr>
+      <w:r>
+        <w:rPr>
+          <w:b w:val="0"/>
+        </w:rPr>
+        <w:t>Predict before checking the worked changed-case result. Name what changed and what the supplied facts allow you to conclude.</w:t>
+      </w:r>
+    </w:p>
+    <w:p>
+      <w:pPr>
+        <w:pStyle w:val="Heading3"/>
+      </w:pPr>
+      <w:r>
+        <w:t>Discuss while showing the picture</w:t>
+      </w:r>
+    </w:p>
+    <w:p>
+      <w:pPr>
+        <w:spacing w:line="336" w:lineRule="auto" w:after="180"/>
+        <w:shd w:fill="F1F6F8"/>
+      </w:pPr>
+      <w:r>
+        <w:rPr>
+          <w:b w:val="0"/>
+        </w:rPr>
+        <w:t>Teacher prompt: Predict before checking the worked changed-case result. Name what changed and what the supplied facts allow you to conclude. Ask learners to describe one label or arrow in ordinary words.</w:t>
+      </w:r>
+    </w:p>
+    <w:p>
+      <w:pPr>
+        <w:spacing w:line="336" w:lineRule="auto" w:after="180"/>
+        <w:shd w:fill="F1F6F8"/>
+      </w:pPr>
+      <w:r>
+        <w:rPr>
+          <w:b w:val="0"/>
+        </w:rPr>
+        <w:t xml:space="preserve">Use the adjacent transcript if the image is difficult to see. Changed-case reasoning: </w:t>
+      </w:r>
+      <w:r>
+        <w:rPr>
+          <w:b/>
+        </w:rPr>
+        <w:t>Squared error</w:t>
+      </w:r>
+      <w:r>
+        <w:rPr>
+          <w:b w:val="0"/>
+        </w:rPr>
+        <w:t xml:space="preserve"> penalises B’s concentrated error more, while absolute errors both sum 2.</w:t>
+      </w:r>
+    </w:p>
+    <w:p>
+      <w:pPr>
+        <w:pStyle w:val="Heading3"/>
+      </w:pPr>
+      <w:r>
+        <w:t>05. Connect the explanation to its limit</w:t>
+      </w:r>
+    </w:p>
+    <w:p>
+      <w:r>
+        <w:drawing>
+          <wp:inline xmlns:a="http://schemas.openxmlformats.org/drawingml/2006/main" xmlns:pic="http://schemas.openxmlformats.org/drawingml/2006/picture">
+            <wp:extent cx="5486400" cy="2941320"/>
+            <wp:docPr id="7" name="Picture 7" descr="For this loss calculation, the signed error is prediction minus target. MSE squares each error before averaging; MAE takes its absolute value. A spreads its error equally across both cases, while B concentrates it in one case. Squaring makes the larger individual error count more. State the objective before selecting a model, because these two objectives give different comparisons. Limit: Training loss is not automatically a held-out performance estimate or a complete measure of use consequences."/>
+            <wp:cNvGraphicFramePr>
+              <a:graphicFrameLocks noChangeAspect="1"/>
+            </wp:cNvGraphicFramePr>
+            <a:graphic>
+              <a:graphicData uri="http://schemas.openxmlformats.org/drawingml/2006/picture">
+                <pic:pic>
+                  <pic:nvPicPr>
+                    <pic:cNvPr id="0" name="academy-story-ai-5-8-05.png"/>
+                    <pic:cNvPicPr/>
+                  </pic:nvPicPr>
+                  <pic:blipFill>
+                    <a:blip r:embed="rId15"/>
+                    <a:stretch>
+                      <a:fillRect/>
+                    </a:stretch>
+                  </pic:blipFill>
+                  <pic:spPr>
+                    <a:xfrm>
+                      <a:off x="0" y="0"/>
+                      <a:ext cx="5486400" cy="2941320"/>
+                    </a:xfrm>
+                    <a:prstGeom prst="rect"/>
+                  </pic:spPr>
+                </pic:pic>
+              </a:graphicData>
+            </a:graphic>
+          </wp:inline>
+        </w:drawing>
+      </w:r>
+    </w:p>
+    <w:p>
+      <w:pPr>
+        <w:spacing w:line="336" w:lineRule="auto" w:after="180"/>
+      </w:pPr>
+      <w:r>
+        <w:rPr>
+          <w:b w:val="0"/>
+        </w:rPr>
+        <w:t xml:space="preserve">For this loss calculation, the signed error is </w:t>
+      </w:r>
+      <w:r>
+        <w:rPr>
+          <w:b/>
+        </w:rPr>
+        <w:t>prediction</w:t>
+      </w:r>
+      <w:r>
+        <w:rPr>
+          <w:b w:val="0"/>
+        </w:rPr>
+        <w:t xml:space="preserve"> minus </w:t>
+      </w:r>
+      <w:r>
+        <w:rPr>
+          <w:b/>
+        </w:rPr>
+        <w:t>target</w:t>
+      </w:r>
+      <w:r>
+        <w:rPr>
+          <w:b w:val="0"/>
+        </w:rPr>
+        <w:t>. MSE squares each error before averaging; MAE takes its absolute value. A spreads its error equally across both cases, while B concentrates it in one case.</w:t>
+      </w:r>
+    </w:p>
+    <w:p>
+      <w:pPr>
+        <w:spacing w:line="336" w:lineRule="auto" w:after="180"/>
+      </w:pPr>
+      <w:r>
+        <w:rPr>
+          <w:b w:val="0"/>
+        </w:rPr>
+        <w:t>Squaring makes the larger individual error count more. State the objective before selecting a model, because these two objectives give different comparisons.</w:t>
+      </w:r>
+    </w:p>
+    <w:p>
+      <w:pPr>
+        <w:spacing w:line="336" w:lineRule="auto" w:after="180"/>
+      </w:pPr>
+      <w:r>
+        <w:rPr>
+          <w:b w:val="0"/>
+        </w:rPr>
+        <w:t xml:space="preserve">Limit: </w:t>
+      </w:r>
+      <w:r>
+        <w:rPr>
+          <w:b/>
+        </w:rPr>
+        <w:t>Training</w:t>
+      </w:r>
+      <w:r>
+        <w:rPr>
+          <w:b w:val="0"/>
+        </w:rPr>
+        <w:t xml:space="preserve"> loss is not automatically a held-out performance estimate or a complete measure of use consequences.</w:t>
+      </w:r>
+    </w:p>
+    <w:p>
+      <w:pPr>
+        <w:spacing w:line="336" w:lineRule="auto" w:after="180"/>
+        <w:shd w:fill="F5F1FB"/>
+      </w:pPr>
+      <w:r>
+        <w:rPr>
+          <w:b w:val="0"/>
+        </w:rPr>
+        <w:t>Explain the case, then point to a limit on the claim.</w:t>
+      </w:r>
+    </w:p>
+    <w:p>
+      <w:pPr>
+        <w:pStyle w:val="Heading3"/>
+      </w:pPr>
+      <w:r>
+        <w:t>Discuss while showing the picture</w:t>
+      </w:r>
+    </w:p>
+    <w:p>
+      <w:pPr>
+        <w:spacing w:line="336" w:lineRule="auto" w:after="180"/>
+        <w:shd w:fill="F1F6F8"/>
+      </w:pPr>
+      <w:r>
+        <w:rPr>
+          <w:b w:val="0"/>
+        </w:rPr>
+        <w:t>Teacher prompt: Explain the case, then point to a limit on the claim. Ask learners to describe one label or arrow in ordinary words. Use the adjacent transcript if the image is difficult to see.</w:t>
+      </w:r>
+    </w:p>
+    <w:p>
+      <w:pPr>
+        <w:spacing w:line="336" w:lineRule="auto" w:after="180"/>
+        <w:shd w:fill="F1F6F8"/>
+      </w:pPr>
+      <w:r>
+        <w:rPr>
+          <w:b w:val="0"/>
+        </w:rPr>
+        <w:t xml:space="preserve">Keep the stated scope: </w:t>
+      </w:r>
+      <w:r>
+        <w:rPr>
+          <w:b/>
+        </w:rPr>
+        <w:t>Training</w:t>
+      </w:r>
+      <w:r>
+        <w:rPr>
+          <w:b w:val="0"/>
+        </w:rPr>
+        <w:t xml:space="preserve"> loss is not automatically a held-out performance estimate or a complete measure of use consequences.</w:t>
+      </w:r>
+    </w:p>
+    <w:p>
+      <w:pPr>
+        <w:pStyle w:val="Heading3"/>
+      </w:pPr>
+      <w:r>
+        <w:t>06. Make the idea visible in your project</w:t>
+      </w:r>
+    </w:p>
+    <w:p>
+      <w:r>
+        <w:drawing>
+          <wp:inline xmlns:a="http://schemas.openxmlformats.org/drawingml/2006/main" xmlns:pic="http://schemas.openxmlformats.org/drawingml/2006/picture">
+            <wp:extent cx="5486400" cy="3681984"/>
+            <wp:docPr id="8" name="Picture 8" descr="For your Image-pattern Network Investigation, save the input, procedure, observed result and limitation of this check. Label this worked example as practice; use a different, previously unreviewed case when checking independent understanding. Draw your input, deciding step, result and limit. Supported question: Why must the report name the chosen loss? Point to the relevant step in the picture, then write the changed result and the rule or evidence that supports it."/>
+            <wp:cNvGraphicFramePr>
+              <a:graphicFrameLocks noChangeAspect="1"/>
+            </wp:cNvGraphicFramePr>
+            <a:graphic>
+              <a:graphicData uri="http://schemas.openxmlformats.org/drawingml/2006/picture">
+                <pic:pic>
+                  <pic:nvPicPr>
+                    <pic:cNvPr id="0" name="academy-story-ai-5-8-06.png"/>
+                    <pic:cNvPicPr/>
+                  </pic:nvPicPr>
+                  <pic:blipFill>
+                    <a:blip r:embed="rId16"/>
+                    <a:stretch>
+                      <a:fillRect/>
+                    </a:stretch>
+                  </pic:blipFill>
+                  <pic:spPr>
+                    <a:xfrm>
+                      <a:off x="0" y="0"/>
+                      <a:ext cx="5486400" cy="3681984"/>
+                    </a:xfrm>
+                    <a:prstGeom prst="rect"/>
+                  </pic:spPr>
+                </pic:pic>
+              </a:graphicData>
+            </a:graphic>
+          </wp:inline>
+        </w:drawing>
+      </w:r>
+    </w:p>
+    <w:p>
+      <w:pPr>
+        <w:spacing w:line="336" w:lineRule="auto" w:after="180"/>
+      </w:pPr>
+      <w:r>
+        <w:rPr>
+          <w:b w:val="0"/>
+        </w:rPr>
+        <w:t xml:space="preserve">For your Image-pattern Network Investigation, save the </w:t>
+      </w:r>
+      <w:r>
+        <w:rPr>
+          <w:b/>
+        </w:rPr>
+        <w:t>input</w:t>
+      </w:r>
+      <w:r>
+        <w:rPr>
+          <w:b w:val="0"/>
+        </w:rPr>
+        <w:t>, procedure, observed result and limitation of this check.</w:t>
+      </w:r>
+    </w:p>
+    <w:p>
+      <w:pPr>
+        <w:spacing w:line="336" w:lineRule="auto" w:after="180"/>
+      </w:pPr>
+      <w:r>
+        <w:rPr>
+          <w:b w:val="0"/>
+        </w:rPr>
+        <w:t xml:space="preserve">Label this worked example as practice; use a different, previously unreviewed case when checking independent understanding. Draw your </w:t>
+      </w:r>
+      <w:r>
+        <w:rPr>
+          <w:b/>
+        </w:rPr>
+        <w:t>input</w:t>
+      </w:r>
+      <w:r>
+        <w:rPr>
+          <w:b w:val="0"/>
+        </w:rPr>
+        <w:t>, deciding step, result and limit.</w:t>
+      </w:r>
+    </w:p>
+    <w:p>
+      <w:pPr>
+        <w:spacing w:line="336" w:lineRule="auto" w:after="180"/>
+      </w:pPr>
+      <w:r>
+        <w:rPr>
+          <w:b w:val="0"/>
+        </w:rPr>
+        <w:t xml:space="preserve">Supported question: Why must the report name the chosen loss? Point to the relevant step in the picture, then write the changed result and the rule or </w:t>
+      </w:r>
+      <w:r>
+        <w:rPr>
+          <w:b/>
+        </w:rPr>
+        <w:t>evidence</w:t>
+      </w:r>
+      <w:r>
+        <w:rPr>
+          <w:b w:val="0"/>
+        </w:rPr>
+        <w:t xml:space="preserve"> that supports it.</w:t>
+      </w:r>
+    </w:p>
+    <w:p>
+      <w:pPr>
+        <w:spacing w:line="336" w:lineRule="auto" w:after="180"/>
+        <w:shd w:fill="F5F1FB"/>
+      </w:pPr>
+      <w:r>
+        <w:rPr>
+          <w:b w:val="0"/>
+        </w:rPr>
+        <w:t xml:space="preserve">Draw your project trace and justify the deciding step using </w:t>
+      </w:r>
+      <w:r>
+        <w:rPr>
+          <w:b/>
+        </w:rPr>
+        <w:t>evidence</w:t>
+      </w:r>
+      <w:r>
+        <w:rPr>
+          <w:b w:val="0"/>
+        </w:rPr>
+        <w:t>.</w:t>
+      </w:r>
+    </w:p>
+    <w:p>
+      <w:pPr>
+        <w:pStyle w:val="Heading3"/>
+      </w:pPr>
+      <w:r>
+        <w:t>Discuss while showing the picture</w:t>
+      </w:r>
+    </w:p>
+    <w:p>
+      <w:pPr>
+        <w:spacing w:line="336" w:lineRule="auto" w:after="180"/>
+        <w:shd w:fill="F1F6F8"/>
+      </w:pPr>
+      <w:r>
+        <w:rPr>
+          <w:b w:val="0"/>
+        </w:rPr>
+        <w:t xml:space="preserve">Teacher prompt: Draw your project trace and justify the deciding step using </w:t>
+      </w:r>
+      <w:r>
+        <w:rPr>
+          <w:b/>
+        </w:rPr>
+        <w:t>evidence</w:t>
+      </w:r>
+      <w:r>
+        <w:rPr>
+          <w:b w:val="0"/>
+        </w:rPr>
+        <w:t>. Ask learners to describe one label or arrow in ordinary words. Use the adjacent transcript if the image is difficult to see.</w:t>
+      </w:r>
+    </w:p>
+    <w:p>
+      <w:pPr>
+        <w:spacing w:line="336" w:lineRule="auto" w:after="180"/>
+        <w:shd w:fill="F1F6F8"/>
+      </w:pPr>
+      <w:r>
+        <w:rPr>
+          <w:b w:val="0"/>
+        </w:rPr>
+        <w:t xml:space="preserve">Supported practice key: The same </w:t>
+      </w:r>
+      <w:r>
+        <w:rPr>
+          <w:b/>
+        </w:rPr>
+        <w:t>prediction</w:t>
+      </w:r>
+      <w:r>
+        <w:rPr>
+          <w:b w:val="0"/>
+        </w:rPr>
+        <w:t>s produce a strict A win under MSE and a tie under MAE; “better” depends on the declared objective. Changed-case check: A and B tie at MAE1.</w:t>
+      </w:r>
+    </w:p>
+    <w:p>
+      <w:pPr>
+        <w:spacing w:line="336" w:lineRule="auto" w:after="180"/>
+        <w:shd w:fill="F1F6F8"/>
+      </w:pPr>
+      <w:r>
+        <w:rPr>
+          <w:b/>
+        </w:rPr>
+        <w:t>Squared error</w:t>
+      </w:r>
+      <w:r>
+        <w:rPr>
+          <w:b w:val="0"/>
+        </w:rPr>
+        <w:t xml:space="preserve"> penalises B’s concentrated error more, while absolute errors both sum 2.</w:t>
       </w:r>
     </w:p>
     <w:sectPr>

--- a/downloads/teacher/ai-5-week-08.docx
+++ b/downloads/teacher/ai-5-week-08.docx
@@ -155,7 +155,7 @@
           </w:tcPr>
           <w:p>
             <w:r>
-              <w:t>Sections 1–6; record the brief recall in the workbook.</w:t>
+              <w:t>Use Your mission, Notice the evidence, See how it works, Words that unlock the idea and Follow a worked example; record recall in the workbook.</w:t>
             </w:r>
           </w:p>
         </w:tc>
@@ -187,7 +187,7 @@
           </w:tcPr>
           <w:p>
             <w:r>
-              <w:t>Sections 7–10; use the matching workbook W2 and misconception check.</w:t>
+              <w:t>Use Find and repair a mistake, Practise together and Build your understanding; use the matching workbook W2 and Individual reasoning check.</w:t>
             </w:r>
           </w:p>
         </w:tc>
@@ -219,7 +219,7 @@
           </w:tcPr>
           <w:p>
             <w:r>
-              <w:t>Sections 9 and 11–14. Give extra time to finish the full task set; use Section 15 when the week includes a coding lab.</w:t>
+              <w:t>Use Run the investigation, Connect your project and Try a new case independently. Allow extra time for the full task set. When code is supplied, use the examples in See how it works or Follow a worked example and the browser lab in Supported practice, repair and portfolio.</w:t>
             </w:r>
           </w:p>
         </w:tc>
@@ -1751,7 +1751,7 @@
         <w:drawing>
           <wp:inline xmlns:a="http://schemas.openxmlformats.org/drawingml/2006/main" xmlns:pic="http://schemas.openxmlformats.org/drawingml/2006/picture">
             <wp:extent cx="5486400" cy="5145314"/>
-            <wp:docPr id="2" name="Picture 2" descr="Loss functions. A squared errors: A residuals [-1, 1] give squares [1, 1], MSE1.. B squared errors: B residuals [0, 2] give squares [0, 4], MSE2.. Compare objective: A wins under MSE; both MAEs equal1."/>
+            <wp:docPr id="2" name="Picture 2" descr="Loss functions. A squared errors: A residuals [-1, 1] give squares [1, 1], MSE 1.. B squared errors: B residuals [0, 2] give squares [0, 4], MSE 2.. Compare objective: A wins under MSE; both MAEs equal 1."/>
             <wp:cNvGraphicFramePr>
               <a:graphicFrameLocks noChangeAspect="1"/>
             </wp:cNvGraphicFramePr>
@@ -1842,7 +1842,7 @@
           </w:tcPr>
           <w:p>
             <w:r>
-              <w:t>A residuals [-1, 1] give squares [1, 1], MSE1.</w:t>
+              <w:t>A residuals [-1, 1] give squares [1, 1], MSE 1.</w:t>
             </w:r>
           </w:p>
         </w:tc>
@@ -1864,7 +1864,7 @@
           </w:tcPr>
           <w:p>
             <w:r>
-              <w:t>B residuals [0, 2] give squares [0, 4], MSE2.</w:t>
+              <w:t>B residuals [0, 2] give squares [0, 4], MSE 2.</w:t>
             </w:r>
           </w:p>
         </w:tc>
@@ -1886,7 +1886,7 @@
           </w:tcPr>
           <w:p>
             <w:r>
-              <w:t>A wins under MSE; both MAEs equal1.</w:t>
+              <w:t>A wins under MSE; both MAEs equal 1.</w:t>
             </w:r>
           </w:p>
         </w:tc>
@@ -2046,7 +2046,7 @@
         <w:rPr>
           <w:b w:val="0"/>
         </w:rPr>
-        <w:t>: A and B tie at MAE1.</w:t>
+        <w:t>: A and B tie at MAE 1.</w:t>
       </w:r>
     </w:p>
     <w:p>
@@ -2376,7 +2376,7 @@
         <w:rPr>
           <w:b w:val="0"/>
         </w:rPr>
-        <w:t xml:space="preserve">Use the worked example in Sections 3 and 6. Collect a </w:t>
+        <w:t xml:space="preserve">Use See how it works and Follow a worked example. Collect a </w:t>
       </w:r>
       <w:r>
         <w:rPr>
@@ -2771,7 +2771,7 @@
         <w:rPr>
           <w:b w:val="0"/>
         </w:rPr>
-        <w:t>s produce a strict A win under MSE and a tie under MAE; “better” depends on the declared objective. Changed-case check: A and B tie at MAE1.</w:t>
+        <w:t>s produce a strict A win under MSE and a tie under MAE; “better” depends on the declared objective. Changed-case check: A and B tie at MAE 1.</w:t>
       </w:r>
     </w:p>
     <w:p>
@@ -2799,7 +2799,7 @@
         <w:rPr>
           <w:b w:val="0"/>
         </w:rPr>
-        <w:t xml:space="preserve">Changed-case reasoning: A and B tie at MAE1. </w:t>
+        <w:t xml:space="preserve">Changed-case reasoning: A and B tie at MAE 1. </w:t>
       </w:r>
       <w:r>
         <w:rPr>
@@ -2939,7 +2939,7 @@
         <w:rPr>
           <w:b w:val="0"/>
         </w:rPr>
-        <w:t xml:space="preserve">Use Section 9 for the </w:t>
+        <w:t xml:space="preserve">Use Run the investigation for the </w:t>
       </w:r>
       <w:r>
         <w:rPr>
@@ -4593,7 +4593,7 @@
           </w:tcPr>
           <w:p>
             <w:r>
-              <w:t>Sections 1–6; record the brief recall in the workbook.</w:t>
+              <w:t>Use Your mission, Notice the evidence, See how it works, Words that unlock the idea and Follow a worked example; record recall in the workbook.</w:t>
             </w:r>
           </w:p>
         </w:tc>
@@ -4625,7 +4625,7 @@
           </w:tcPr>
           <w:p>
             <w:r>
-              <w:t>Sections 7–10; use the matching workbook W2 and misconception check.</w:t>
+              <w:t>Use Find and repair a mistake, Practise together and Build your understanding; use the matching workbook W2 and Individual reasoning check.</w:t>
             </w:r>
           </w:p>
         </w:tc>
@@ -4657,7 +4657,7 @@
           </w:tcPr>
           <w:p>
             <w:r>
-              <w:t>Sections 9 and 11–14. Give extra time to finish the full task set; use Section 15 when the week includes a coding lab.</w:t>
+              <w:t>Use Run the investigation, Connect your project and Try a new case independently. Allow extra time for the full task set. When code is supplied, use the examples in See how it works or Follow a worked example and the browser lab in Supported practice, repair and portfolio.</w:t>
             </w:r>
           </w:p>
         </w:tc>
@@ -4893,7 +4893,7 @@
         <w:rPr>
           <w:b w:val="0"/>
         </w:rPr>
-        <w:t xml:space="preserve"> and a reason before comparing. Expected result: A and B tie at MAE1.</w:t>
+        <w:t xml:space="preserve"> and a reason before comparing. Expected result: A and B tie at MAE 1.</w:t>
       </w:r>
     </w:p>
     <w:p>
@@ -5478,7 +5478,7 @@
         <w:drawing>
           <wp:inline xmlns:a="http://schemas.openxmlformats.org/drawingml/2006/main" xmlns:pic="http://schemas.openxmlformats.org/drawingml/2006/picture">
             <wp:extent cx="5486400" cy="3182112"/>
-            <wp:docPr id="4" name="Picture 4" descr="A squared errors: A residuals [-1, 1] give squares [1, 1], MSE1. → B squared errors: B residuals [0, 2] give squares [0, 4], MSE2. → Compare objective: A wins under MSE; both MAEs equal1."/>
+            <wp:docPr id="4" name="Picture 4" descr="A squared errors: A residuals [-1, 1] give squares [1, 1], MSE 1. → B squared errors: B residuals [0, 2] give squares [0, 4], MSE 2. → Compare objective: A wins under MSE; both MAEs equal 1."/>
             <wp:cNvGraphicFramePr>
               <a:graphicFrameLocks noChangeAspect="1"/>
             </wp:cNvGraphicFramePr>
@@ -5541,7 +5541,7 @@
         <w:rPr>
           <w:b w:val="0"/>
         </w:rPr>
-        <w:t xml:space="preserve">s [-1, 1] give squares [1, 1], MSE1. → B </w:t>
+        <w:t xml:space="preserve">s [-1, 1] give squares [1, 1], MSE 1. → B </w:t>
       </w:r>
       <w:r>
         <w:rPr>
@@ -5565,7 +5565,7 @@
         <w:rPr>
           <w:b w:val="0"/>
         </w:rPr>
-        <w:t>s [0, 2] give squares [0, 4], MSE2. → Compare objective: A wins under MSE; both MAEs equal1.</w:t>
+        <w:t>s [0, 2] give squares [0, 4], MSE 2. → Compare objective: A wins under MSE; both MAEs equal 1.</w:t>
       </w:r>
     </w:p>
     <w:p>
@@ -5760,7 +5760,7 @@
         <w:drawing>
           <wp:inline xmlns:a="http://schemas.openxmlformats.org/drawingml/2006/main" xmlns:pic="http://schemas.openxmlformats.org/drawingml/2006/picture">
             <wp:extent cx="5486400" cy="3026664"/>
-            <wp:docPr id="6" name="Picture 6" descr="Original case: A wins under MSE; both MAEs equal1. Changed condition: Choose MAE instead of MSE as the sole criterion. Expected result: A and B tie at MAE1. Reason: Squared error penalises B’s concentrated error more, while absolute errors both sum 2."/>
+            <wp:docPr id="6" name="Picture 6" descr="Original case: A wins under MSE; both MAEs equal 1. Changed condition: Choose MAE instead of MSE as the sole criterion. Expected result: A and B tie at MAE 1. Reason: Squared error penalises B’s concentrated error more, while absolute errors both sum 2."/>
             <wp:cNvGraphicFramePr>
               <a:graphicFrameLocks noChangeAspect="1"/>
             </wp:cNvGraphicFramePr>
@@ -5799,7 +5799,7 @@
         <w:rPr>
           <w:b w:val="0"/>
         </w:rPr>
-        <w:t>Original case: A wins under MSE; both MAEs equal1. Changed condition: Choose MAE instead of MSE as the sole criterion. Expected result: A and B tie at MAE1.</w:t>
+        <w:t>Original case: A wins under MSE; both MAEs equal 1. Changed condition: Choose MAE instead of MSE as the sole criterion. Expected result: A and B tie at MAE 1.</w:t>
       </w:r>
     </w:p>
     <w:p>
@@ -6240,7 +6240,7 @@
         <w:rPr>
           <w:b w:val="0"/>
         </w:rPr>
-        <w:t>s produce a strict A win under MSE and a tie under MAE; “better” depends on the declared objective. Changed-case check: A and B tie at MAE1.</w:t>
+        <w:t>s produce a strict A win under MSE and a tie under MAE; “better” depends on the declared objective. Changed-case check: A and B tie at MAE 1.</w:t>
       </w:r>
     </w:p>
     <w:p>

--- a/downloads/teacher/ai-5-week-08.docx
+++ b/downloads/teacher/ai-5-week-08.docx
@@ -25,20 +25,38 @@
         <w:pStyle w:val="Heading1"/>
       </w:pPr>
       <w:r>
-        <w:t>01. Prepare the purpose, prerequisites and materials</w:t>
+        <w:t>Keep each loss attached to its cases and definition.</w:t>
       </w:r>
     </w:p>
     <w:p>
       <w:r>
-        <w:t>Prepare Loss functions: check the target, prerequisites, resources and adaptable teaching schedule.</w:t>
+        <w:t>Show signed residuals,squares and all-case divisor;distinguish supplied baselines,training evidence and untouched final evaluation.</w:t>
       </w:r>
     </w:p>
     <w:p>
-      <w:pPr>
-        <w:pStyle w:val="Heading3"/>
-      </w:pPr>
-      <w:r>
-        <w:t>Teach the learning cycle</w:t>
+      <w:r>
+        <w:t>Assess both independent metrics and the changed ranking with checked keys;avoid invented fitting provenance.</w:t>
+      </w:r>
+    </w:p>
+    <w:p>
+      <w:pPr>
+        <w:pStyle w:val="Heading1"/>
+      </w:pPr>
+      <w:r>
+        <w:t>01. Prepare the connected mathematical investigation</w:t>
+      </w:r>
+    </w:p>
+    <w:p>
+      <w:r>
+        <w:t>Keep explanation,shared practice and independent evidence distinct.</w:t>
+      </w:r>
+    </w:p>
+    <w:p>
+      <w:pPr>
+        <w:pStyle w:val="Heading2"/>
+      </w:pPr>
+      <w:r>
+        <w:t>Target and main teaching plan</w:t>
       </w:r>
     </w:p>
     <w:p>
@@ -261,18 +279,21 @@
     </w:p>
     <w:p>
       <w:pPr>
-        <w:pStyle w:val="Heading3"/>
-      </w:pPr>
-      <w:r>
-        <w:t>Retrieval answer guidance</w:t>
+        <w:pStyle w:val="Heading2"/>
+      </w:pPr>
+      <w:r>
+        <w:t>Preparation and prerequisite</w:t>
       </w:r>
     </w:p>
     <w:p>
       <w:pPr>
-        <w:pStyle w:val="Heading3"/>
-      </w:pPr>
-      <w:r>
-        <w:t>Parameters and architecture</w:t>
+        <w:spacing w:line="336" w:lineRule="auto" w:after="180"/>
+      </w:pPr>
+      <w:r>
+        <w:rPr>
+          <w:b w:val="0"/>
+        </w:rPr>
+        <w:t>Printed lesson and workbook; paper and pencil</w:t>
       </w:r>
     </w:p>
     <w:p>
@@ -283,7 +304,7 @@
         <w:rPr>
           <w:b w:val="0"/>
         </w:rPr>
-        <w:t>Without opening the old lesson, explain one key idea from Parameters and architecture. Give an example and a mistake that the idea helps you avoid.</w:t>
+        <w:t>Calculator and optional local Python 3 editor; no packages or AI accounts needed</w:t>
       </w:r>
     </w:p>
     <w:p>
@@ -294,7 +315,7 @@
         <w:rPr>
           <w:b w:val="0"/>
         </w:rPr>
-        <w:t>Look for: Distinguish architectural choices from parameter values</w:t>
+        <w:t>Use the fictional examples supplied; prepare the fresh retry before class</w:t>
       </w:r>
     </w:p>
     <w:p>
@@ -305,15 +326,27 @@
         <w:rPr>
           <w:b w:val="0"/>
         </w:rPr>
-        <w:t>Reference example, not the only acceptable wording: Teacher explanation: There are 8 weights and 2 biases, total 10.</w:t>
+        <w:t xml:space="preserve">No. We also need a </w:t>
+      </w:r>
+      <w:r>
+        <w:rPr>
+          <w:b/>
+        </w:rPr>
+        <w:t>target</w:t>
+      </w:r>
+      <w:r>
+        <w:rPr>
+          <w:b w:val="0"/>
+        </w:rPr>
+        <w:t xml:space="preserve"> or other evaluation criterion and appropriate examples.</w:t>
       </w:r>
     </w:p>
     <w:p>
       <w:pPr>
-        <w:pStyle w:val="Heading3"/>
-      </w:pPr>
-      <w:r>
-        <w:t>Composing layers</w:t>
+        <w:pStyle w:val="Heading2"/>
+      </w:pPr>
+      <w:r>
+        <w:t>Opening retrieval</w:t>
       </w:r>
     </w:p>
     <w:p>
@@ -324,7 +357,7 @@
         <w:rPr>
           <w:b w:val="0"/>
         </w:rPr>
-        <w:t>Without opening the old lesson, explain one key idea from Composing layers. Give an example and a mistake that the idea helps you avoid.</w:t>
+        <w:t>Without opening the old lesson, explain one key idea from Parameters and architecture. Give an example and a mistake that the idea helps you avoid.</w:t>
       </w:r>
     </w:p>
     <w:p>
@@ -335,19 +368,7 @@
         <w:rPr>
           <w:b w:val="0"/>
         </w:rPr>
-        <w:t xml:space="preserve">Look for: Trace how one layer supplies the next layer </w:t>
-      </w:r>
-      <w:r>
-        <w:rPr>
-          <w:b/>
-        </w:rPr>
-        <w:t>input</w:t>
-      </w:r>
-      <w:r>
-        <w:rPr>
-          <w:b w:val="0"/>
-        </w:rPr>
-        <w:t>s</w:t>
+        <w:t>Look for: Distinguish architectural choices from parameter values</w:t>
       </w:r>
     </w:p>
     <w:p>
@@ -358,15 +379,18 @@
         <w:rPr>
           <w:b w:val="0"/>
         </w:rPr>
-        <w:t>Reference example, not the only acceptable wording: Teacher explanation: Scores are -2 and 2; activations are 0 and 2; y = 0 - 2 + 1 = -1.</w:t>
+        <w:t>Reference example, not the only acceptable wording: Teacher explanation: There are 8 weights and 2 biases, total 10.</w:t>
       </w:r>
     </w:p>
     <w:p>
       <w:pPr>
-        <w:pStyle w:val="Heading3"/>
-      </w:pPr>
-      <w:r>
-        <w:t>Dot products and weighted sums</w:t>
+        <w:spacing w:line="336" w:lineRule="auto" w:after="180"/>
+      </w:pPr>
+      <w:r>
+        <w:rPr>
+          <w:b w:val="0"/>
+        </w:rPr>
+        <w:t>Without opening the old lesson, explain one key idea from Composing layers. Give an example and a mistake that the idea helps you avoid.</w:t>
       </w:r>
     </w:p>
     <w:p>
@@ -377,7 +401,19 @@
         <w:rPr>
           <w:b w:val="0"/>
         </w:rPr>
-        <w:t>Without opening the old lesson, explain one key idea from Dot products and weighted sums. Give an example and a mistake that the idea helps you avoid.</w:t>
+        <w:t xml:space="preserve">Look for: Trace how one layer supplies the next layer </w:t>
+      </w:r>
+      <w:r>
+        <w:rPr>
+          <w:b/>
+        </w:rPr>
+        <w:t>input</w:t>
+      </w:r>
+      <w:r>
+        <w:rPr>
+          <w:b w:val="0"/>
+        </w:rPr>
+        <w:t>s</w:t>
       </w:r>
     </w:p>
     <w:p>
@@ -388,7 +424,7 @@
         <w:rPr>
           <w:b w:val="0"/>
         </w:rPr>
-        <w:t>Look for: Calculate a dot product by matching feature positions</w:t>
+        <w:t>Reference example, not the only acceptable wording: Teacher explanation: Scores are -2 and 2; activations are 0 and 2; y = 0 - 2 + 1 = -1.</w:t>
       </w:r>
     </w:p>
     <w:p>
@@ -399,7 +435,7 @@
         <w:rPr>
           <w:b w:val="0"/>
         </w:rPr>
-        <w:t>Reference example, not the only acceptable wording: Teacher explanation: Contributions are 6 and -5, so the score is 1.</w:t>
+        <w:t>Without opening the old lesson, explain one key idea from Dot products and weighted sums. Give an example and a mistake that the idea helps you avoid.</w:t>
       </w:r>
     </w:p>
     <w:p>
@@ -410,43 +446,7 @@
         <w:rPr>
           <w:b w:val="0"/>
         </w:rPr>
-        <w:t xml:space="preserve">Keep paired </w:t>
-      </w:r>
-      <w:r>
-        <w:rPr>
-          <w:b/>
-        </w:rPr>
-        <w:t>prediction</w:t>
-      </w:r>
-      <w:r>
-        <w:rPr>
-          <w:b w:val="0"/>
-        </w:rPr>
-        <w:t xml:space="preserve"> and </w:t>
-      </w:r>
-      <w:r>
-        <w:rPr>
-          <w:b/>
-        </w:rPr>
-        <w:t>target</w:t>
-      </w:r>
-      <w:r>
-        <w:rPr>
-          <w:b w:val="0"/>
-        </w:rPr>
-        <w:t xml:space="preserve"> rows visible in both 45-minute sessions. Require </w:t>
-      </w:r>
-      <w:r>
-        <w:rPr>
-          <w:b/>
-        </w:rPr>
-        <w:t>residual</w:t>
-      </w:r>
-      <w:r>
-        <w:rPr>
-          <w:b w:val="0"/>
-        </w:rPr>
-        <w:t>s, per-row penalties and the denominator before accepting an average.</w:t>
+        <w:t>Look for: Calculate a dot product by matching feature positions</w:t>
       </w:r>
     </w:p>
     <w:p>
@@ -457,15 +457,15 @@
         <w:rPr>
           <w:b w:val="0"/>
         </w:rPr>
-        <w:t>This week uses regression and ordinary MSE; do not introduce a different scaling convention midway.</w:t>
+        <w:t>Reference example, not the only acceptable wording: Teacher explanation: Contributions are 6 and -5, so the score is 1.</w:t>
       </w:r>
     </w:p>
     <w:p>
       <w:pPr>
-        <w:pStyle w:val="Heading3"/>
-      </w:pPr>
-      <w:r>
-        <w:t>Outcomes</w:t>
+        <w:pStyle w:val="Heading2"/>
+      </w:pPr>
+      <w:r>
+        <w:t>Pictured end goal</w:t>
       </w:r>
     </w:p>
     <w:p>
@@ -476,71 +476,23 @@
         <w:rPr>
           <w:b w:val="0"/>
         </w:rPr>
-        <w:t xml:space="preserve">Calculate per-example </w:t>
-      </w:r>
-      <w:r>
-        <w:rPr>
-          <w:b/>
-        </w:rPr>
-        <w:t>squared error</w:t>
-      </w:r>
-      <w:r>
-        <w:rPr>
-          <w:b w:val="0"/>
-        </w:rPr>
-        <w:t xml:space="preserve"> and </w:t>
-      </w:r>
-      <w:r>
-        <w:rPr>
-          <w:b/>
-        </w:rPr>
-        <w:t>mean squared error</w:t>
+        <w:t>By the end, I can explain loss functions using a traced example and a stated limitation.</w:t>
       </w:r>
     </w:p>
     <w:p>
       <w:pPr>
-        <w:spacing w:line="336" w:lineRule="auto" w:after="180"/>
-      </w:pPr>
-      <w:r>
-        <w:rPr>
-          <w:b w:val="0"/>
-        </w:rPr>
-        <w:t xml:space="preserve">Distinguish </w:t>
-      </w:r>
-      <w:r>
-        <w:rPr>
-          <w:b/>
-        </w:rPr>
-        <w:t>residual</w:t>
-      </w:r>
-      <w:r>
-        <w:rPr>
-          <w:b w:val="0"/>
-        </w:rPr>
-        <w:t xml:space="preserve"> cancellation from a low loss</w:t>
+        <w:pStyle w:val="Heading2"/>
+      </w:pPr>
+      <w:r>
+        <w:t>Earlier wording, alternatives and picture transcripts · reference / check after trying</w:t>
       </w:r>
     </w:p>
     <w:p>
       <w:pPr>
-        <w:spacing w:line="336" w:lineRule="auto" w:after="180"/>
-      </w:pPr>
-      <w:r>
-        <w:rPr>
-          <w:b w:val="0"/>
-        </w:rPr>
-        <w:t xml:space="preserve">Separate </w:t>
-      </w:r>
-      <w:r>
-        <w:rPr>
-          <w:b/>
-        </w:rPr>
-        <w:t>training</w:t>
-      </w:r>
-      <w:r>
-        <w:rPr>
-          <w:b w:val="0"/>
-        </w:rPr>
-        <w:t xml:space="preserve"> loss from independent evaluation</w:t>
+        <w:pStyle w:val="Heading3"/>
+      </w:pPr>
+      <w:r>
+        <w:t>Teach the learning cycle</w:t>
       </w:r>
     </w:p>
     <w:p>
@@ -548,48 +500,78 @@
         <w:pStyle w:val="Heading3"/>
       </w:pPr>
       <w:r>
-        <w:t>Preparation</w:t>
+        <w:t>Retrieval answer guidance</w:t>
       </w:r>
     </w:p>
     <w:p>
       <w:pPr>
-        <w:spacing w:line="336" w:lineRule="auto" w:after="180"/>
-      </w:pPr>
-      <w:r>
-        <w:rPr>
-          <w:b w:val="0"/>
-        </w:rPr>
-        <w:t>Printed lesson and workbook; paper and pencil</w:t>
+        <w:pStyle w:val="Heading3"/>
+      </w:pPr>
+      <w:r>
+        <w:t>Parameters and architecture</w:t>
       </w:r>
     </w:p>
     <w:p>
       <w:pPr>
-        <w:spacing w:line="336" w:lineRule="auto" w:after="180"/>
-      </w:pPr>
-      <w:r>
-        <w:rPr>
-          <w:b w:val="0"/>
-        </w:rPr>
-        <w:t>Calculator and optional local Python 3 editor; no packages or AI accounts needed</w:t>
+        <w:pStyle w:val="Heading3"/>
+      </w:pPr>
+      <w:r>
+        <w:t>Composing layers</w:t>
       </w:r>
     </w:p>
     <w:p>
       <w:pPr>
-        <w:spacing w:line="336" w:lineRule="auto" w:after="180"/>
-      </w:pPr>
-      <w:r>
-        <w:rPr>
-          <w:b w:val="0"/>
-        </w:rPr>
-        <w:t>Use the fictional examples supplied; prepare the fresh retry before class</w:t>
+        <w:pStyle w:val="Heading3"/>
+      </w:pPr>
+      <w:r>
+        <w:t>Dot products and weighted sums</w:t>
       </w:r>
     </w:p>
     <w:p>
       <w:pPr>
-        <w:pStyle w:val="Heading3"/>
-      </w:pPr>
-      <w:r>
-        <w:t>Prerequisite answer</w:t>
+        <w:spacing w:line="336" w:lineRule="auto" w:after="180"/>
+      </w:pPr>
+      <w:r>
+        <w:rPr>
+          <w:b w:val="0"/>
+        </w:rPr>
+        <w:t xml:space="preserve">Keep paired </w:t>
+      </w:r>
+      <w:r>
+        <w:rPr>
+          <w:b/>
+        </w:rPr>
+        <w:t>prediction</w:t>
+      </w:r>
+      <w:r>
+        <w:rPr>
+          <w:b w:val="0"/>
+        </w:rPr>
+        <w:t xml:space="preserve"> and </w:t>
+      </w:r>
+      <w:r>
+        <w:rPr>
+          <w:b/>
+        </w:rPr>
+        <w:t>target</w:t>
+      </w:r>
+      <w:r>
+        <w:rPr>
+          <w:b w:val="0"/>
+        </w:rPr>
+        <w:t xml:space="preserve"> rows visible in both 45-minute sessions. Require </w:t>
+      </w:r>
+      <w:r>
+        <w:rPr>
+          <w:b/>
+        </w:rPr>
+        <w:t>residual</w:t>
+      </w:r>
+      <w:r>
+        <w:rPr>
+          <w:b w:val="0"/>
+        </w:rPr>
+        <w:t>s, per-row penalties and the denominator before accepting an average.</w:t>
       </w:r>
     </w:p>
     <w:p>
@@ -600,19 +582,7 @@
         <w:rPr>
           <w:b w:val="0"/>
         </w:rPr>
-        <w:t xml:space="preserve">No. We also need a </w:t>
-      </w:r>
-      <w:r>
-        <w:rPr>
-          <w:b/>
-        </w:rPr>
-        <w:t>target</w:t>
-      </w:r>
-      <w:r>
-        <w:rPr>
-          <w:b w:val="0"/>
-        </w:rPr>
-        <w:t xml:space="preserve"> or other evaluation criterion and appropriate examples.</w:t>
+        <w:t>This week uses regression and ordinary MSE; do not introduce a different scaling convention midway.</w:t>
       </w:r>
     </w:p>
     <w:p>
@@ -620,7 +590,7 @@
         <w:pStyle w:val="Heading3"/>
       </w:pPr>
       <w:r>
-        <w:t>End goal for the pictorial case</w:t>
+        <w:t>Outcomes</w:t>
       </w:r>
     </w:p>
     <w:p>
@@ -631,7 +601,25 @@
         <w:rPr>
           <w:b w:val="0"/>
         </w:rPr>
-        <w:t>By the end, I can explain loss functions using a traced example and a stated limitation.</w:t>
+        <w:t xml:space="preserve">Calculate per-example </w:t>
+      </w:r>
+      <w:r>
+        <w:rPr>
+          <w:b/>
+        </w:rPr>
+        <w:t>squared error</w:t>
+      </w:r>
+      <w:r>
+        <w:rPr>
+          <w:b w:val="0"/>
+        </w:rPr>
+        <w:t xml:space="preserve"> and </w:t>
+      </w:r>
+      <w:r>
+        <w:rPr>
+          <w:b/>
+        </w:rPr>
+        <w:t>mean squared error</w:t>
       </w:r>
     </w:p>
     <w:p>
@@ -642,20 +630,50 @@
         <w:rPr>
           <w:b w:val="0"/>
         </w:rPr>
-        <w:t>This added worked case illustrates the week’s main idea. Retain all original and connected topics; schedule its practice within the teaching cycle.</w:t>
+        <w:t xml:space="preserve">Distinguish </w:t>
+      </w:r>
+      <w:r>
+        <w:rPr>
+          <w:b/>
+        </w:rPr>
+        <w:t>residual</w:t>
+      </w:r>
+      <w:r>
+        <w:rPr>
+          <w:b w:val="0"/>
+        </w:rPr>
+        <w:t xml:space="preserve"> cancellation from a low loss</w:t>
       </w:r>
     </w:p>
     <w:p>
       <w:pPr>
-        <w:pStyle w:val="Heading1"/>
-      </w:pPr>
-      <w:r>
-        <w:t>02. Explain and model the mechanism</w:t>
+        <w:spacing w:line="336" w:lineRule="auto" w:after="180"/>
+      </w:pPr>
+      <w:r>
+        <w:rPr>
+          <w:b w:val="0"/>
+        </w:rPr>
+        <w:t xml:space="preserve">Separate </w:t>
+      </w:r>
+      <w:r>
+        <w:rPr>
+          <w:b/>
+        </w:rPr>
+        <w:t>training</w:t>
+      </w:r>
+      <w:r>
+        <w:rPr>
+          <w:b w:val="0"/>
+        </w:rPr>
+        <w:t xml:space="preserve"> loss from independent evaluation</w:t>
       </w:r>
     </w:p>
     <w:p>
-      <w:r>
-        <w:t>Model Loss functions using the supplied case, labelled mechanism and reasoning. Make the scope of each conclusion explicit.</w:t>
+      <w:pPr>
+        <w:pStyle w:val="Heading3"/>
+      </w:pPr>
+      <w:r>
+        <w:t>Preparation</w:t>
       </w:r>
     </w:p>
     <w:p>
@@ -663,90 +681,15 @@
         <w:pStyle w:val="Heading3"/>
       </w:pPr>
       <w:r>
-        <w:t>Explain Loss functions · 1</w:t>
+        <w:t>Prerequisite answer</w:t>
       </w:r>
     </w:p>
     <w:p>
       <w:pPr>
-        <w:spacing w:line="336" w:lineRule="auto" w:after="180"/>
-      </w:pPr>
-      <w:r>
-        <w:rPr>
-          <w:b w:val="0"/>
-        </w:rPr>
-        <w:t xml:space="preserve">A loss assigns a numerical penalty to a </w:t>
-      </w:r>
-      <w:r>
-        <w:rPr>
-          <w:b/>
-        </w:rPr>
-        <w:t>prediction</w:t>
-      </w:r>
-      <w:r>
-        <w:rPr>
-          <w:b w:val="0"/>
-        </w:rPr>
-        <w:t xml:space="preserve"> compared with a </w:t>
-      </w:r>
-      <w:r>
-        <w:rPr>
-          <w:b/>
-        </w:rPr>
-        <w:t>target</w:t>
-      </w:r>
-      <w:r>
-        <w:rPr>
-          <w:b w:val="0"/>
-        </w:rPr>
-        <w:t xml:space="preserve">. For this regression lesson, </w:t>
-      </w:r>
-      <w:r>
-        <w:rPr>
-          <w:b/>
-        </w:rPr>
-        <w:t>residual</w:t>
-      </w:r>
-      <w:r>
-        <w:rPr>
-          <w:b w:val="0"/>
-        </w:rPr>
-        <w:t xml:space="preserve"> e = </w:t>
-      </w:r>
-      <w:r>
-        <w:rPr>
-          <w:b/>
-        </w:rPr>
-        <w:t>prediction</w:t>
-      </w:r>
-      <w:r>
-        <w:rPr>
-          <w:b w:val="0"/>
-        </w:rPr>
-        <w:t xml:space="preserve"> - </w:t>
-      </w:r>
-      <w:r>
-        <w:rPr>
-          <w:b/>
-        </w:rPr>
-        <w:t>target</w:t>
-      </w:r>
-      <w:r>
-        <w:rPr>
-          <w:b w:val="0"/>
-        </w:rPr>
-        <w:t xml:space="preserve">, and </w:t>
-      </w:r>
-      <w:r>
-        <w:rPr>
-          <w:b/>
-        </w:rPr>
-        <w:t>squared error</w:t>
-      </w:r>
-      <w:r>
-        <w:rPr>
-          <w:b w:val="0"/>
-        </w:rPr>
-        <w:t xml:space="preserve"> is e squared.</w:t>
+        <w:pStyle w:val="Heading3"/>
+      </w:pPr>
+      <w:r>
+        <w:t>End goal for the pictorial case</w:t>
       </w:r>
     </w:p>
     <w:p>
@@ -757,172 +700,28 @@
         <w:rPr>
           <w:b w:val="0"/>
         </w:rPr>
-        <w:t xml:space="preserve">Squaring makes both positive and negative </w:t>
-      </w:r>
-      <w:r>
-        <w:rPr>
-          <w:b/>
-        </w:rPr>
-        <w:t>residual</w:t>
-      </w:r>
-      <w:r>
-        <w:rPr>
-          <w:b w:val="0"/>
-        </w:rPr>
-        <w:t xml:space="preserve">s contribute nonnegative penalties. We use ordinary </w:t>
-      </w:r>
-      <w:r>
-        <w:rPr>
-          <w:b/>
-        </w:rPr>
-        <w:t>mean squared error</w:t>
-      </w:r>
-      <w:r>
-        <w:rPr>
-          <w:b w:val="0"/>
-        </w:rPr>
-        <w:t xml:space="preserve"> without a one-half factor.</w:t>
+        <w:t>This added worked case illustrates the week’s main idea. Retain all original and connected topics; schedule its practice within the teaching cycle.</w:t>
       </w:r>
     </w:p>
     <w:p>
       <w:pPr>
-        <w:spacing w:line="336" w:lineRule="auto" w:after="180"/>
-      </w:pPr>
-      <w:r>
-        <w:rPr>
-          <w:b w:val="0"/>
-        </w:rPr>
-        <w:t xml:space="preserve">The </w:t>
-      </w:r>
-      <w:r>
-        <w:rPr>
-          <w:b/>
-        </w:rPr>
-        <w:t>mean squared error</w:t>
-      </w:r>
-      <w:r>
-        <w:rPr>
-          <w:b w:val="0"/>
-        </w:rPr>
-        <w:t xml:space="preserve">, or MSE, is (1 + 1 + 4) / 3 = 2. It summarises these three examples, not every possible future </w:t>
-      </w:r>
-      <w:r>
-        <w:rPr>
-          <w:b/>
-        </w:rPr>
-        <w:t>input</w:t>
-      </w:r>
-      <w:r>
-        <w:rPr>
-          <w:b w:val="0"/>
-        </w:rPr>
-        <w:t xml:space="preserve">. If </w:t>
-      </w:r>
-      <w:r>
-        <w:rPr>
-          <w:b/>
-        </w:rPr>
-        <w:t>target</w:t>
-      </w:r>
-      <w:r>
-        <w:rPr>
-          <w:b w:val="0"/>
-        </w:rPr>
-        <w:t xml:space="preserve">s use cm, </w:t>
-      </w:r>
-      <w:r>
-        <w:rPr>
-          <w:b/>
-        </w:rPr>
-        <w:t>residual</w:t>
-      </w:r>
-      <w:r>
-        <w:rPr>
-          <w:b w:val="0"/>
-        </w:rPr>
-        <w:t>s use cm and MSE uses square cm.</w:t>
+        <w:pStyle w:val="Heading1"/>
+      </w:pPr>
+      <w:r>
+        <w:t>02. Teach pairing,penalty and denominator as one calculation</w:t>
       </w:r>
     </w:p>
     <w:p>
-      <w:pPr>
-        <w:spacing w:line="336" w:lineRule="auto" w:after="180"/>
-      </w:pPr>
-      <w:r>
-        <w:rPr>
-          <w:b w:val="0"/>
-        </w:rPr>
-        <w:t xml:space="preserve">For </w:t>
-      </w:r>
-      <w:r>
-        <w:rPr>
-          <w:b/>
-        </w:rPr>
-        <w:t>target</w:t>
-      </w:r>
-      <w:r>
-        <w:rPr>
-          <w:b w:val="0"/>
-        </w:rPr>
-        <w:t xml:space="preserve">s [1, 3] and </w:t>
-      </w:r>
-      <w:r>
-        <w:rPr>
-          <w:b/>
-        </w:rPr>
-        <w:t>prediction</w:t>
-      </w:r>
-      <w:r>
-        <w:rPr>
-          <w:b w:val="0"/>
-        </w:rPr>
-        <w:t xml:space="preserve">s [2, 2], the mean </w:t>
-      </w:r>
-      <w:r>
-        <w:rPr>
-          <w:b/>
-        </w:rPr>
-        <w:t>residual</w:t>
-      </w:r>
-      <w:r>
-        <w:rPr>
-          <w:b w:val="0"/>
-        </w:rPr>
-        <w:t xml:space="preserve"> is zero because 1 and -1 cancel. MSE is 1, correctly recording that both </w:t>
-      </w:r>
-      <w:r>
-        <w:rPr>
-          <w:b/>
-        </w:rPr>
-        <w:t>prediction</w:t>
-      </w:r>
-      <w:r>
-        <w:rPr>
-          <w:b w:val="0"/>
-        </w:rPr>
-        <w:t>s miss.</w:t>
+      <w:r>
+        <w:t>Keep the main,pictured and independent numerical fixtures separate.</w:t>
       </w:r>
     </w:p>
     <w:p>
       <w:pPr>
-        <w:spacing w:line="336" w:lineRule="auto" w:after="180"/>
-      </w:pPr>
-      <w:r>
-        <w:rPr>
-          <w:b w:val="0"/>
-        </w:rPr>
-        <w:t xml:space="preserve">A mean </w:t>
-      </w:r>
-      <w:r>
-        <w:rPr>
-          <w:b/>
-        </w:rPr>
-        <w:t>residual</w:t>
-      </w:r>
-      <w:r>
-        <w:rPr>
-          <w:b w:val="0"/>
-        </w:rPr>
-        <w:t xml:space="preserve"> can describe directional tendency, but it is not a substitute for an error magnitude.</w:t>
+        <w:pStyle w:val="Heading2"/>
+      </w:pPr>
+      <w:r>
+        <w:t>Main definitions,complete comparison and guided key</w:t>
       </w:r>
     </w:p>
     <w:p>
@@ -933,7 +732,997 @@
         <w:rPr>
           <w:b w:val="0"/>
         </w:rPr>
+        <w:t xml:space="preserve">A loss assigns a numerical penalty to a </w:t>
+      </w:r>
+      <w:r>
+        <w:rPr>
+          <w:b/>
+        </w:rPr>
+        <w:t>prediction</w:t>
+      </w:r>
+      <w:r>
+        <w:rPr>
+          <w:b w:val="0"/>
+        </w:rPr>
+        <w:t xml:space="preserve"> compared with a </w:t>
+      </w:r>
+      <w:r>
+        <w:rPr>
+          <w:b/>
+        </w:rPr>
+        <w:t>target</w:t>
+      </w:r>
+      <w:r>
+        <w:rPr>
+          <w:b w:val="0"/>
+        </w:rPr>
+        <w:t xml:space="preserve">. For this regression lesson, </w:t>
+      </w:r>
+      <w:r>
+        <w:rPr>
+          <w:b/>
+        </w:rPr>
+        <w:t>residual</w:t>
+      </w:r>
+      <w:r>
+        <w:rPr>
+          <w:b w:val="0"/>
+        </w:rPr>
+        <w:t xml:space="preserve"> e = </w:t>
+      </w:r>
+      <w:r>
+        <w:rPr>
+          <w:b/>
+        </w:rPr>
+        <w:t>prediction</w:t>
+      </w:r>
+      <w:r>
+        <w:rPr>
+          <w:b w:val="0"/>
+        </w:rPr>
+        <w:t xml:space="preserve"> - </w:t>
+      </w:r>
+      <w:r>
+        <w:rPr>
+          <w:b/>
+        </w:rPr>
+        <w:t>target</w:t>
+      </w:r>
+      <w:r>
+        <w:rPr>
+          <w:b w:val="0"/>
+        </w:rPr>
+        <w:t xml:space="preserve">, and </w:t>
+      </w:r>
+      <w:r>
+        <w:rPr>
+          <w:b/>
+        </w:rPr>
+        <w:t>squared error</w:t>
+      </w:r>
+      <w:r>
+        <w:rPr>
+          <w:b w:val="0"/>
+        </w:rPr>
+        <w:t xml:space="preserve"> is e squared.</w:t>
+      </w:r>
+    </w:p>
+    <w:p>
+      <w:pPr>
+        <w:spacing w:line="336" w:lineRule="auto" w:after="180"/>
+      </w:pPr>
+      <w:r>
+        <w:rPr>
+          <w:b w:val="0"/>
+        </w:rPr>
+        <w:t xml:space="preserve">Squaring makes both positive and negative </w:t>
+      </w:r>
+      <w:r>
+        <w:rPr>
+          <w:b/>
+        </w:rPr>
+        <w:t>residual</w:t>
+      </w:r>
+      <w:r>
+        <w:rPr>
+          <w:b w:val="0"/>
+        </w:rPr>
+        <w:t xml:space="preserve">s contribute nonnegative penalties. We use ordinary </w:t>
+      </w:r>
+      <w:r>
+        <w:rPr>
+          <w:b/>
+        </w:rPr>
+        <w:t>mean squared error</w:t>
+      </w:r>
+      <w:r>
+        <w:rPr>
+          <w:b w:val="0"/>
+        </w:rPr>
+        <w:t xml:space="preserve"> without a one-half factor.</w:t>
+      </w:r>
+    </w:p>
+    <w:p>
+      <w:pPr>
+        <w:spacing w:line="336" w:lineRule="auto" w:after="180"/>
+      </w:pPr>
+      <w:r>
+        <w:rPr>
+          <w:b w:val="0"/>
+        </w:rPr>
+        <w:t xml:space="preserve">The </w:t>
+      </w:r>
+      <w:r>
+        <w:rPr>
+          <w:b/>
+        </w:rPr>
+        <w:t>mean squared error</w:t>
+      </w:r>
+      <w:r>
+        <w:rPr>
+          <w:b w:val="0"/>
+        </w:rPr>
+        <w:t xml:space="preserve">, or MSE, is (1 + 1 + 4) / 3 = 2. It summarises these three examples, not every possible future </w:t>
+      </w:r>
+      <w:r>
+        <w:rPr>
+          <w:b/>
+        </w:rPr>
+        <w:t>input</w:t>
+      </w:r>
+      <w:r>
+        <w:rPr>
+          <w:b w:val="0"/>
+        </w:rPr>
+        <w:t xml:space="preserve">. If </w:t>
+      </w:r>
+      <w:r>
+        <w:rPr>
+          <w:b/>
+        </w:rPr>
+        <w:t>target</w:t>
+      </w:r>
+      <w:r>
+        <w:rPr>
+          <w:b w:val="0"/>
+        </w:rPr>
+        <w:t xml:space="preserve">s use cm, </w:t>
+      </w:r>
+      <w:r>
+        <w:rPr>
+          <w:b/>
+        </w:rPr>
+        <w:t>residual</w:t>
+      </w:r>
+      <w:r>
+        <w:rPr>
+          <w:b w:val="0"/>
+        </w:rPr>
+        <w:t>s use cm and MSE uses square cm.</w:t>
+      </w:r>
+    </w:p>
+    <w:p>
+      <w:pPr>
+        <w:spacing w:line="336" w:lineRule="auto" w:after="180"/>
+      </w:pPr>
+      <w:r>
+        <w:rPr>
+          <w:b w:val="0"/>
+        </w:rPr>
+        <w:t xml:space="preserve">For </w:t>
+      </w:r>
+      <w:r>
+        <w:rPr>
+          <w:b/>
+        </w:rPr>
+        <w:t>target</w:t>
+      </w:r>
+      <w:r>
+        <w:rPr>
+          <w:b w:val="0"/>
+        </w:rPr>
+        <w:t xml:space="preserve">s [1, 3] and </w:t>
+      </w:r>
+      <w:r>
+        <w:rPr>
+          <w:b/>
+        </w:rPr>
+        <w:t>prediction</w:t>
+      </w:r>
+      <w:r>
+        <w:rPr>
+          <w:b w:val="0"/>
+        </w:rPr>
+        <w:t xml:space="preserve">s [2, 2], the mean </w:t>
+      </w:r>
+      <w:r>
+        <w:rPr>
+          <w:b/>
+        </w:rPr>
+        <w:t>residual</w:t>
+      </w:r>
+      <w:r>
+        <w:rPr>
+          <w:b w:val="0"/>
+        </w:rPr>
+        <w:t xml:space="preserve"> is zero because 1 and -1 cancel. MSE is 1, correctly recording that both </w:t>
+      </w:r>
+      <w:r>
+        <w:rPr>
+          <w:b/>
+        </w:rPr>
+        <w:t>prediction</w:t>
+      </w:r>
+      <w:r>
+        <w:rPr>
+          <w:b w:val="0"/>
+        </w:rPr>
+        <w:t>s miss.</w:t>
+      </w:r>
+    </w:p>
+    <w:p>
+      <w:pPr>
+        <w:spacing w:line="336" w:lineRule="auto" w:after="180"/>
+      </w:pPr>
+      <w:r>
+        <w:rPr>
+          <w:b w:val="0"/>
+        </w:rPr>
+        <w:t xml:space="preserve">A mean </w:t>
+      </w:r>
+      <w:r>
+        <w:rPr>
+          <w:b/>
+        </w:rPr>
+        <w:t>residual</w:t>
+      </w:r>
+      <w:r>
+        <w:rPr>
+          <w:b w:val="0"/>
+        </w:rPr>
+        <w:t xml:space="preserve"> can describe directional tendency, but it is not a substitute for an error magnitude.</w:t>
+      </w:r>
+    </w:p>
+    <w:p>
+      <w:pPr>
+        <w:spacing w:line="336" w:lineRule="auto" w:after="180"/>
+      </w:pPr>
+      <w:r>
+        <w:rPr>
+          <w:b w:val="0"/>
+        </w:rPr>
         <w:t>The guard prevents silently ignoring an unmatched example or dividing by zero. It still assumes paired, numeric, valid records. Wrong row alignment produces a meaningless comparison even when list lengths agree.</w:t>
+      </w:r>
+    </w:p>
+    <w:tbl>
+      <w:tblPr>
+        <w:tblStyle w:val="LightShading-Accent1"/>
+        <w:tblW w:type="auto" w:w="0"/>
+        <w:tblLook w:firstColumn="1" w:firstRow="1" w:lastColumn="0" w:lastRow="0" w:noHBand="0" w:noVBand="1" w:val="04A0"/>
+      </w:tblPr>
+      <w:tblGrid>
+        <w:gridCol w:w="2045"/>
+        <w:gridCol w:w="2045"/>
+        <w:gridCol w:w="2045"/>
+        <w:gridCol w:w="2045"/>
+        <w:gridCol w:w="2045"/>
+      </w:tblGrid>
+      <w:tr>
+        <w:trPr>
+          <w:tblHeader/>
+        </w:trPr>
+        <w:tc>
+          <w:tcPr>
+            <w:tcW w:type="dxa" w:w="2045"/>
+          </w:tcPr>
+          <w:p>
+            <w:r>
+              <w:t>Same target vector[1, 3, 2]</w:t>
+            </w:r>
+          </w:p>
+        </w:tc>
+        <w:tc>
+          <w:tcPr>
+            <w:tcW w:type="dxa" w:w="2045"/>
+          </w:tcPr>
+          <w:p>
+            <w:r>
+              <w:t>Predictions</w:t>
+            </w:r>
+          </w:p>
+        </w:tc>
+        <w:tc>
+          <w:tcPr>
+            <w:tcW w:type="dxa" w:w="2045"/>
+          </w:tcPr>
+          <w:p>
+            <w:r>
+              <w:t>Residuals prediction−target</w:t>
+            </w:r>
+          </w:p>
+        </w:tc>
+        <w:tc>
+          <w:tcPr>
+            <w:tcW w:type="dxa" w:w="2045"/>
+          </w:tcPr>
+          <w:p>
+            <w:r>
+              <w:t>Squared errors</w:t>
+            </w:r>
+          </w:p>
+        </w:tc>
+        <w:tc>
+          <w:tcPr>
+            <w:tcW w:type="dxa" w:w="2045"/>
+          </w:tcPr>
+          <w:p>
+            <w:r>
+              <w:t>MSE over 3</w:t>
+            </w:r>
+          </w:p>
+        </w:tc>
+      </w:tr>
+      <w:tr>
+        <w:tc>
+          <w:tcPr>
+            <w:tcW w:type="dxa" w:w="2045"/>
+          </w:tcPr>
+          <w:p>
+            <w:r>
+              <w:t>P</w:t>
+            </w:r>
+          </w:p>
+        </w:tc>
+        <w:tc>
+          <w:tcPr>
+            <w:tcW w:type="dxa" w:w="2045"/>
+          </w:tcPr>
+          <w:p>
+            <w:r>
+              <w:t>[2, 2, 4]</w:t>
+            </w:r>
+          </w:p>
+        </w:tc>
+        <w:tc>
+          <w:tcPr>
+            <w:tcW w:type="dxa" w:w="2045"/>
+          </w:tcPr>
+          <w:p>
+            <w:r>
+              <w:t>[1, −1, 2]</w:t>
+            </w:r>
+          </w:p>
+        </w:tc>
+        <w:tc>
+          <w:tcPr>
+            <w:tcW w:type="dxa" w:w="2045"/>
+          </w:tcPr>
+          <w:p>
+            <w:r>
+              <w:t>[1, 1, 4]</w:t>
+            </w:r>
+          </w:p>
+        </w:tc>
+        <w:tc>
+          <w:tcPr>
+            <w:tcW w:type="dxa" w:w="2045"/>
+          </w:tcPr>
+          <w:p>
+            <w:r>
+              <w:t>2</w:t>
+            </w:r>
+          </w:p>
+        </w:tc>
+      </w:tr>
+      <w:tr>
+        <w:tc>
+          <w:tcPr>
+            <w:tcW w:type="dxa" w:w="2045"/>
+          </w:tcPr>
+          <w:p>
+            <w:r>
+              <w:t>Q</w:t>
+            </w:r>
+          </w:p>
+        </w:tc>
+        <w:tc>
+          <w:tcPr>
+            <w:tcW w:type="dxa" w:w="2045"/>
+          </w:tcPr>
+          <w:p>
+            <w:r>
+              <w:t>[1, 2, 2]</w:t>
+            </w:r>
+          </w:p>
+        </w:tc>
+        <w:tc>
+          <w:tcPr>
+            <w:tcW w:type="dxa" w:w="2045"/>
+          </w:tcPr>
+          <w:p>
+            <w:r>
+              <w:t>[0, −1, 0]</w:t>
+            </w:r>
+          </w:p>
+        </w:tc>
+        <w:tc>
+          <w:tcPr>
+            <w:tcW w:type="dxa" w:w="2045"/>
+          </w:tcPr>
+          <w:p>
+            <w:r>
+              <w:t>[0, 1, 0]</w:t>
+            </w:r>
+          </w:p>
+        </w:tc>
+        <w:tc>
+          <w:tcPr>
+            <w:tcW w:type="dxa" w:w="2045"/>
+          </w:tcPr>
+          <w:p>
+            <w:r>
+              <w:t>1/3</w:t>
+            </w:r>
+          </w:p>
+        </w:tc>
+      </w:tr>
+      <w:tr>
+        <w:tc>
+          <w:tcPr>
+            <w:tcW w:type="dxa" w:w="2045"/>
+          </w:tcPr>
+          <w:p>
+            <w:r>
+              <w:t>Fixed comparison baseline</w:t>
+            </w:r>
+          </w:p>
+        </w:tc>
+        <w:tc>
+          <w:tcPr>
+            <w:tcW w:type="dxa" w:w="2045"/>
+          </w:tcPr>
+          <w:p>
+            <w:r>
+              <w:t>[2, 2, 2]</w:t>
+            </w:r>
+          </w:p>
+        </w:tc>
+        <w:tc>
+          <w:tcPr>
+            <w:tcW w:type="dxa" w:w="2045"/>
+          </w:tcPr>
+          <w:p>
+            <w:r>
+              <w:t>[1, −1, 0]</w:t>
+            </w:r>
+          </w:p>
+        </w:tc>
+        <w:tc>
+          <w:tcPr>
+            <w:tcW w:type="dxa" w:w="2045"/>
+          </w:tcPr>
+          <w:p>
+            <w:r>
+              <w:t>[1, 1, 0]</w:t>
+            </w:r>
+          </w:p>
+        </w:tc>
+        <w:tc>
+          <w:tcPr>
+            <w:tcW w:type="dxa" w:w="2045"/>
+          </w:tcPr>
+          <w:p>
+            <w:r>
+              <w:t>2/3</w:t>
+            </w:r>
+          </w:p>
+        </w:tc>
+      </w:tr>
+      <w:tr>
+        <w:tc>
+          <w:tcPr>
+            <w:tcW w:type="dxa" w:w="2045"/>
+          </w:tcPr>
+          <w:p>
+            <w:r>
+              <w:t>Supported R</w:t>
+            </w:r>
+          </w:p>
+        </w:tc>
+        <w:tc>
+          <w:tcPr>
+            <w:tcW w:type="dxa" w:w="2045"/>
+          </w:tcPr>
+          <w:p>
+            <w:r>
+              <w:t>[0, 3, 3]</w:t>
+            </w:r>
+          </w:p>
+        </w:tc>
+        <w:tc>
+          <w:tcPr>
+            <w:tcW w:type="dxa" w:w="2045"/>
+          </w:tcPr>
+          <w:p>
+            <w:r>
+              <w:t>[−1, 0, 1]</w:t>
+            </w:r>
+          </w:p>
+        </w:tc>
+        <w:tc>
+          <w:tcPr>
+            <w:tcW w:type="dxa" w:w="2045"/>
+          </w:tcPr>
+          <w:p>
+            <w:r>
+              <w:t>[1, 0, 1]</w:t>
+            </w:r>
+          </w:p>
+        </w:tc>
+        <w:tc>
+          <w:tcPr>
+            <w:tcW w:type="dxa" w:w="2045"/>
+          </w:tcPr>
+          <w:p>
+            <w:r>
+              <w:t>2/3</w:t>
+            </w:r>
+          </w:p>
+        </w:tc>
+      </w:tr>
+    </w:tbl>
+    <w:p>
+      <w:pPr>
+        <w:spacing w:line="336" w:lineRule="auto" w:after="180"/>
+      </w:pPr>
+      <w:r>
+        <w:rPr>
+          <w:b w:val="0"/>
+        </w:rPr>
+        <w:t>The fixed[2, 2, 2]comparison vector is supplied for loss arithmetic; its training-fit history is not given. Do not infer that 2 was fitted from these evaluation targets. Pair predictions and targets by case identity, not only by list position after an independent sort. The opposite residual sign used in some earlier lessons gives the same squared/absolute losses, but here signed residual means prediction−target.</w:t>
+      </w:r>
+    </w:p>
+    <w:p>
+      <w:pPr>
+        <w:spacing w:line="336" w:lineRule="auto" w:after="180"/>
+      </w:pPr>
+      <w:r>
+        <w:rPr>
+          <w:b w:val="0"/>
+        </w:rPr>
+        <w:t>Keep the declared sign beside each calculation.</w:t>
+      </w:r>
+    </w:p>
+    <w:p>
+      <w:pPr>
+        <w:spacing w:line="336" w:lineRule="auto" w:after="180"/>
+      </w:pPr>
+      <w:r>
+        <w:rPr>
+          <w:b w:val="0"/>
+        </w:rPr>
+        <w:t xml:space="preserve">Guided: </w:t>
+      </w:r>
+      <w:r>
+        <w:rPr>
+          <w:b/>
+        </w:rPr>
+        <w:t>residual</w:t>
+      </w:r>
+      <w:r>
+        <w:rPr>
+          <w:b w:val="0"/>
+        </w:rPr>
+        <w:t>s [-1, 0, 1], squares [1, 0, 1], MSE 2/3, tied with the baseline under MSE.</w:t>
+      </w:r>
+    </w:p>
+    <w:p>
+      <w:pPr>
+        <w:spacing w:line="336" w:lineRule="auto" w:after="180"/>
+      </w:pPr>
+      <w:r>
+        <w:rPr>
+          <w:b w:val="0"/>
+        </w:rPr>
+        <w:t xml:space="preserve">Exit: zero </w:t>
+      </w:r>
+      <w:r>
+        <w:rPr>
+          <w:b/>
+        </w:rPr>
+        <w:t>training</w:t>
+      </w:r>
+      <w:r>
+        <w:rPr>
+          <w:b w:val="0"/>
+        </w:rPr>
+        <w:t xml:space="preserve"> MSE establishes an exact fit on those recorded </w:t>
+      </w:r>
+      <w:r>
+        <w:rPr>
+          <w:b/>
+        </w:rPr>
+        <w:t>target</w:t>
+      </w:r>
+      <w:r>
+        <w:rPr>
+          <w:b w:val="0"/>
+        </w:rPr>
+        <w:t>s under the chosen loss; it does not establish performance on unseen cases or correct labels.</w:t>
+      </w:r>
+    </w:p>
+    <w:p>
+      <w:pPr>
+        <w:pStyle w:val="Heading2"/>
+      </w:pPr>
+      <w:r>
+        <w:t>Complete separate picture facts and scope</w:t>
+      </w:r>
+    </w:p>
+    <w:p>
+      <w:pPr>
+        <w:spacing w:line="336" w:lineRule="auto" w:after="180"/>
+      </w:pPr>
+      <w:r>
+        <w:rPr>
+          <w:b w:val="0"/>
+        </w:rPr>
+        <w:t xml:space="preserve">Compare candidate losses with the same </w:t>
+      </w:r>
+      <w:r>
+        <w:rPr>
+          <w:b/>
+        </w:rPr>
+        <w:t>target</w:t>
+      </w:r>
+      <w:r>
+        <w:rPr>
+          <w:b w:val="0"/>
+        </w:rPr>
+        <w:t>s and denominator.</w:t>
+      </w:r>
+    </w:p>
+    <w:p>
+      <w:pPr>
+        <w:spacing w:line="336" w:lineRule="auto" w:after="180"/>
+      </w:pPr>
+      <w:r>
+        <w:rPr>
+          <w:b/>
+        </w:rPr>
+        <w:t>Target</w:t>
+      </w:r>
+      <w:r>
+        <w:rPr>
+          <w:b w:val="0"/>
+        </w:rPr>
+        <w:t>s [1, 3]; A predicts [0, 4]; B predicts [1, 5]. Use MSE over both cases.</w:t>
+      </w:r>
+    </w:p>
+    <w:p>
+      <w:pPr>
+        <w:spacing w:line="336" w:lineRule="auto" w:after="180"/>
+      </w:pPr>
+      <w:r>
+        <w:rPr>
+          <w:b w:val="0"/>
+        </w:rPr>
+        <w:t xml:space="preserve">All </w:t>
+      </w:r>
+      <w:r>
+        <w:rPr>
+          <w:b/>
+        </w:rPr>
+        <w:t>input</w:t>
+      </w:r>
+      <w:r>
+        <w:rPr>
+          <w:b w:val="0"/>
+        </w:rPr>
+        <w:t>s and outcomes in this worked example are invented classroom data; no real model run is claimed.</w:t>
+      </w:r>
+    </w:p>
+    <w:p>
+      <w:pPr>
+        <w:spacing w:line="336" w:lineRule="auto" w:after="180"/>
+      </w:pPr>
+      <w:r>
+        <w:rPr>
+          <w:b w:val="0"/>
+        </w:rPr>
+        <w:t>The picture is a separate two-case fixture:targets[1, 3], A[0, 4]has residuals[−1, 1], MSE 1; B[1, 5]has[0, 2], MSE 2. Both MAEs are 1. Squaring gives the one error of size 2a penalty 4, while the two errors of size 1 give total 2. The choice A under MSE becomes a tie under MAE. Do not substitute the main three-case P/Q/Rvectors or the selected independent task’s inputs.</w:t>
+      </w:r>
+    </w:p>
+    <w:p>
+      <w:pPr>
+        <w:spacing w:line="336" w:lineRule="auto" w:after="180"/>
+      </w:pPr>
+      <w:r>
+        <w:rPr>
+          <w:b w:val="0"/>
+        </w:rPr>
+        <w:t>These supplied prediction pairs are arithmetic evidence, not claimed training runs.</w:t>
+      </w:r>
+    </w:p>
+    <w:p>
+      <w:pPr>
+        <w:pStyle w:val="Heading2"/>
+      </w:pPr>
+      <w:r>
+        <w:t>Trace MSE-versus-MAEranking</w:t>
+      </w:r>
+    </w:p>
+    <w:p>
+      <w:r>
+        <w:drawing>
+          <wp:inline xmlns:a="http://schemas.openxmlformats.org/drawingml/2006/main" xmlns:pic="http://schemas.openxmlformats.org/drawingml/2006/picture">
+            <wp:extent cx="5486400" cy="3182112"/>
+            <wp:docPr id="1" name="Picture 1" descr="A squared errors: A residuals [-1, 1] give squares [1, 1], MSE 1. → B squared errors: B residuals [0, 2] give squares [0, 4], MSE 2. → Compare objective: A wins under MSE; both MAEs equal 1."/>
+            <wp:cNvGraphicFramePr>
+              <a:graphicFrameLocks noChangeAspect="1"/>
+            </wp:cNvGraphicFramePr>
+            <a:graphic>
+              <a:graphicData uri="http://schemas.openxmlformats.org/drawingml/2006/picture">
+                <pic:pic>
+                  <pic:nvPicPr>
+                    <pic:cNvPr id="0" name="academy-story-ai-5-8-02.png"/>
+                    <pic:cNvPicPr/>
+                  </pic:nvPicPr>
+                  <pic:blipFill>
+                    <a:blip r:embed="rId9"/>
+                    <a:stretch>
+                      <a:fillRect/>
+                    </a:stretch>
+                  </pic:blipFill>
+                  <pic:spPr>
+                    <a:xfrm>
+                      <a:off x="0" y="0"/>
+                      <a:ext cx="5486400" cy="3182112"/>
+                    </a:xfrm>
+                    <a:prstGeom prst="rect"/>
+                  </pic:spPr>
+                </pic:pic>
+              </a:graphicData>
+            </a:graphic>
+          </wp:inline>
+        </w:drawing>
+      </w:r>
+    </w:p>
+    <w:p>
+      <w:pPr>
+        <w:pStyle w:val="Heading3"/>
+      </w:pPr>
+      <w:r>
+        <w:t>Read the picture one step at a time</w:t>
+      </w:r>
+    </w:p>
+    <w:tbl>
+      <w:tblPr>
+        <w:tblStyle w:val="LightShading-Accent1"/>
+        <w:tblW w:type="auto" w:w="0"/>
+        <w:tblLook w:firstColumn="1" w:firstRow="1" w:lastColumn="0" w:lastRow="0" w:noHBand="0" w:noVBand="1" w:val="04A0"/>
+      </w:tblPr>
+      <w:tblGrid>
+        <w:gridCol w:w="5112"/>
+        <w:gridCol w:w="5112"/>
+      </w:tblGrid>
+      <w:tr>
+        <w:trPr>
+          <w:tblHeader/>
+        </w:trPr>
+        <w:tc>
+          <w:tcPr>
+            <w:tcW w:type="dxa" w:w="5112"/>
+          </w:tcPr>
+          <w:p>
+            <w:r>
+              <w:t>Step</w:t>
+            </w:r>
+          </w:p>
+        </w:tc>
+        <w:tc>
+          <w:tcPr>
+            <w:tcW w:type="dxa" w:w="5112"/>
+          </w:tcPr>
+          <w:p>
+            <w:r>
+              <w:t>What happens and why</w:t>
+            </w:r>
+          </w:p>
+        </w:tc>
+      </w:tr>
+      <w:tr>
+        <w:tc>
+          <w:tcPr>
+            <w:tcW w:type="dxa" w:w="5112"/>
+          </w:tcPr>
+          <w:p>
+            <w:r>
+              <w:t>1. A squared errors</w:t>
+            </w:r>
+          </w:p>
+        </w:tc>
+        <w:tc>
+          <w:tcPr>
+            <w:tcW w:type="dxa" w:w="5112"/>
+          </w:tcPr>
+          <w:p>
+            <w:r>
+              <w:t>A residuals [-1, 1] give squares [1, 1], MSE 1.</w:t>
+            </w:r>
+          </w:p>
+        </w:tc>
+      </w:tr>
+      <w:tr>
+        <w:tc>
+          <w:tcPr>
+            <w:tcW w:type="dxa" w:w="5112"/>
+          </w:tcPr>
+          <w:p>
+            <w:r>
+              <w:t>2. B squared errors</w:t>
+            </w:r>
+          </w:p>
+        </w:tc>
+        <w:tc>
+          <w:tcPr>
+            <w:tcW w:type="dxa" w:w="5112"/>
+          </w:tcPr>
+          <w:p>
+            <w:r>
+              <w:t>B residuals [0, 2] give squares [0, 4], MSE 2.</w:t>
+            </w:r>
+          </w:p>
+        </w:tc>
+      </w:tr>
+      <w:tr>
+        <w:tc>
+          <w:tcPr>
+            <w:tcW w:type="dxa" w:w="5112"/>
+          </w:tcPr>
+          <w:p>
+            <w:r>
+              <w:t>3. Compare objective</w:t>
+            </w:r>
+          </w:p>
+        </w:tc>
+        <w:tc>
+          <w:tcPr>
+            <w:tcW w:type="dxa" w:w="5112"/>
+          </w:tcPr>
+          <w:p>
+            <w:r>
+              <w:t>A wins under MSE; both MAEs equal 1.</w:t>
+            </w:r>
+          </w:p>
+        </w:tc>
+      </w:tr>
+    </w:tbl>
+    <w:p>
+      <w:r>
+        <w:t>Match each pictured step to the supplied facts. This is a worked teaching case, not an independent assessment.</w:t>
+      </w:r>
+    </w:p>
+    <w:p>
+      <w:pPr>
+        <w:spacing w:line="336" w:lineRule="auto" w:after="180"/>
+      </w:pPr>
+      <w:r>
+        <w:rPr>
+          <w:b w:val="0"/>
+        </w:rPr>
+        <w:t xml:space="preserve">For this loss calculation, the signed error is </w:t>
+      </w:r>
+      <w:r>
+        <w:rPr>
+          <w:b/>
+        </w:rPr>
+        <w:t>prediction</w:t>
+      </w:r>
+      <w:r>
+        <w:rPr>
+          <w:b w:val="0"/>
+        </w:rPr>
+        <w:t xml:space="preserve"> minus </w:t>
+      </w:r>
+      <w:r>
+        <w:rPr>
+          <w:b/>
+        </w:rPr>
+        <w:t>target</w:t>
+      </w:r>
+      <w:r>
+        <w:rPr>
+          <w:b w:val="0"/>
+        </w:rPr>
+        <w:t>. MSE squares each error before averaging; MAE takes its absolute value. A spreads its error equally across both cases, while B concentrates it in one case.</w:t>
+      </w:r>
+    </w:p>
+    <w:p>
+      <w:pPr>
+        <w:spacing w:line="336" w:lineRule="auto" w:after="180"/>
+      </w:pPr>
+      <w:r>
+        <w:rPr>
+          <w:b w:val="0"/>
+        </w:rPr>
+        <w:t>Squaring makes the larger individual error count more. State the objective before selecting a model, because these two objectives give different comparisons.</w:t>
+      </w:r>
+    </w:p>
+    <w:p>
+      <w:pPr>
+        <w:spacing w:line="336" w:lineRule="auto" w:after="180"/>
+      </w:pPr>
+      <w:r>
+        <w:rPr>
+          <w:b/>
+        </w:rPr>
+        <w:t>Training</w:t>
+      </w:r>
+      <w:r>
+        <w:rPr>
+          <w:b w:val="0"/>
+        </w:rPr>
+        <w:t xml:space="preserve"> loss is not automatically a held-out performance estimate or a complete measure of use consequences.</w:t>
+      </w:r>
+    </w:p>
+    <w:p>
+      <w:pPr>
+        <w:spacing w:line="336" w:lineRule="auto" w:after="180"/>
+      </w:pPr>
+      <w:r>
+        <w:rPr>
+          <w:b w:val="0"/>
+        </w:rPr>
+        <w:t>Change: Choose MAE instead of MSE as the sole criterion.</w:t>
+      </w:r>
+    </w:p>
+    <w:p>
+      <w:pPr>
+        <w:spacing w:line="336" w:lineRule="auto" w:after="180"/>
+      </w:pPr>
+      <w:r>
+        <w:rPr>
+          <w:b/>
+        </w:rPr>
+        <w:t>Prediction</w:t>
+      </w:r>
+      <w:r>
+        <w:rPr>
+          <w:b w:val="0"/>
+        </w:rPr>
+        <w:t>: A and B tie at MAE 1.</w:t>
+      </w:r>
+    </w:p>
+    <w:p>
+      <w:pPr>
+        <w:spacing w:line="336" w:lineRule="auto" w:after="180"/>
+      </w:pPr>
+      <w:r>
+        <w:rPr>
+          <w:b w:val="0"/>
+        </w:rPr>
+        <w:t xml:space="preserve">Reason: </w:t>
+      </w:r>
+      <w:r>
+        <w:rPr>
+          <w:b/>
+        </w:rPr>
+        <w:t>Squared error</w:t>
+      </w:r>
+      <w:r>
+        <w:rPr>
+          <w:b w:val="0"/>
+        </w:rPr>
+        <w:t xml:space="preserve"> penalises B’s concentrated error more, while absolute errors both sum 2.</w:t>
+      </w:r>
+    </w:p>
+    <w:p>
+      <w:pPr>
+        <w:pStyle w:val="Heading2"/>
+      </w:pPr>
+      <w:r>
+        <w:t>Earlier wording, alternatives and picture transcripts · reference / check after trying</w:t>
       </w:r>
     </w:p>
     <w:tbl>
@@ -1218,64 +2007,6 @@
     </w:p>
     <w:p>
       <w:pPr>
-        <w:spacing w:line="336" w:lineRule="auto" w:after="180"/>
-      </w:pPr>
-      <w:r>
-        <w:rPr>
-          <w:b w:val="0"/>
-        </w:rPr>
-        <w:t xml:space="preserve">Guided: </w:t>
-      </w:r>
-      <w:r>
-        <w:rPr>
-          <w:b/>
-        </w:rPr>
-        <w:t>residual</w:t>
-      </w:r>
-      <w:r>
-        <w:rPr>
-          <w:b w:val="0"/>
-        </w:rPr>
-        <w:t>s [-1, 0, 1], squares [1, 0, 1], MSE 2/3, tied with the baseline under MSE.</w:t>
-      </w:r>
-    </w:p>
-    <w:p>
-      <w:pPr>
-        <w:spacing w:line="336" w:lineRule="auto" w:after="180"/>
-      </w:pPr>
-      <w:r>
-        <w:rPr>
-          <w:b w:val="0"/>
-        </w:rPr>
-        <w:t xml:space="preserve">Exit: zero </w:t>
-      </w:r>
-      <w:r>
-        <w:rPr>
-          <w:b/>
-        </w:rPr>
-        <w:t>training</w:t>
-      </w:r>
-      <w:r>
-        <w:rPr>
-          <w:b w:val="0"/>
-        </w:rPr>
-        <w:t xml:space="preserve"> MSE establishes an exact fit on those recorded </w:t>
-      </w:r>
-      <w:r>
-        <w:rPr>
-          <w:b/>
-        </w:rPr>
-        <w:t>target</w:t>
-      </w:r>
-      <w:r>
-        <w:rPr>
-          <w:b w:val="0"/>
-        </w:rPr>
-        <w:t>s under the chosen loss; it does not establish performance on unseen cases or correct labels.</w:t>
-      </w:r>
-    </w:p>
-    <w:p>
-      <w:pPr>
         <w:pStyle w:val="Heading3"/>
       </w:pPr>
       <w:r>
@@ -1623,91 +2354,10 @@
     </w:p>
     <w:p>
       <w:pPr>
-        <w:spacing w:line="336" w:lineRule="auto" w:after="180"/>
-      </w:pPr>
-      <w:r>
-        <w:rPr>
-          <w:b w:val="0"/>
-        </w:rPr>
-        <w:t xml:space="preserve">Compare candidate losses with the same </w:t>
-      </w:r>
-      <w:r>
-        <w:rPr>
-          <w:b/>
-        </w:rPr>
-        <w:t>target</w:t>
-      </w:r>
-      <w:r>
-        <w:rPr>
-          <w:b w:val="0"/>
-        </w:rPr>
-        <w:t>s and denominator.</w:t>
-      </w:r>
-    </w:p>
-    <w:p>
-      <w:pPr>
         <w:pStyle w:val="Heading3"/>
       </w:pPr>
       <w:r>
         <w:t>The facts we will use</w:t>
-      </w:r>
-    </w:p>
-    <w:p>
-      <w:pPr>
-        <w:pStyle w:val="Heading3"/>
-      </w:pPr>
-      <w:r>
-        <w:t>Supplied facts</w:t>
-      </w:r>
-    </w:p>
-    <w:p>
-      <w:pPr>
-        <w:spacing w:line="336" w:lineRule="auto" w:after="180"/>
-        <w:shd w:fill="F1F6FC"/>
-      </w:pPr>
-      <w:r>
-        <w:rPr>
-          <w:b/>
-        </w:rPr>
-        <w:t>Target</w:t>
-      </w:r>
-      <w:r>
-        <w:rPr>
-          <w:b w:val="0"/>
-        </w:rPr>
-        <w:t>s [1, 3]; A predicts [0, 4]; B predicts [1, 5]. Use MSE over both cases.</w:t>
-      </w:r>
-    </w:p>
-    <w:p>
-      <w:pPr>
-        <w:pStyle w:val="Heading3"/>
-      </w:pPr>
-      <w:r>
-        <w:t>Supplied facts</w:t>
-      </w:r>
-    </w:p>
-    <w:p>
-      <w:pPr>
-        <w:spacing w:line="336" w:lineRule="auto" w:after="180"/>
-        <w:shd w:fill="F1F6FC"/>
-      </w:pPr>
-      <w:r>
-        <w:rPr>
-          <w:b w:val="0"/>
-        </w:rPr>
-        <w:t xml:space="preserve">All </w:t>
-      </w:r>
-      <w:r>
-        <w:rPr>
-          <w:b/>
-        </w:rPr>
-        <w:t>input</w:t>
-      </w:r>
-      <w:r>
-        <w:rPr>
-          <w:b w:val="0"/>
-        </w:rPr>
-        <w:t>s and outcomes in this worked example are invented classroom data; no real model run is claimed.</w:t>
       </w:r>
     </w:p>
     <w:p>
@@ -1715,7 +2365,7 @@
         <w:drawing>
           <wp:inline xmlns:a="http://schemas.openxmlformats.org/drawingml/2006/main" xmlns:pic="http://schemas.openxmlformats.org/drawingml/2006/picture">
             <wp:extent cx="5486400" cy="2641600"/>
-            <wp:docPr id="1" name="Picture 1" descr="MSE comparison on shared targets"/>
+            <wp:docPr id="2" name="Picture 2" descr="MSE comparison on shared targets"/>
             <wp:cNvGraphicFramePr>
               <a:graphicFrameLocks noChangeAspect="1"/>
             </wp:cNvGraphicFramePr>
@@ -1727,7 +2377,7 @@
                     <pic:cNvPicPr/>
                   </pic:nvPicPr>
                   <pic:blipFill>
-                    <a:blip r:embed="rId9"/>
+                    <a:blip r:embed="rId10"/>
                     <a:stretch>
                       <a:fillRect/>
                     </a:stretch>
@@ -1751,7 +2401,7 @@
         <w:drawing>
           <wp:inline xmlns:a="http://schemas.openxmlformats.org/drawingml/2006/main" xmlns:pic="http://schemas.openxmlformats.org/drawingml/2006/picture">
             <wp:extent cx="5486400" cy="5145314"/>
-            <wp:docPr id="2" name="Picture 2" descr="Loss functions. A squared errors: A residuals [-1, 1] give squares [1, 1], MSE 1.. B squared errors: B residuals [0, 2] give squares [0, 4], MSE 2.. Compare objective: A wins under MSE; both MAEs equal 1."/>
+            <wp:docPr id="3" name="Picture 3" descr="Loss functions. A squared errors: A residuals [-1, 1] give squares [1, 1], MSE 1.. B squared errors: B residuals [0, 2] give squares [0, 4], MSE 2.. Compare objective: A wins under MSE; both MAEs equal 1."/>
             <wp:cNvGraphicFramePr>
               <a:graphicFrameLocks noChangeAspect="1"/>
             </wp:cNvGraphicFramePr>
@@ -1763,7 +2413,7 @@
                     <pic:cNvPicPr/>
                   </pic:nvPicPr>
                   <pic:blipFill>
-                    <a:blip r:embed="rId10"/>
+                    <a:blip r:embed="rId11"/>
                     <a:stretch>
                       <a:fillRect/>
                     </a:stretch>
@@ -1787,114 +2437,7 @@
         <w:pStyle w:val="Heading3"/>
       </w:pPr>
       <w:r>
-        <w:t>Read the picture one step at a time</w:t>
-      </w:r>
-    </w:p>
-    <w:tbl>
-      <w:tblPr>
-        <w:tblStyle w:val="LightShading-Accent1"/>
-        <w:tblW w:type="auto" w:w="0"/>
-        <w:tblLook w:firstColumn="1" w:firstRow="1" w:lastColumn="0" w:lastRow="0" w:noHBand="0" w:noVBand="1" w:val="04A0"/>
-      </w:tblPr>
-      <w:tblGrid>
-        <w:gridCol w:w="5112"/>
-        <w:gridCol w:w="5112"/>
-      </w:tblGrid>
-      <w:tr>
-        <w:trPr>
-          <w:tblHeader/>
-        </w:trPr>
-        <w:tc>
-          <w:tcPr>
-            <w:tcW w:type="dxa" w:w="5112"/>
-          </w:tcPr>
-          <w:p>
-            <w:r>
-              <w:t>Step</w:t>
-            </w:r>
-          </w:p>
-        </w:tc>
-        <w:tc>
-          <w:tcPr>
-            <w:tcW w:type="dxa" w:w="5112"/>
-          </w:tcPr>
-          <w:p>
-            <w:r>
-              <w:t>What happens and why</w:t>
-            </w:r>
-          </w:p>
-        </w:tc>
-      </w:tr>
-      <w:tr>
-        <w:tc>
-          <w:tcPr>
-            <w:tcW w:type="dxa" w:w="5112"/>
-          </w:tcPr>
-          <w:p>
-            <w:r>
-              <w:t>1. A squared errors</w:t>
-            </w:r>
-          </w:p>
-        </w:tc>
-        <w:tc>
-          <w:tcPr>
-            <w:tcW w:type="dxa" w:w="5112"/>
-          </w:tcPr>
-          <w:p>
-            <w:r>
-              <w:t>A residuals [-1, 1] give squares [1, 1], MSE 1.</w:t>
-            </w:r>
-          </w:p>
-        </w:tc>
-      </w:tr>
-      <w:tr>
-        <w:tc>
-          <w:tcPr>
-            <w:tcW w:type="dxa" w:w="5112"/>
-          </w:tcPr>
-          <w:p>
-            <w:r>
-              <w:t>2. B squared errors</w:t>
-            </w:r>
-          </w:p>
-        </w:tc>
-        <w:tc>
-          <w:tcPr>
-            <w:tcW w:type="dxa" w:w="5112"/>
-          </w:tcPr>
-          <w:p>
-            <w:r>
-              <w:t>B residuals [0, 2] give squares [0, 4], MSE 2.</w:t>
-            </w:r>
-          </w:p>
-        </w:tc>
-      </w:tr>
-      <w:tr>
-        <w:tc>
-          <w:tcPr>
-            <w:tcW w:type="dxa" w:w="5112"/>
-          </w:tcPr>
-          <w:p>
-            <w:r>
-              <w:t>3. Compare objective</w:t>
-            </w:r>
-          </w:p>
-        </w:tc>
-        <w:tc>
-          <w:tcPr>
-            <w:tcW w:type="dxa" w:w="5112"/>
-          </w:tcPr>
-          <w:p>
-            <w:r>
-              <w:t>A wins under MSE; both MAEs equal 1.</w:t>
-            </w:r>
-          </w:p>
-        </w:tc>
-      </w:tr>
-    </w:tbl>
-    <w:p>
-      <w:r>
-        <w:t>Match each pictured step to the supplied facts. This is a worked teaching case, not an independent assessment.</w:t>
+        <w:t>Why this result follows</w:t>
       </w:r>
     </w:p>
     <w:p>
@@ -1902,7 +2445,7 @@
         <w:pStyle w:val="Heading3"/>
       </w:pPr>
       <w:r>
-        <w:t>Why this result follows</w:t>
+        <w:t>What this example does not establish</w:t>
       </w:r>
     </w:p>
     <w:p>
@@ -1910,191 +2453,275 @@
         <w:pStyle w:val="Heading3"/>
       </w:pPr>
       <w:r>
-        <w:t>Why the result follows</w:t>
+        <w:t>Change one thing in the pictured case</w:t>
       </w:r>
     </w:p>
     <w:p>
       <w:pPr>
-        <w:spacing w:line="336" w:lineRule="auto" w:after="180"/>
-        <w:shd w:fill="F1F6FC"/>
-      </w:pPr>
-      <w:r>
-        <w:rPr>
-          <w:b w:val="0"/>
-        </w:rPr>
-        <w:t xml:space="preserve">For this loss calculation, the signed error is </w:t>
-      </w:r>
-      <w:r>
-        <w:rPr>
-          <w:b/>
-        </w:rPr>
-        <w:t>prediction</w:t>
-      </w:r>
-      <w:r>
-        <w:rPr>
-          <w:b w:val="0"/>
-        </w:rPr>
-        <w:t xml:space="preserve"> minus </w:t>
-      </w:r>
-      <w:r>
-        <w:rPr>
-          <w:b/>
-        </w:rPr>
-        <w:t>target</w:t>
-      </w:r>
-      <w:r>
-        <w:rPr>
-          <w:b w:val="0"/>
-        </w:rPr>
-        <w:t>. MSE squares each error before averaging; MAE takes its absolute value. A spreads its error equally across both cases, while B concentrates it in one case.</w:t>
+        <w:pStyle w:val="Heading3"/>
+      </w:pPr>
+      <w:r>
+        <w:t>Ask while showing the picture</w:t>
       </w:r>
     </w:p>
     <w:p>
       <w:pPr>
         <w:spacing w:line="336" w:lineRule="auto" w:after="180"/>
-        <w:shd w:fill="F1F6FC"/>
       </w:pPr>
       <w:r>
         <w:rPr>
           <w:b w:val="0"/>
         </w:rPr>
-        <w:t>Squaring makes the larger individual error count more. State the objective before selecting a model, because these two objectives give different comparisons.</w:t>
+        <w:t xml:space="preserve">Cover the result. Ask learners to name the </w:t>
+      </w:r>
+      <w:r>
+        <w:rPr>
+          <w:b/>
+        </w:rPr>
+        <w:t>input</w:t>
+      </w:r>
+      <w:r>
+        <w:rPr>
+          <w:b w:val="0"/>
+        </w:rPr>
+        <w:t xml:space="preserve">s and predict the next step. Uncover one step, connect the icon to the actual procedure, and explain its </w:t>
+      </w:r>
+      <w:r>
+        <w:rPr>
+          <w:b/>
+        </w:rPr>
+        <w:t>evidence</w:t>
+      </w:r>
+      <w:r>
+        <w:rPr>
+          <w:b w:val="0"/>
+        </w:rPr>
+        <w:t>. Then change the supplied condition and compare.</w:t>
       </w:r>
     </w:p>
     <w:p>
       <w:pPr>
-        <w:pStyle w:val="Heading3"/>
-      </w:pPr>
-      <w:r>
-        <w:t>What this example does not establish</w:t>
+        <w:spacing w:line="336" w:lineRule="auto" w:after="180"/>
+      </w:pPr>
+      <w:r>
+        <w:rPr>
+          <w:b w:val="0"/>
+        </w:rPr>
+        <w:t>The picture is a representation; it does not document execution of a real AI model.</w:t>
       </w:r>
     </w:p>
     <w:p>
       <w:pPr>
-        <w:pStyle w:val="Heading3"/>
-      </w:pPr>
-      <w:r>
-        <w:t>Keep the stated limit</w:t>
+        <w:pStyle w:val="Heading1"/>
+      </w:pPr>
+      <w:r>
+        <w:t>03. Model a step,then remove help</w:t>
       </w:r>
     </w:p>
     <w:p>
-      <w:pPr>
-        <w:spacing w:line="336" w:lineRule="auto" w:after="180"/>
-        <w:shd w:fill="FFF5E6"/>
-      </w:pPr>
-      <w:r>
-        <w:rPr>
-          <w:b/>
-        </w:rPr>
-        <w:t>Training</w:t>
-      </w:r>
-      <w:r>
-        <w:rPr>
-          <w:b w:val="0"/>
-        </w:rPr>
-        <w:t xml:space="preserve"> loss is not automatically a held-out performance estimate or a complete measure of use consequences.</w:t>
+      <w:r>
+        <w:t>Collect each learner’s reasoning before showing a key.</w:t>
       </w:r>
     </w:p>
     <w:p>
       <w:pPr>
-        <w:pStyle w:val="Heading3"/>
-      </w:pPr>
-      <w:r>
-        <w:t>Change one thing in the pictured case</w:t>
+        <w:pStyle w:val="Heading2"/>
+      </w:pPr>
+      <w:r>
+        <w:t>Current completion task and checked reasoning</w:t>
       </w:r>
     </w:p>
     <w:p>
       <w:pPr>
-        <w:pStyle w:val="Heading3"/>
-      </w:pPr>
-      <w:r>
-        <w:t>Change one thing</w:t>
+        <w:spacing w:line="336" w:lineRule="auto" w:after="180"/>
+      </w:pPr>
+      <w:r>
+        <w:rPr>
+          <w:b w:val="0"/>
+        </w:rPr>
+        <w:t xml:space="preserve">Completion task: </w:t>
+      </w:r>
+      <w:r>
+        <w:rPr>
+          <w:b/>
+        </w:rPr>
+        <w:t>Target</w:t>
+      </w:r>
+      <w:r>
+        <w:rPr>
+          <w:b w:val="0"/>
+        </w:rPr>
+        <w:t xml:space="preserve">s [0, 4] have </w:t>
+      </w:r>
+      <w:r>
+        <w:rPr>
+          <w:b/>
+        </w:rPr>
+        <w:t>prediction</w:t>
+      </w:r>
+      <w:r>
+        <w:rPr>
+          <w:b w:val="0"/>
+        </w:rPr>
+        <w:t xml:space="preserve">s [2, 2]. Compare mean </w:t>
+      </w:r>
+      <w:r>
+        <w:rPr>
+          <w:b/>
+        </w:rPr>
+        <w:t>residual</w:t>
+      </w:r>
+      <w:r>
+        <w:rPr>
+          <w:b w:val="0"/>
+        </w:rPr>
+        <w:t xml:space="preserve"> and MSE.</w:t>
       </w:r>
     </w:p>
     <w:p>
       <w:pPr>
         <w:spacing w:line="336" w:lineRule="auto" w:after="180"/>
-        <w:shd w:fill="F5F1FB"/>
       </w:pPr>
       <w:r>
         <w:rPr>
           <w:b w:val="0"/>
         </w:rPr>
-        <w:t>Change: Choose MAE instead of MSE as the sole criterion.</w:t>
+        <w:t xml:space="preserve">Teacher check: Teacher explanation: </w:t>
+      </w:r>
+      <w:r>
+        <w:rPr>
+          <w:b/>
+        </w:rPr>
+        <w:t>Residual</w:t>
+      </w:r>
+      <w:r>
+        <w:rPr>
+          <w:b w:val="0"/>
+        </w:rPr>
+        <w:t xml:space="preserve">s 2 and -2 average to 0; squares 4 and 4 give MSE 4. Both </w:t>
+      </w:r>
+      <w:r>
+        <w:rPr>
+          <w:b/>
+        </w:rPr>
+        <w:t>prediction</w:t>
+      </w:r>
+      <w:r>
+        <w:rPr>
+          <w:b w:val="0"/>
+        </w:rPr>
+        <w:t xml:space="preserve">s are wrong despite zero mean </w:t>
+      </w:r>
+      <w:r>
+        <w:rPr>
+          <w:b/>
+        </w:rPr>
+        <w:t>residual</w:t>
+      </w:r>
+      <w:r>
+        <w:rPr>
+          <w:b w:val="0"/>
+        </w:rPr>
+        <w:t>.</w:t>
       </w:r>
     </w:p>
     <w:p>
       <w:pPr>
-        <w:pStyle w:val="Heading3"/>
-      </w:pPr>
-      <w:r>
-        <w:t>Predicted result</w:t>
+        <w:spacing w:line="336" w:lineRule="auto" w:after="180"/>
+      </w:pPr>
+      <w:r>
+        <w:rPr>
+          <w:b w:val="0"/>
+        </w:rPr>
+        <w:t xml:space="preserve">Start by identifying the given </w:t>
+      </w:r>
+      <w:r>
+        <w:rPr>
+          <w:b/>
+        </w:rPr>
+        <w:t>input</w:t>
+      </w:r>
+      <w:r>
+        <w:rPr>
+          <w:b w:val="0"/>
+        </w:rPr>
+        <w:t>s together. Leave the intermediate steps blank. If needed, model one step, then withdraw that help on the next step. Move to a full trace only when the partial trace is understood.</w:t>
       </w:r>
     </w:p>
     <w:p>
       <w:pPr>
         <w:spacing w:line="336" w:lineRule="auto" w:after="180"/>
-        <w:shd w:fill="F1F6FC"/>
-      </w:pPr>
-      <w:r>
-        <w:rPr>
-          <w:b/>
-        </w:rPr>
-        <w:t>Prediction</w:t>
-      </w:r>
+      </w:pPr>
       <w:r>
         <w:rPr>
           <w:b w:val="0"/>
         </w:rPr>
-        <w:t>: A and B tie at MAE 1.</w:t>
+        <w:t>For partners, alternate explainer and checker; collect a response from every learner before discussion.</w:t>
       </w:r>
     </w:p>
     <w:p>
       <w:pPr>
-        <w:pStyle w:val="Heading3"/>
-      </w:pPr>
-      <w:r>
-        <w:t>Why the result follows</w:t>
+        <w:pStyle w:val="Heading2"/>
+      </w:pPr>
+      <w:r>
+        <w:t>Individual misconception check</w:t>
       </w:r>
     </w:p>
     <w:p>
       <w:pPr>
         <w:spacing w:line="336" w:lineRule="auto" w:after="180"/>
-        <w:shd w:fill="F1F6FC"/>
       </w:pPr>
       <w:r>
         <w:rPr>
           <w:b w:val="0"/>
         </w:rPr>
-        <w:t xml:space="preserve">Reason: </w:t>
+        <w:t xml:space="preserve">Use the worked case for Loss functions. Proposed explanation: “Average </w:t>
       </w:r>
       <w:r>
         <w:rPr>
           <w:b/>
         </w:rPr>
-        <w:t>Squared error</w:t>
+        <w:t>residual</w:t>
       </w:r>
       <w:r>
         <w:rPr>
           <w:b w:val="0"/>
         </w:rPr>
-        <w:t xml:space="preserve"> penalises B’s concentrated error more, while absolute errors both sum 2.</w:t>
+        <w:t xml:space="preserve"> is the loss”. Decide whether this explanation is supported. Point to the step or supplied fact that decides; explain your repair if needed.</w:t>
       </w:r>
     </w:p>
     <w:p>
       <w:pPr>
-        <w:pStyle w:val="Heading3"/>
-      </w:pPr>
-      <w:r>
-        <w:t>Ask while showing the picture</w:t>
+        <w:spacing w:line="336" w:lineRule="auto" w:after="180"/>
+      </w:pPr>
+      <w:r>
+        <w:rPr>
+          <w:b w:val="0"/>
+        </w:rPr>
+        <w:t xml:space="preserve">Expected correction: Signed </w:t>
+      </w:r>
+      <w:r>
+        <w:rPr>
+          <w:b/>
+        </w:rPr>
+        <w:t>residual</w:t>
+      </w:r>
+      <w:r>
+        <w:rPr>
+          <w:b w:val="0"/>
+        </w:rPr>
+        <w:t>s can cancel. Apply the specified penalty before averaging.</w:t>
       </w:r>
     </w:p>
     <w:p>
       <w:pPr>
-        <w:pStyle w:val="Heading3"/>
-      </w:pPr>
-      <w:r>
-        <w:t>Ask while showing the picture · 2</w:t>
+        <w:spacing w:line="336" w:lineRule="auto" w:after="180"/>
+      </w:pPr>
+      <w:r>
+        <w:rPr>
+          <w:b w:val="0"/>
+        </w:rPr>
+        <w:t>Collect explanations, not only yes/no votes. If a misunderstanding is common, re-model the relevant step for the class.</w:t>
       </w:r>
     </w:p>
     <w:p>
@@ -2105,55 +2732,257 @@
         <w:rPr>
           <w:b w:val="0"/>
         </w:rPr>
-        <w:t xml:space="preserve">Cover the result. Ask learners to name the </w:t>
+        <w:t xml:space="preserve">If it affects a few learners, give a short </w:t>
       </w:r>
       <w:r>
         <w:rPr>
           <w:b/>
         </w:rPr>
-        <w:t>input</w:t>
+        <w:t>target</w:t>
       </w:r>
       <w:r>
         <w:rPr>
           <w:b w:val="0"/>
         </w:rPr>
-        <w:t xml:space="preserve">s and predict the next step. Uncover one step, connect the icon to the actual procedure, and explain its </w:t>
-      </w:r>
-      <w:r>
-        <w:rPr>
-          <w:b/>
-        </w:rPr>
-        <w:t>evidence</w:t>
-      </w:r>
-      <w:r>
-        <w:rPr>
-          <w:b w:val="0"/>
-        </w:rPr>
-        <w:t>. Then change the supplied condition and compare.</w:t>
+        <w:t>ed group explanation while others solve a more demanding variation.</w:t>
       </w:r>
     </w:p>
     <w:p>
       <w:pPr>
-        <w:spacing w:line="336" w:lineRule="auto" w:after="180"/>
-      </w:pPr>
-      <w:r>
-        <w:rPr>
-          <w:b w:val="0"/>
-        </w:rPr>
-        <w:t>The picture is a representation; it does not document execution of a real AI model.</w:t>
+        <w:pStyle w:val="Heading2"/>
+      </w:pPr>
+      <w:r>
+        <w:t>Pictured reasoning and changed case</w:t>
       </w:r>
     </w:p>
     <w:p>
       <w:pPr>
-        <w:pStyle w:val="Heading1"/>
-      </w:pPr>
-      <w:r>
-        <w:t>03. Demonstrate and guide practice</w:t>
+        <w:spacing w:line="336" w:lineRule="auto" w:after="180"/>
+      </w:pPr>
+      <w:r>
+        <w:rPr>
+          <w:b w:val="0"/>
+        </w:rPr>
+        <w:t xml:space="preserve">Why must the report name the chosen loss? Point to the relevant step in the picture, then write the changed result and the rule or </w:t>
+      </w:r>
+      <w:r>
+        <w:rPr>
+          <w:b/>
+        </w:rPr>
+        <w:t>evidence</w:t>
+      </w:r>
+      <w:r>
+        <w:rPr>
+          <w:b w:val="0"/>
+        </w:rPr>
+        <w:t xml:space="preserve"> that supports it.</w:t>
       </w:r>
     </w:p>
     <w:p>
-      <w:r>
-        <w:t>Demonstrate Loss functions, reduce support deliberately and check individual reasoning before discussing answers.</w:t>
+      <w:pPr>
+        <w:spacing w:line="336" w:lineRule="auto" w:after="180"/>
+      </w:pPr>
+      <w:r>
+        <w:rPr>
+          <w:b w:val="0"/>
+        </w:rPr>
+        <w:t xml:space="preserve">The same </w:t>
+      </w:r>
+      <w:r>
+        <w:rPr>
+          <w:b/>
+        </w:rPr>
+        <w:t>prediction</w:t>
+      </w:r>
+      <w:r>
+        <w:rPr>
+          <w:b w:val="0"/>
+        </w:rPr>
+        <w:t>s produce a strict A win under MSE and a tie under MAE; “better” depends on the declared objective. Changed-case check: A and B tie at MAE 1.</w:t>
+      </w:r>
+    </w:p>
+    <w:p>
+      <w:pPr>
+        <w:spacing w:line="336" w:lineRule="auto" w:after="180"/>
+      </w:pPr>
+      <w:r>
+        <w:rPr>
+          <w:b/>
+        </w:rPr>
+        <w:t>Squared error</w:t>
+      </w:r>
+      <w:r>
+        <w:rPr>
+          <w:b w:val="0"/>
+        </w:rPr>
+        <w:t xml:space="preserve"> penalises B’s concentrated error more, while absolute errors both sum 2.</w:t>
+      </w:r>
+    </w:p>
+    <w:p>
+      <w:pPr>
+        <w:spacing w:line="336" w:lineRule="auto" w:after="180"/>
+      </w:pPr>
+      <w:r>
+        <w:rPr>
+          <w:b w:val="0"/>
+        </w:rPr>
+        <w:t xml:space="preserve">Changed-case reasoning: A and B tie at MAE 1. </w:t>
+      </w:r>
+      <w:r>
+        <w:rPr>
+          <w:b/>
+        </w:rPr>
+        <w:t>Squared error</w:t>
+      </w:r>
+      <w:r>
+        <w:rPr>
+          <w:b w:val="0"/>
+        </w:rPr>
+        <w:t xml:space="preserve"> penalises B’s concentrated error more, while absolute errors both sum 2.</w:t>
+      </w:r>
+    </w:p>
+    <w:p>
+      <w:pPr>
+        <w:spacing w:line="336" w:lineRule="auto" w:after="180"/>
+      </w:pPr>
+      <w:r>
+        <w:rPr>
+          <w:b w:val="0"/>
+        </w:rPr>
+        <w:t xml:space="preserve">Collect each learner’s explanation before discussion. Use the first missing connection between </w:t>
+      </w:r>
+      <w:r>
+        <w:rPr>
+          <w:b/>
+        </w:rPr>
+        <w:t>input</w:t>
+      </w:r>
+      <w:r>
+        <w:rPr>
+          <w:b w:val="0"/>
+        </w:rPr>
+        <w:t xml:space="preserve">, deciding step and result to choose support. This question is worked-case practice, not fresh mastery </w:t>
+      </w:r>
+      <w:r>
+        <w:rPr>
+          <w:b/>
+        </w:rPr>
+        <w:t>evidence</w:t>
+      </w:r>
+      <w:r>
+        <w:rPr>
+          <w:b w:val="0"/>
+        </w:rPr>
+        <w:t>.</w:t>
+      </w:r>
+    </w:p>
+    <w:p>
+      <w:pPr>
+        <w:pStyle w:val="Heading2"/>
+      </w:pPr>
+      <w:r>
+        <w:t>Accessible support and extension</w:t>
+      </w:r>
+    </w:p>
+    <w:p>
+      <w:pPr>
+        <w:spacing w:line="336" w:lineRule="auto" w:after="180"/>
+      </w:pPr>
+      <w:r>
+        <w:rPr>
+          <w:b w:val="0"/>
+        </w:rPr>
+        <w:t xml:space="preserve">Use See how it works and Follow a worked example. Collect a </w:t>
+      </w:r>
+      <w:r>
+        <w:rPr>
+          <w:b/>
+        </w:rPr>
+        <w:t>prediction</w:t>
+      </w:r>
+      <w:r>
+        <w:rPr>
+          <w:b w:val="0"/>
+        </w:rPr>
+        <w:t xml:space="preserve"> before revealing its result; ask the learner to point to each intermediate fact.</w:t>
+      </w:r>
+    </w:p>
+    <w:p>
+      <w:pPr>
+        <w:spacing w:line="336" w:lineRule="auto" w:after="180"/>
+      </w:pPr>
+      <w:r>
+        <w:rPr>
+          <w:b w:val="0"/>
+        </w:rPr>
+        <w:t xml:space="preserve">Provide a </w:t>
+      </w:r>
+      <w:r>
+        <w:rPr>
+          <w:b/>
+        </w:rPr>
+        <w:t>residual</w:t>
+      </w:r>
+      <w:r>
+        <w:rPr>
+          <w:b w:val="0"/>
+        </w:rPr>
+        <w:t xml:space="preserve"> and squared-error table and permit a calculator for fractions.</w:t>
+      </w:r>
+    </w:p>
+    <w:p>
+      <w:pPr>
+        <w:spacing w:line="336" w:lineRule="auto" w:after="180"/>
+      </w:pPr>
+      <w:r>
+        <w:rPr>
+          <w:b w:val="0"/>
+        </w:rPr>
+        <w:t xml:space="preserve">Extension: if both </w:t>
+      </w:r>
+      <w:r>
+        <w:rPr>
+          <w:b/>
+        </w:rPr>
+        <w:t>target</w:t>
+      </w:r>
+      <w:r>
+        <w:rPr>
+          <w:b w:val="0"/>
+        </w:rPr>
+        <w:t xml:space="preserve">s and </w:t>
+      </w:r>
+      <w:r>
+        <w:rPr>
+          <w:b/>
+        </w:rPr>
+        <w:t>prediction</w:t>
+      </w:r>
+      <w:r>
+        <w:rPr>
+          <w:b w:val="0"/>
+        </w:rPr>
+        <w:t xml:space="preserve">s are converted from cm to mm, explain why </w:t>
+      </w:r>
+      <w:r>
+        <w:rPr>
+          <w:b/>
+        </w:rPr>
+        <w:t>residual</w:t>
+      </w:r>
+      <w:r>
+        <w:rPr>
+          <w:b w:val="0"/>
+        </w:rPr>
+        <w:t>s multiply by 10 and MSE by 100 while candidate ranking stays the same.</w:t>
+      </w:r>
+    </w:p>
+    <w:p>
+      <w:pPr>
+        <w:pStyle w:val="Heading2"/>
+      </w:pPr>
+      <w:r>
+        <w:t>Earlier wording, alternatives and picture transcripts · reference / check after trying</w:t>
       </w:r>
     </w:p>
     <w:tbl>
@@ -2370,95 +3199,26 @@
     </w:tbl>
     <w:p>
       <w:pPr>
-        <w:spacing w:line="336" w:lineRule="auto" w:after="180"/>
-      </w:pPr>
-      <w:r>
-        <w:rPr>
-          <w:b w:val="0"/>
-        </w:rPr>
-        <w:t xml:space="preserve">Use See how it works and Follow a worked example. Collect a </w:t>
-      </w:r>
-      <w:r>
-        <w:rPr>
-          <w:b/>
-        </w:rPr>
-        <w:t>prediction</w:t>
-      </w:r>
-      <w:r>
-        <w:rPr>
-          <w:b w:val="0"/>
-        </w:rPr>
-        <w:t xml:space="preserve"> before revealing its result; ask the learner to point to each intermediate fact.</w:t>
+        <w:pStyle w:val="Heading3"/>
+      </w:pPr>
+      <w:r>
+        <w:t>Reduce help deliberately</w:t>
       </w:r>
     </w:p>
     <w:p>
       <w:pPr>
-        <w:spacing w:line="336" w:lineRule="auto" w:after="180"/>
-      </w:pPr>
-      <w:r>
-        <w:rPr>
-          <w:b w:val="0"/>
-        </w:rPr>
-        <w:t xml:space="preserve">Provide a </w:t>
-      </w:r>
-      <w:r>
-        <w:rPr>
-          <w:b/>
-        </w:rPr>
-        <w:t>residual</w:t>
-      </w:r>
-      <w:r>
-        <w:rPr>
-          <w:b w:val="0"/>
-        </w:rPr>
-        <w:t xml:space="preserve"> and squared-error table and permit a calculator for fractions.</w:t>
+        <w:pStyle w:val="Heading3"/>
+      </w:pPr>
+      <w:r>
+        <w:t>Individual reasoning check</w:t>
       </w:r>
     </w:p>
     <w:p>
       <w:pPr>
-        <w:spacing w:line="336" w:lineRule="auto" w:after="180"/>
-      </w:pPr>
-      <w:r>
-        <w:rPr>
-          <w:b w:val="0"/>
-        </w:rPr>
-        <w:t xml:space="preserve">Extension: if both </w:t>
-      </w:r>
-      <w:r>
-        <w:rPr>
-          <w:b/>
-        </w:rPr>
-        <w:t>target</w:t>
-      </w:r>
-      <w:r>
-        <w:rPr>
-          <w:b w:val="0"/>
-        </w:rPr>
-        <w:t xml:space="preserve">s and </w:t>
-      </w:r>
-      <w:r>
-        <w:rPr>
-          <w:b/>
-        </w:rPr>
-        <w:t>prediction</w:t>
-      </w:r>
-      <w:r>
-        <w:rPr>
-          <w:b w:val="0"/>
-        </w:rPr>
-        <w:t xml:space="preserve">s are converted from cm to mm, explain why </w:t>
-      </w:r>
-      <w:r>
-        <w:rPr>
-          <w:b/>
-        </w:rPr>
-        <w:t>residual</w:t>
-      </w:r>
-      <w:r>
-        <w:rPr>
-          <w:b w:val="0"/>
-        </w:rPr>
-        <w:t>s multiply by 10 and MSE by 100 while candidate ranking stays the same.</w:t>
+        <w:pStyle w:val="Heading3"/>
+      </w:pPr>
+      <w:r>
+        <w:t>Pictorial practice question</w:t>
       </w:r>
     </w:p>
     <w:p>
@@ -2466,142 +3226,47 @@
         <w:pStyle w:val="Heading3"/>
       </w:pPr>
       <w:r>
-        <w:t>Reduce help deliberately</w:t>
+        <w:t>Reasoned teacher answer</w:t>
       </w:r>
     </w:p>
     <w:p>
       <w:pPr>
-        <w:pStyle w:val="Heading3"/>
-      </w:pPr>
-      <w:r>
-        <w:t>Completion practice</w:t>
+        <w:pStyle w:val="Heading1"/>
+      </w:pPr>
+      <w:r>
+        <w:t>04. Run the complete supplied investigation</w:t>
       </w:r>
     </w:p>
     <w:p>
-      <w:pPr>
-        <w:spacing w:line="336" w:lineRule="auto" w:after="180"/>
-        <w:shd w:fill="F5F1FB"/>
-      </w:pPr>
-      <w:r>
-        <w:rPr>
-          <w:b w:val="0"/>
-        </w:rPr>
-        <w:t xml:space="preserve">Completion task: </w:t>
-      </w:r>
-      <w:r>
-        <w:rPr>
-          <w:b/>
-        </w:rPr>
-        <w:t>Target</w:t>
-      </w:r>
-      <w:r>
-        <w:rPr>
-          <w:b w:val="0"/>
-        </w:rPr>
-        <w:t xml:space="preserve">s [0, 4] have </w:t>
-      </w:r>
-      <w:r>
-        <w:rPr>
-          <w:b/>
-        </w:rPr>
-        <w:t>prediction</w:t>
-      </w:r>
-      <w:r>
-        <w:rPr>
-          <w:b w:val="0"/>
-        </w:rPr>
-        <w:t xml:space="preserve">s [2, 2]. Compare mean </w:t>
-      </w:r>
-      <w:r>
-        <w:rPr>
-          <w:b/>
-        </w:rPr>
-        <w:t>residual</w:t>
-      </w:r>
-      <w:r>
-        <w:rPr>
-          <w:b w:val="0"/>
-        </w:rPr>
-        <w:t xml:space="preserve"> and MSE.</w:t>
+      <w:r>
+        <w:t>Separate predictions,actual runs and paper traces.</w:t>
       </w:r>
     </w:p>
     <w:p>
       <w:pPr>
-        <w:pStyle w:val="Heading3"/>
-      </w:pPr>
-      <w:r>
-        <w:t>Reasoning to listen for</w:t>
+        <w:pStyle w:val="Heading2"/>
+      </w:pPr>
+      <w:r>
+        <w:t>Complete inputs,expected results and limits</w:t>
       </w:r>
     </w:p>
     <w:p>
       <w:pPr>
         <w:spacing w:line="336" w:lineRule="auto" w:after="180"/>
-        <w:shd w:fill="F1F6FC"/>
       </w:pPr>
       <w:r>
         <w:rPr>
           <w:b w:val="0"/>
         </w:rPr>
-        <w:t xml:space="preserve">Teacher check: Teacher explanation: </w:t>
-      </w:r>
-      <w:r>
-        <w:rPr>
-          <w:b/>
-        </w:rPr>
-        <w:t>Residual</w:t>
-      </w:r>
-      <w:r>
-        <w:rPr>
-          <w:b w:val="0"/>
-        </w:rPr>
-        <w:t xml:space="preserve">s 2 and -2 average to 0; squares 4 and 4 give MSE 4. Both </w:t>
-      </w:r>
-      <w:r>
-        <w:rPr>
-          <w:b/>
-        </w:rPr>
-        <w:t>prediction</w:t>
-      </w:r>
-      <w:r>
-        <w:rPr>
-          <w:b w:val="0"/>
-        </w:rPr>
-        <w:t xml:space="preserve">s are wrong despite zero mean </w:t>
-      </w:r>
-      <w:r>
-        <w:rPr>
-          <w:b/>
-        </w:rPr>
-        <w:t>residual</w:t>
-      </w:r>
-      <w:r>
-        <w:rPr>
-          <w:b w:val="0"/>
-        </w:rPr>
-        <w:t>.</w:t>
+        <w:t>Main P2, Q1/3, baseline/R2/3; W2 cancellationMSE4 not0. W3 denominator3 gives10/3. Pairing exampleMSE1 versuswrongly paired 5. Independent targets[0, 2, 4]:A[1, 2, 3]MSE 2/3, B[0, 2, 2]MSE 4/3; A wins MSE, bothMAE2/3 tie. Numerical references and future coverage still limit claims. Report baseline provenance as absent for the supplied constant comparison, not fitted on evaluation targets.</w:t>
       </w:r>
     </w:p>
     <w:p>
       <w:pPr>
-        <w:spacing w:line="336" w:lineRule="auto" w:after="180"/>
-      </w:pPr>
-      <w:r>
-        <w:rPr>
-          <w:b w:val="0"/>
-        </w:rPr>
-        <w:t xml:space="preserve">Start by identifying the given </w:t>
-      </w:r>
-      <w:r>
-        <w:rPr>
-          <w:b/>
-        </w:rPr>
-        <w:t>input</w:t>
-      </w:r>
-      <w:r>
-        <w:rPr>
-          <w:b w:val="0"/>
-        </w:rPr>
-        <w:t>s together. Leave the intermediate steps blank. If needed, model one step, then withdraw that help on the next step. Move to a full trace only when the partial trace is understood.</w:t>
+        <w:pStyle w:val="Heading2"/>
+      </w:pPr>
+      <w:r>
+        <w:t>Diagnose the current misconceptions</w:t>
       </w:r>
     </w:p>
     <w:p>
@@ -2612,15 +3277,54 @@
         <w:rPr>
           <w:b w:val="0"/>
         </w:rPr>
-        <w:t>For partners, alternate explainer and checker; collect a response from every learner before discussion.</w:t>
+        <w:t xml:space="preserve">Average </w:t>
+      </w:r>
+      <w:r>
+        <w:rPr>
+          <w:b/>
+        </w:rPr>
+        <w:t>residual</w:t>
+      </w:r>
+      <w:r>
+        <w:rPr>
+          <w:b w:val="0"/>
+        </w:rPr>
+        <w:t xml:space="preserve"> is the loss: Signed </w:t>
+      </w:r>
+      <w:r>
+        <w:rPr>
+          <w:b/>
+        </w:rPr>
+        <w:t>residual</w:t>
+      </w:r>
+      <w:r>
+        <w:rPr>
+          <w:b w:val="0"/>
+        </w:rPr>
+        <w:t>s can cancel. Apply the specified penalty before averaging.</w:t>
       </w:r>
     </w:p>
     <w:p>
       <w:pPr>
-        <w:pStyle w:val="Heading3"/>
-      </w:pPr>
-      <w:r>
-        <w:t>Individual reasoning check</w:t>
+        <w:spacing w:line="336" w:lineRule="auto" w:after="180"/>
+      </w:pPr>
+      <w:r>
+        <w:rPr>
+          <w:b w:val="0"/>
+        </w:rPr>
+        <w:t xml:space="preserve">Ignore perfect </w:t>
+      </w:r>
+      <w:r>
+        <w:rPr>
+          <w:b/>
+        </w:rPr>
+        <w:t>prediction</w:t>
+      </w:r>
+      <w:r>
+        <w:rPr>
+          <w:b w:val="0"/>
+        </w:rPr>
+        <w:t>s in the average: The denominator includes every valid evaluated pair, including zero-error cases.</w:t>
       </w:r>
     </w:p>
     <w:p>
@@ -2631,347 +3335,50 @@
         <w:rPr>
           <w:b w:val="0"/>
         </w:rPr>
-        <w:t xml:space="preserve">Use the worked case for Loss functions. Proposed explanation: “Average </w:t>
-      </w:r>
-      <w:r>
-        <w:rPr>
-          <w:b/>
-        </w:rPr>
-        <w:t>residual</w:t>
-      </w:r>
-      <w:r>
-        <w:rPr>
-          <w:b w:val="0"/>
-        </w:rPr>
-        <w:t xml:space="preserve"> is the loss”. Decide whether this explanation is supported. Point to the step or supplied fact that decides; explain your repair if needed.</w:t>
+        <w:t>One metric gives the universal winner: Different losses express different penalties. Choose and disclose the criterion.</w:t>
       </w:r>
     </w:p>
     <w:p>
       <w:pPr>
-        <w:pStyle w:val="Heading3"/>
-      </w:pPr>
-      <w:r>
-        <w:t>Expected repair</w:t>
+        <w:spacing w:line="336" w:lineRule="auto" w:after="180"/>
+      </w:pPr>
+      <w:r>
+        <w:rPr>
+          <w:b w:val="0"/>
+        </w:rPr>
+        <w:t xml:space="preserve">Use Run the investigation for the </w:t>
+      </w:r>
+      <w:r>
+        <w:rPr>
+          <w:b/>
+        </w:rPr>
+        <w:t>evidence</w:t>
+      </w:r>
+      <w:r>
+        <w:rPr>
+          <w:b w:val="0"/>
+        </w:rPr>
+        <w:t xml:space="preserve"> ledger. Add a boundary or missing-</w:t>
+      </w:r>
+      <w:r>
+        <w:rPr>
+          <w:b/>
+        </w:rPr>
+        <w:t>input</w:t>
+      </w:r>
+      <w:r>
+        <w:rPr>
+          <w:b w:val="0"/>
+        </w:rPr>
+        <w:t xml:space="preserve"> case and record the expected response before checking. More successful repeats of one case do not establish wider coverage.</w:t>
       </w:r>
     </w:p>
     <w:p>
       <w:pPr>
-        <w:spacing w:line="336" w:lineRule="auto" w:after="180"/>
-        <w:shd w:fill="F1F6FC"/>
-      </w:pPr>
-      <w:r>
-        <w:rPr>
-          <w:b w:val="0"/>
-        </w:rPr>
-        <w:t xml:space="preserve">Expected correction: Signed </w:t>
-      </w:r>
-      <w:r>
-        <w:rPr>
-          <w:b/>
-        </w:rPr>
-        <w:t>residual</w:t>
-      </w:r>
-      <w:r>
-        <w:rPr>
-          <w:b w:val="0"/>
-        </w:rPr>
-        <w:t>s can cancel. Apply the specified penalty before averaging.</w:t>
-      </w:r>
-    </w:p>
-    <w:p>
-      <w:pPr>
-        <w:spacing w:line="336" w:lineRule="auto" w:after="180"/>
-      </w:pPr>
-      <w:r>
-        <w:rPr>
-          <w:b w:val="0"/>
-        </w:rPr>
-        <w:t>Collect explanations, not only yes/no votes. If a misunderstanding is common, re-model the relevant step for the class.</w:t>
-      </w:r>
-    </w:p>
-    <w:p>
-      <w:pPr>
-        <w:spacing w:line="336" w:lineRule="auto" w:after="180"/>
-      </w:pPr>
-      <w:r>
-        <w:rPr>
-          <w:b w:val="0"/>
-        </w:rPr>
-        <w:t xml:space="preserve">If it affects a few learners, give a short </w:t>
-      </w:r>
-      <w:r>
-        <w:rPr>
-          <w:b/>
-        </w:rPr>
-        <w:t>target</w:t>
-      </w:r>
-      <w:r>
-        <w:rPr>
-          <w:b w:val="0"/>
-        </w:rPr>
-        <w:t>ed group explanation while others solve a more demanding variation.</w:t>
-      </w:r>
-    </w:p>
-    <w:p>
-      <w:pPr>
-        <w:pStyle w:val="Heading3"/>
-      </w:pPr>
-      <w:r>
-        <w:t>Pictorial practice question</w:t>
-      </w:r>
-    </w:p>
-    <w:p>
-      <w:pPr>
-        <w:spacing w:line="336" w:lineRule="auto" w:after="180"/>
-      </w:pPr>
-      <w:r>
-        <w:rPr>
-          <w:b w:val="0"/>
-        </w:rPr>
-        <w:t xml:space="preserve">Why must the report name the chosen loss? Point to the relevant step in the picture, then write the changed result and the rule or </w:t>
-      </w:r>
-      <w:r>
-        <w:rPr>
-          <w:b/>
-        </w:rPr>
-        <w:t>evidence</w:t>
-      </w:r>
-      <w:r>
-        <w:rPr>
-          <w:b w:val="0"/>
-        </w:rPr>
-        <w:t xml:space="preserve"> that supports it.</w:t>
-      </w:r>
-    </w:p>
-    <w:p>
-      <w:pPr>
-        <w:pStyle w:val="Heading3"/>
-      </w:pPr>
-      <w:r>
-        <w:t>Reasoned teacher answer</w:t>
-      </w:r>
-    </w:p>
-    <w:p>
-      <w:pPr>
-        <w:spacing w:line="336" w:lineRule="auto" w:after="180"/>
-      </w:pPr>
-      <w:r>
-        <w:rPr>
-          <w:b w:val="0"/>
-        </w:rPr>
-        <w:t xml:space="preserve">The same </w:t>
-      </w:r>
-      <w:r>
-        <w:rPr>
-          <w:b/>
-        </w:rPr>
-        <w:t>prediction</w:t>
-      </w:r>
-      <w:r>
-        <w:rPr>
-          <w:b w:val="0"/>
-        </w:rPr>
-        <w:t>s produce a strict A win under MSE and a tie under MAE; “better” depends on the declared objective. Changed-case check: A and B tie at MAE 1.</w:t>
-      </w:r>
-    </w:p>
-    <w:p>
-      <w:pPr>
-        <w:spacing w:line="336" w:lineRule="auto" w:after="180"/>
-      </w:pPr>
-      <w:r>
-        <w:rPr>
-          <w:b/>
-        </w:rPr>
-        <w:t>Squared error</w:t>
-      </w:r>
-      <w:r>
-        <w:rPr>
-          <w:b w:val="0"/>
-        </w:rPr>
-        <w:t xml:space="preserve"> penalises B’s concentrated error more, while absolute errors both sum 2.</w:t>
-      </w:r>
-    </w:p>
-    <w:p>
-      <w:pPr>
-        <w:spacing w:line="336" w:lineRule="auto" w:after="180"/>
-      </w:pPr>
-      <w:r>
-        <w:rPr>
-          <w:b w:val="0"/>
-        </w:rPr>
-        <w:t xml:space="preserve">Changed-case reasoning: A and B tie at MAE 1. </w:t>
-      </w:r>
-      <w:r>
-        <w:rPr>
-          <w:b/>
-        </w:rPr>
-        <w:t>Squared error</w:t>
-      </w:r>
-      <w:r>
-        <w:rPr>
-          <w:b w:val="0"/>
-        </w:rPr>
-        <w:t xml:space="preserve"> penalises B’s concentrated error more, while absolute errors both sum 2.</w:t>
-      </w:r>
-    </w:p>
-    <w:p>
-      <w:pPr>
-        <w:spacing w:line="336" w:lineRule="auto" w:after="180"/>
-      </w:pPr>
-      <w:r>
-        <w:rPr>
-          <w:b w:val="0"/>
-        </w:rPr>
-        <w:t xml:space="preserve">Collect each learner’s explanation before discussion. Use the first missing connection between </w:t>
-      </w:r>
-      <w:r>
-        <w:rPr>
-          <w:b/>
-        </w:rPr>
-        <w:t>input</w:t>
-      </w:r>
-      <w:r>
-        <w:rPr>
-          <w:b w:val="0"/>
-        </w:rPr>
-        <w:t xml:space="preserve">, deciding step and result to choose support. This question is worked-case practice, not fresh mastery </w:t>
-      </w:r>
-      <w:r>
-        <w:rPr>
-          <w:b/>
-        </w:rPr>
-        <w:t>evidence</w:t>
-      </w:r>
-      <w:r>
-        <w:rPr>
-          <w:b w:val="0"/>
-        </w:rPr>
-        <w:t>.</w:t>
-      </w:r>
-    </w:p>
-    <w:p>
-      <w:pPr>
-        <w:pStyle w:val="Heading1"/>
-      </w:pPr>
-      <w:r>
-        <w:t>04. Run the investigation and diagnose misconceptions</w:t>
-      </w:r>
-    </w:p>
-    <w:p>
-      <w:r>
-        <w:t>Run the Loss functions investigation and use the first unsupported step to choose a teaching response.</w:t>
-      </w:r>
-    </w:p>
-    <w:p>
-      <w:pPr>
-        <w:spacing w:line="336" w:lineRule="auto" w:after="180"/>
-      </w:pPr>
-      <w:r>
-        <w:rPr>
-          <w:b w:val="0"/>
-        </w:rPr>
-        <w:t xml:space="preserve">Average </w:t>
-      </w:r>
-      <w:r>
-        <w:rPr>
-          <w:b/>
-        </w:rPr>
-        <w:t>residual</w:t>
-      </w:r>
-      <w:r>
-        <w:rPr>
-          <w:b w:val="0"/>
-        </w:rPr>
-        <w:t xml:space="preserve"> is the loss: Signed </w:t>
-      </w:r>
-      <w:r>
-        <w:rPr>
-          <w:b/>
-        </w:rPr>
-        <w:t>residual</w:t>
-      </w:r>
-      <w:r>
-        <w:rPr>
-          <w:b w:val="0"/>
-        </w:rPr>
-        <w:t>s can cancel. Apply the specified penalty before averaging.</w:t>
-      </w:r>
-    </w:p>
-    <w:p>
-      <w:pPr>
-        <w:spacing w:line="336" w:lineRule="auto" w:after="180"/>
-      </w:pPr>
-      <w:r>
-        <w:rPr>
-          <w:b w:val="0"/>
-        </w:rPr>
-        <w:t xml:space="preserve">Ignore perfect </w:t>
-      </w:r>
-      <w:r>
-        <w:rPr>
-          <w:b/>
-        </w:rPr>
-        <w:t>prediction</w:t>
-      </w:r>
-      <w:r>
-        <w:rPr>
-          <w:b w:val="0"/>
-        </w:rPr>
-        <w:t>s in the average: The denominator includes every valid evaluated pair, including zero-error cases.</w:t>
-      </w:r>
-    </w:p>
-    <w:p>
-      <w:pPr>
-        <w:spacing w:line="336" w:lineRule="auto" w:after="180"/>
-      </w:pPr>
-      <w:r>
-        <w:rPr>
-          <w:b w:val="0"/>
-        </w:rPr>
-        <w:t>One metric gives the universal winner: Different losses express different penalties. Choose and disclose the criterion.</w:t>
-      </w:r>
-    </w:p>
-    <w:p>
-      <w:pPr>
-        <w:spacing w:line="336" w:lineRule="auto" w:after="180"/>
-      </w:pPr>
-      <w:r>
-        <w:rPr>
-          <w:b w:val="0"/>
-        </w:rPr>
-        <w:t xml:space="preserve">Use Run the investigation for the </w:t>
-      </w:r>
-      <w:r>
-        <w:rPr>
-          <w:b/>
-        </w:rPr>
-        <w:t>evidence</w:t>
-      </w:r>
-      <w:r>
-        <w:rPr>
-          <w:b w:val="0"/>
-        </w:rPr>
-        <w:t xml:space="preserve"> ledger. Add a boundary or missing-</w:t>
-      </w:r>
-      <w:r>
-        <w:rPr>
-          <w:b/>
-        </w:rPr>
-        <w:t>input</w:t>
-      </w:r>
-      <w:r>
-        <w:rPr>
-          <w:b w:val="0"/>
-        </w:rPr>
-        <w:t xml:space="preserve"> case and record the expected response before checking. More successful repeats of one case do not establish wider coverage.</w:t>
-      </w:r>
-    </w:p>
-    <w:p>
-      <w:pPr>
-        <w:pStyle w:val="Heading3"/>
-      </w:pPr>
-      <w:r>
-        <w:t>Match the support to the first error</w:t>
+        <w:pStyle w:val="Heading2"/>
+      </w:pPr>
+      <w:r>
+        <w:t>Choose accessible support</w:t>
       </w:r>
     </w:p>
     <w:tbl>
@@ -3144,669 +3551,104 @@
     </w:p>
     <w:p>
       <w:pPr>
-        <w:pStyle w:val="Heading1"/>
-      </w:pPr>
-      <w:r>
-        <w:t>05. Assess and explain the answers</w:t>
+        <w:pStyle w:val="Heading2"/>
+      </w:pPr>
+      <w:r>
+        <w:t>Earlier wording, alternatives and picture transcripts · reference / check after trying</w:t>
       </w:r>
     </w:p>
     <w:p>
-      <w:r>
-        <w:t>Use the Loss functions questions, teacher keys and criteria after the relevant attempts. Previously discussed cases are practice; protect the separately selected independent task.</w:t>
+      <w:pPr>
+        <w:pStyle w:val="Heading3"/>
+      </w:pPr>
+      <w:r>
+        <w:t>Match the support to the first error</w:t>
       </w:r>
     </w:p>
     <w:p>
       <w:pPr>
-        <w:pStyle w:val="Heading3"/>
-      </w:pPr>
-      <w:r>
-        <w:t>Guided and exit questions</w:t>
+        <w:pStyle w:val="Heading1"/>
+      </w:pPr>
+      <w:r>
+        <w:t>05. Assess the new schema or calculation transfer</w:t>
       </w:r>
     </w:p>
     <w:p>
-      <w:pPr>
-        <w:spacing w:line="336" w:lineRule="auto" w:after="180"/>
-      </w:pPr>
-      <w:r>
-        <w:rPr>
-          <w:b w:val="0"/>
-        </w:rPr>
-        <w:t xml:space="preserve">Guided: </w:t>
-      </w:r>
-      <w:r>
-        <w:rPr>
-          <w:b/>
-        </w:rPr>
-        <w:t>residual</w:t>
-      </w:r>
-      <w:r>
-        <w:rPr>
-          <w:b w:val="0"/>
-        </w:rPr>
-        <w:t>s [-1, 0, 1], squares [1, 0, 1], MSE 2/3, tied with the baseline under MSE.</w:t>
+      <w:r>
+        <w:t>Keep the selected answer private until after a first attempt.</w:t>
       </w:r>
     </w:p>
     <w:p>
       <w:pPr>
-        <w:spacing w:line="336" w:lineRule="auto" w:after="180"/>
-      </w:pPr>
-      <w:r>
-        <w:rPr>
-          <w:b w:val="0"/>
-        </w:rPr>
-        <w:t xml:space="preserve">Exit: zero </w:t>
-      </w:r>
-      <w:r>
-        <w:rPr>
-          <w:b/>
-        </w:rPr>
-        <w:t>training</w:t>
-      </w:r>
-      <w:r>
-        <w:rPr>
-          <w:b w:val="0"/>
-        </w:rPr>
-        <w:t xml:space="preserve"> MSE establishes an exact fit on those recorded </w:t>
-      </w:r>
-      <w:r>
-        <w:rPr>
-          <w:b/>
-        </w:rPr>
-        <w:t>target</w:t>
-      </w:r>
-      <w:r>
-        <w:rPr>
-          <w:b w:val="0"/>
-        </w:rPr>
-        <w:t>s under the chosen loss; it does not establish performance on unseen cases or correct labels.</w:t>
+        <w:pStyle w:val="Heading2"/>
+      </w:pPr>
+      <w:r>
+        <w:t>Selected independent task and checked answer</w:t>
       </w:r>
     </w:p>
     <w:p>
       <w:pPr>
-        <w:pStyle w:val="Heading3"/>
-      </w:pPr>
-      <w:r>
-        <w:t>W1 Calculate a loss</w:t>
+        <w:spacing w:line="336" w:lineRule="auto" w:after="180"/>
+      </w:pPr>
+      <w:r>
+        <w:rPr>
+          <w:b w:val="0"/>
+        </w:rPr>
+        <w:t xml:space="preserve">Selected case: </w:t>
+      </w:r>
+      <w:r>
+        <w:rPr>
+          <w:b/>
+        </w:rPr>
+        <w:t>Target</w:t>
+      </w:r>
+      <w:r>
+        <w:rPr>
+          <w:b w:val="0"/>
+        </w:rPr>
+        <w:t>s are [0, 2, 4]. Model A predicts [1, 2, 3]; model B predicts [0, 2, 2]. Calculate both MSEs and identify the better model under MSE on these cases. Calculate mean absolute errors too.</w:t>
       </w:r>
     </w:p>
     <w:p>
       <w:pPr>
-        <w:pStyle w:val="Heading3"/>
-      </w:pPr>
-      <w:r>
-        <w:t>Workbook question · W1</w:t>
+        <w:spacing w:line="336" w:lineRule="auto" w:after="180"/>
+      </w:pPr>
+      <w:r>
+        <w:rPr>
+          <w:b w:val="0"/>
+        </w:rPr>
+        <w:t>State what changes in the conclusion.</w:t>
       </w:r>
     </w:p>
     <w:p>
       <w:pPr>
         <w:spacing w:line="336" w:lineRule="auto" w:after="180"/>
-        <w:shd w:fill="F5F1FB"/>
       </w:pPr>
       <w:r>
         <w:rPr>
           <w:b w:val="0"/>
         </w:rPr>
-        <w:t xml:space="preserve">For </w:t>
+        <w:t xml:space="preserve">Teacher explanation: A </w:t>
       </w:r>
       <w:r>
         <w:rPr>
           <w:b/>
         </w:rPr>
-        <w:t>target</w:t>
+        <w:t>residual</w:t>
       </w:r>
       <w:r>
         <w:rPr>
           <w:b w:val="0"/>
         </w:rPr>
-        <w:t xml:space="preserve">s [2, 4] and </w:t>
-      </w:r>
-      <w:r>
-        <w:rPr>
-          <w:b/>
-        </w:rPr>
-        <w:t>prediction</w:t>
-      </w:r>
-      <w:r>
-        <w:rPr>
-          <w:b w:val="0"/>
-        </w:rPr>
-        <w:t xml:space="preserve">s [1, 6], record </w:t>
-      </w:r>
-      <w:r>
-        <w:rPr>
-          <w:b/>
-        </w:rPr>
-        <w:t>residual</w:t>
-      </w:r>
-      <w:r>
-        <w:rPr>
-          <w:b w:val="0"/>
-        </w:rPr>
-        <w:t>s, squares and MSE.</w:t>
+        <w:t>s [1, 0, -1] give MSE 2/3; B [0, 0, -2] gives MSE 4/3, so A is better under MSE. Both mean absolute errors are 2/3, giving a tie under that metric. Neither ranking establishes future performance.</w:t>
       </w:r>
     </w:p>
     <w:p>
       <w:pPr>
-        <w:pStyle w:val="Heading3"/>
-      </w:pPr>
-      <w:r>
-        <w:t>Teacher reasoning · W1</w:t>
-      </w:r>
-    </w:p>
-    <w:p>
-      <w:pPr>
-        <w:spacing w:line="336" w:lineRule="auto" w:after="180"/>
-        <w:shd w:fill="F1F6FC"/>
-      </w:pPr>
-      <w:r>
-        <w:rPr>
-          <w:b w:val="0"/>
-        </w:rPr>
-        <w:t xml:space="preserve">Teacher explanation: </w:t>
-      </w:r>
-      <w:r>
-        <w:rPr>
-          <w:b/>
-        </w:rPr>
-        <w:t>Residual</w:t>
-      </w:r>
-      <w:r>
-        <w:rPr>
-          <w:b w:val="0"/>
-        </w:rPr>
-        <w:t>s are -1 and 2, squares 1 and 4, MSE 2.5.</w:t>
-      </w:r>
-    </w:p>
-    <w:p>
-      <w:pPr>
-        <w:pStyle w:val="Heading3"/>
-      </w:pPr>
-      <w:r>
-        <w:t>W2 Expose cancellation</w:t>
-      </w:r>
-    </w:p>
-    <w:p>
-      <w:pPr>
-        <w:pStyle w:val="Heading3"/>
-      </w:pPr>
-      <w:r>
-        <w:t>Workbook question · W2</w:t>
-      </w:r>
-    </w:p>
-    <w:p>
-      <w:pPr>
-        <w:spacing w:line="336" w:lineRule="auto" w:after="180"/>
-        <w:shd w:fill="F5F1FB"/>
-      </w:pPr>
-      <w:r>
-        <w:rPr>
-          <w:b/>
-        </w:rPr>
-        <w:t>Target</w:t>
-      </w:r>
-      <w:r>
-        <w:rPr>
-          <w:b w:val="0"/>
-        </w:rPr>
-        <w:t xml:space="preserve">s [0, 4] have </w:t>
-      </w:r>
-      <w:r>
-        <w:rPr>
-          <w:b/>
-        </w:rPr>
-        <w:t>prediction</w:t>
-      </w:r>
-      <w:r>
-        <w:rPr>
-          <w:b w:val="0"/>
-        </w:rPr>
-        <w:t xml:space="preserve">s [2, 2]. Compare mean </w:t>
-      </w:r>
-      <w:r>
-        <w:rPr>
-          <w:b/>
-        </w:rPr>
-        <w:t>residual</w:t>
-      </w:r>
-      <w:r>
-        <w:rPr>
-          <w:b w:val="0"/>
-        </w:rPr>
-        <w:t xml:space="preserve"> and MSE.</w:t>
-      </w:r>
-    </w:p>
-    <w:p>
-      <w:pPr>
-        <w:pStyle w:val="Heading3"/>
-      </w:pPr>
-      <w:r>
-        <w:t>Teacher reasoning · W2</w:t>
-      </w:r>
-    </w:p>
-    <w:p>
-      <w:pPr>
-        <w:spacing w:line="336" w:lineRule="auto" w:after="180"/>
-        <w:shd w:fill="F1F6FC"/>
-      </w:pPr>
-      <w:r>
-        <w:rPr>
-          <w:b w:val="0"/>
-        </w:rPr>
-        <w:t xml:space="preserve">Teacher explanation: </w:t>
-      </w:r>
-      <w:r>
-        <w:rPr>
-          <w:b/>
-        </w:rPr>
-        <w:t>Residual</w:t>
-      </w:r>
-      <w:r>
-        <w:rPr>
-          <w:b w:val="0"/>
-        </w:rPr>
-        <w:t xml:space="preserve">s 2 and -2 average to 0; squares 4 and 4 give MSE 4. Both </w:t>
-      </w:r>
-      <w:r>
-        <w:rPr>
-          <w:b/>
-        </w:rPr>
-        <w:t>prediction</w:t>
-      </w:r>
-      <w:r>
-        <w:rPr>
-          <w:b w:val="0"/>
-        </w:rPr>
-        <w:t xml:space="preserve">s are wrong despite zero mean </w:t>
-      </w:r>
-      <w:r>
-        <w:rPr>
-          <w:b/>
-        </w:rPr>
-        <w:t>residual</w:t>
-      </w:r>
-      <w:r>
-        <w:rPr>
-          <w:b w:val="0"/>
-        </w:rPr>
-        <w:t>.</w:t>
-      </w:r>
-    </w:p>
-    <w:p>
-      <w:pPr>
-        <w:pStyle w:val="Heading3"/>
-      </w:pPr>
-      <w:r>
-        <w:t>W3 Check the denominator</w:t>
-      </w:r>
-    </w:p>
-    <w:p>
-      <w:pPr>
-        <w:pStyle w:val="Heading3"/>
-      </w:pPr>
-      <w:r>
-        <w:t>Workbook question · W3</w:t>
-      </w:r>
-    </w:p>
-    <w:p>
-      <w:pPr>
-        <w:spacing w:line="336" w:lineRule="auto" w:after="180"/>
-        <w:shd w:fill="F5F1FB"/>
-      </w:pPr>
-      <w:r>
-        <w:rPr>
-          <w:b w:val="0"/>
-        </w:rPr>
-        <w:t xml:space="preserve">A learner totals </w:t>
-      </w:r>
-      <w:r>
-        <w:rPr>
-          <w:b/>
-        </w:rPr>
-        <w:t>squared error</w:t>
-      </w:r>
-      <w:r>
-        <w:rPr>
-          <w:b w:val="0"/>
-        </w:rPr>
-        <w:t>s 1, 0, 9 and divides by 2 because there are two nonzero errors. Correct the MSE.</w:t>
-      </w:r>
-    </w:p>
-    <w:p>
-      <w:pPr>
-        <w:pStyle w:val="Heading3"/>
-      </w:pPr>
-      <w:r>
-        <w:t>Teacher reasoning · W3</w:t>
-      </w:r>
-    </w:p>
-    <w:p>
-      <w:pPr>
-        <w:spacing w:line="336" w:lineRule="auto" w:after="180"/>
-        <w:shd w:fill="F1F6FC"/>
-      </w:pPr>
-      <w:r>
-        <w:rPr>
-          <w:b w:val="0"/>
-        </w:rPr>
-        <w:t>Teacher explanation: All three evaluated examples count. MSE is 10 / 3, not 5. A zero-error example is still an example.</w:t>
-      </w:r>
-    </w:p>
-    <w:p>
-      <w:pPr>
-        <w:pStyle w:val="Heading3"/>
-      </w:pPr>
-      <w:r>
-        <w:t>W4 Compare an unfamiliar evaluation independently</w:t>
-      </w:r>
-    </w:p>
-    <w:p>
-      <w:pPr>
-        <w:pStyle w:val="Heading3"/>
-      </w:pPr>
-      <w:r>
-        <w:t>Workbook question · W4</w:t>
-      </w:r>
-    </w:p>
-    <w:p>
-      <w:pPr>
-        <w:spacing w:line="336" w:lineRule="auto" w:after="180"/>
-        <w:shd w:fill="F5F1FB"/>
-      </w:pPr>
-      <w:r>
-        <w:rPr>
-          <w:b/>
-        </w:rPr>
-        <w:t>Target</w:t>
-      </w:r>
-      <w:r>
-        <w:rPr>
-          <w:b w:val="0"/>
-        </w:rPr>
-        <w:t>s are [0, 2, 4]. Model A predicts [1, 2, 3]; model B predicts [0, 2, 2]. Calculate both MSEs and identify the better model under MSE on these cases. Calculate mean absolute errors too.</w:t>
-      </w:r>
-    </w:p>
-    <w:p>
-      <w:pPr>
-        <w:spacing w:line="336" w:lineRule="auto" w:after="180"/>
-        <w:shd w:fill="F5F1FB"/>
-      </w:pPr>
-      <w:r>
-        <w:rPr>
-          <w:b w:val="0"/>
-        </w:rPr>
-        <w:t>State what changes in the conclusion.</w:t>
-      </w:r>
-    </w:p>
-    <w:p>
-      <w:pPr>
-        <w:pStyle w:val="Heading3"/>
-      </w:pPr>
-      <w:r>
-        <w:t>Teacher reasoning · W4</w:t>
-      </w:r>
-    </w:p>
-    <w:p>
-      <w:pPr>
-        <w:spacing w:line="336" w:lineRule="auto" w:after="180"/>
-        <w:shd w:fill="F1F6FC"/>
-      </w:pPr>
-      <w:r>
-        <w:rPr>
-          <w:b w:val="0"/>
-        </w:rPr>
-        <w:t xml:space="preserve">Teacher explanation: A </w:t>
-      </w:r>
-      <w:r>
-        <w:rPr>
-          <w:b/>
-        </w:rPr>
-        <w:t>residual</w:t>
-      </w:r>
-      <w:r>
-        <w:rPr>
-          <w:b w:val="0"/>
-        </w:rPr>
-        <w:t>s [1, 0, -1] give MSE 2/3; B [0, 0, -2] gives MSE 4/3, so A is better under MSE. Both mean absolute errors are 2/3, giving a tie under that metric. Neither ranking establishes future performance.</w:t>
-      </w:r>
-    </w:p>
-    <w:p>
-      <w:pPr>
-        <w:pStyle w:val="Heading3"/>
-      </w:pPr>
-      <w:r>
-        <w:t>W5 Protect final testing</w:t>
-      </w:r>
-    </w:p>
-    <w:p>
-      <w:pPr>
-        <w:pStyle w:val="Heading3"/>
-      </w:pPr>
-      <w:r>
-        <w:t>Workbook question · W5</w:t>
-      </w:r>
-    </w:p>
-    <w:p>
-      <w:pPr>
-        <w:spacing w:line="336" w:lineRule="auto" w:after="180"/>
-        <w:shd w:fill="F5F1FB"/>
-      </w:pPr>
-      <w:r>
-        <w:rPr>
-          <w:b w:val="0"/>
-        </w:rPr>
-        <w:t>A team tries ten models and picks the one with the lowest final-test MSE. Can that same result be presented as an untouched final evaluation?</w:t>
-      </w:r>
-    </w:p>
-    <w:p>
-      <w:pPr>
-        <w:pStyle w:val="Heading3"/>
-      </w:pPr>
-      <w:r>
-        <w:t>Teacher reasoning · W5</w:t>
-      </w:r>
-    </w:p>
-    <w:p>
-      <w:pPr>
-        <w:spacing w:line="336" w:lineRule="auto" w:after="180"/>
-        <w:shd w:fill="F1F6FC"/>
-      </w:pPr>
-      <w:r>
-        <w:rPr>
-          <w:b w:val="0"/>
-        </w:rPr>
-        <w:t xml:space="preserve">Teacher explanation: No. The test informed selection and became development </w:t>
-      </w:r>
-      <w:r>
-        <w:rPr>
-          <w:b/>
-        </w:rPr>
-        <w:t>evidence</w:t>
-      </w:r>
-      <w:r>
-        <w:rPr>
-          <w:b w:val="0"/>
-        </w:rPr>
-        <w:t xml:space="preserve">. Preserve the result with that disclosure, freeze the chosen </w:t>
-      </w:r>
-      <w:r>
-        <w:rPr>
-          <w:b/>
-        </w:rPr>
-        <w:t>process</w:t>
-      </w:r>
-      <w:r>
-        <w:rPr>
-          <w:b w:val="0"/>
-        </w:rPr>
-        <w:t xml:space="preserve"> and use fresh independent evaluation for a new final claim.</w:t>
-      </w:r>
-    </w:p>
-    <w:p>
-      <w:pPr>
-        <w:pStyle w:val="Heading3"/>
-      </w:pPr>
-      <w:r>
-        <w:t>Independent assessment and fresh retry</w:t>
-      </w:r>
-    </w:p>
-    <w:p>
-      <w:pPr>
-        <w:pStyle w:val="Heading3"/>
-      </w:pPr>
-      <w:r>
-        <w:t>Teacher key · Independent assessment and fresh retry</w:t>
-      </w:r>
-    </w:p>
-    <w:p>
-      <w:pPr>
-        <w:spacing w:line="336" w:lineRule="auto" w:after="180"/>
-        <w:shd w:fill="F1F6FC"/>
-      </w:pPr>
-      <w:r>
-        <w:rPr>
-          <w:b w:val="0"/>
-        </w:rPr>
-        <w:t xml:space="preserve">W4 requires MSEs 2/3 and 4/3, tied MAEs 2/3, and limited claims. Fresh retry: </w:t>
-      </w:r>
-      <w:r>
-        <w:rPr>
-          <w:b/>
-        </w:rPr>
-        <w:t>target</w:t>
-      </w:r>
-      <w:r>
-        <w:rPr>
-          <w:b w:val="0"/>
-        </w:rPr>
-        <w:t xml:space="preserve">s [1, 5], </w:t>
-      </w:r>
-      <w:r>
-        <w:rPr>
-          <w:b/>
-        </w:rPr>
-        <w:t>prediction</w:t>
-      </w:r>
-      <w:r>
-        <w:rPr>
-          <w:b w:val="0"/>
-        </w:rPr>
-        <w:t xml:space="preserve">s [3, 4] give </w:t>
-      </w:r>
-      <w:r>
-        <w:rPr>
-          <w:b/>
-        </w:rPr>
-        <w:t>residual</w:t>
-      </w:r>
-      <w:r>
-        <w:rPr>
-          <w:b w:val="0"/>
-        </w:rPr>
-        <w:t xml:space="preserve">s [2, -1], MSE 2.5 and MAE 1.5. Reject averaging the </w:t>
-      </w:r>
-      <w:r>
-        <w:rPr>
-          <w:b/>
-        </w:rPr>
-        <w:t>residual</w:t>
-      </w:r>
-      <w:r>
-        <w:rPr>
-          <w:b w:val="0"/>
-        </w:rPr>
-        <w:t>s to 0.5 as an error magnitude.</w:t>
-      </w:r>
-    </w:p>
-    <w:p>
-      <w:pPr>
-        <w:pStyle w:val="Heading3"/>
-      </w:pPr>
-      <w:r>
-        <w:t>Assess independent transfer</w:t>
-      </w:r>
-    </w:p>
-    <w:p>
-      <w:pPr>
-        <w:pStyle w:val="Heading3"/>
-      </w:pPr>
-      <w:r>
-        <w:t>Independent question · withhold the key</w:t>
-      </w:r>
-    </w:p>
-    <w:p>
-      <w:pPr>
-        <w:spacing w:line="336" w:lineRule="auto" w:after="180"/>
-        <w:shd w:fill="F5F1FB"/>
-      </w:pPr>
-      <w:r>
-        <w:rPr>
-          <w:b w:val="0"/>
-        </w:rPr>
-        <w:t xml:space="preserve">Selected case: </w:t>
-      </w:r>
-      <w:r>
-        <w:rPr>
-          <w:b/>
-        </w:rPr>
-        <w:t>Target</w:t>
-      </w:r>
-      <w:r>
-        <w:rPr>
-          <w:b w:val="0"/>
-        </w:rPr>
-        <w:t>s are [0, 2, 4]. Model A predicts [1, 2, 3]; model B predicts [0, 2, 2]. Calculate both MSEs and identify the better model under MSE on these cases. Calculate mean absolute errors too.</w:t>
-      </w:r>
-    </w:p>
-    <w:p>
-      <w:pPr>
-        <w:spacing w:line="336" w:lineRule="auto" w:after="180"/>
-        <w:shd w:fill="F5F1FB"/>
-      </w:pPr>
-      <w:r>
-        <w:rPr>
-          <w:b w:val="0"/>
-        </w:rPr>
-        <w:t>State what changes in the conclusion.</w:t>
-      </w:r>
-    </w:p>
-    <w:p>
-      <w:pPr>
-        <w:pStyle w:val="Heading3"/>
-      </w:pPr>
-      <w:r>
-        <w:t>Selected case answer</w:t>
-      </w:r>
-    </w:p>
-    <w:p>
-      <w:pPr>
-        <w:pStyle w:val="Heading3"/>
-      </w:pPr>
-      <w:r>
-        <w:t>Teacher key · Selected case answer</w:t>
-      </w:r>
-    </w:p>
-    <w:p>
-      <w:pPr>
-        <w:spacing w:line="336" w:lineRule="auto" w:after="180"/>
-        <w:shd w:fill="F1F6FC"/>
-      </w:pPr>
-      <w:r>
-        <w:rPr>
-          <w:b w:val="0"/>
-        </w:rPr>
-        <w:t xml:space="preserve">Teacher explanation: A </w:t>
-      </w:r>
-      <w:r>
-        <w:rPr>
-          <w:b/>
-        </w:rPr>
-        <w:t>residual</w:t>
-      </w:r>
-      <w:r>
-        <w:rPr>
-          <w:b w:val="0"/>
-        </w:rPr>
-        <w:t>s [1, 0, -1] give MSE 2/3; B [0, 0, -2] gives MSE 4/3, so A is better under MSE. Both mean absolute errors are 2/3, giving a tie under that metric. Neither ranking establishes future performance.</w:t>
+        <w:pStyle w:val="Heading2"/>
+      </w:pPr>
+      <w:r>
+        <w:t>Judge explanation,trace and limits</w:t>
       </w:r>
     </w:p>
     <w:tbl>
@@ -3913,54 +3755,55 @@
     </w:tbl>
     <w:p>
       <w:pPr>
-        <w:pStyle w:val="Heading3"/>
-      </w:pPr>
-      <w:r>
-        <w:t>Teacher key · Selected case answer</w:t>
+        <w:spacing w:line="336" w:lineRule="auto" w:after="180"/>
+      </w:pPr>
+      <w:r>
+        <w:rPr>
+          <w:b w:val="0"/>
+        </w:rPr>
+        <w:t>Record each dimension as not yet, with support, or independent. Accept a valid alternative procedure with a defensible trace.</w:t>
       </w:r>
     </w:p>
     <w:p>
       <w:pPr>
         <w:spacing w:line="336" w:lineRule="auto" w:after="180"/>
-        <w:shd w:fill="F1F6FC"/>
       </w:pPr>
       <w:r>
         <w:rPr>
           <w:b w:val="0"/>
         </w:rPr>
-        <w:t>Record each dimension as not yet, with support, or independent. Accept a valid alternative procedure with a defensible trace.</w:t>
+        <w:t xml:space="preserve">Do not penalise an honestly recorded model failure if the learner correctly explains its </w:t>
+      </w:r>
+      <w:r>
+        <w:rPr>
+          <w:b/>
+        </w:rPr>
+        <w:t>evidence</w:t>
+      </w:r>
+      <w:r>
+        <w:rPr>
+          <w:b w:val="0"/>
+        </w:rPr>
+        <w:t xml:space="preserve"> and limits.</w:t>
       </w:r>
     </w:p>
     <w:p>
       <w:pPr>
-        <w:spacing w:line="336" w:lineRule="auto" w:after="180"/>
-        <w:shd w:fill="F1F6FC"/>
-      </w:pPr>
-      <w:r>
-        <w:rPr>
-          <w:b w:val="0"/>
-        </w:rPr>
-        <w:t xml:space="preserve">Do not penalise an honestly recorded model failure if the learner correctly explains its </w:t>
-      </w:r>
-      <w:r>
-        <w:rPr>
-          <w:b/>
-        </w:rPr>
-        <w:t>evidence</w:t>
-      </w:r>
-      <w:r>
-        <w:rPr>
-          <w:b w:val="0"/>
-        </w:rPr>
-        <w:t xml:space="preserve"> and limits.</w:t>
+        <w:pStyle w:val="Heading2"/>
+      </w:pPr>
+      <w:r>
+        <w:t>Give one usable repair</w:t>
       </w:r>
     </w:p>
     <w:p>
       <w:pPr>
-        <w:pStyle w:val="Heading3"/>
-      </w:pPr>
-      <w:r>
-        <w:t>Feedback that the learner uses</w:t>
+        <w:spacing w:line="336" w:lineRule="auto" w:after="180"/>
+      </w:pPr>
+      <w:r>
+        <w:rPr>
+          <w:b w:val="0"/>
+        </w:rPr>
+        <w:t>Name the earliest unsupported step and give one action to repair it. Have the learner make that repair now and explain why. Then assess the relevant skill on a fresh, fully specified case.</w:t>
       </w:r>
     </w:p>
     <w:p>
@@ -3971,78 +3814,93 @@
         <w:rPr>
           <w:b w:val="0"/>
         </w:rPr>
-        <w:t>Name the earliest unsupported step and give one action to repair it. Have the learner make that repair now and explain why. Then assess the relevant skill on a fresh, fully specified case.</w:t>
+        <w:t>Confirm it was not previously practised with feedback; solve and check the new case before assigning it. A follow-up design prompt is a starting brief, not automatically an equivalent test.</w:t>
       </w:r>
     </w:p>
     <w:p>
       <w:pPr>
-        <w:spacing w:line="336" w:lineRule="auto" w:after="180"/>
-      </w:pPr>
-      <w:r>
-        <w:rPr>
-          <w:b w:val="0"/>
-        </w:rPr>
-        <w:t>Confirm it was not previously practised with feedback; solve and check the new case before assigning it. A follow-up design prompt is a starting brief, not automatically an equivalent test.</w:t>
+        <w:pStyle w:val="Heading2"/>
+      </w:pPr>
+      <w:r>
+        <w:t>W1 Calculate a loss</w:t>
       </w:r>
     </w:p>
     <w:p>
       <w:pPr>
-        <w:pStyle w:val="Heading1"/>
-      </w:pPr>
-      <w:r>
-        <w:t>06. Connect the project, support and next lesson</w:t>
+        <w:spacing w:line="336" w:lineRule="auto" w:after="180"/>
+      </w:pPr>
+      <w:r>
+        <w:rPr>
+          <w:b w:val="0"/>
+        </w:rPr>
+        <w:t xml:space="preserve">For </w:t>
+      </w:r>
+      <w:r>
+        <w:rPr>
+          <w:b/>
+        </w:rPr>
+        <w:t>target</w:t>
+      </w:r>
+      <w:r>
+        <w:rPr>
+          <w:b w:val="0"/>
+        </w:rPr>
+        <w:t xml:space="preserve">s [2, 4] and </w:t>
+      </w:r>
+      <w:r>
+        <w:rPr>
+          <w:b/>
+        </w:rPr>
+        <w:t>prediction</w:t>
+      </w:r>
+      <w:r>
+        <w:rPr>
+          <w:b w:val="0"/>
+        </w:rPr>
+        <w:t xml:space="preserve">s [1, 6], record </w:t>
+      </w:r>
+      <w:r>
+        <w:rPr>
+          <w:b/>
+        </w:rPr>
+        <w:t>residual</w:t>
+      </w:r>
+      <w:r>
+        <w:rPr>
+          <w:b w:val="0"/>
+        </w:rPr>
+        <w:t>s, squares and MSE.</w:t>
       </w:r>
     </w:p>
     <w:p>
-      <w:r>
-        <w:t>Connect Loss functions to Image-pattern Network Investigation, adapt support and plan a later changed-case check.</w:t>
+      <w:pPr>
+        <w:spacing w:line="336" w:lineRule="auto" w:after="180"/>
+      </w:pPr>
+      <w:r>
+        <w:rPr>
+          <w:b w:val="0"/>
+        </w:rPr>
+        <w:t xml:space="preserve">Teacher explanation: </w:t>
+      </w:r>
+      <w:r>
+        <w:rPr>
+          <w:b/>
+        </w:rPr>
+        <w:t>Residual</w:t>
+      </w:r>
+      <w:r>
+        <w:rPr>
+          <w:b w:val="0"/>
+        </w:rPr>
+        <w:t>s are -1 and 2, squares 1 and 4, MSE 2.5.</w:t>
       </w:r>
     </w:p>
     <w:p>
       <w:pPr>
-        <w:spacing w:line="336" w:lineRule="auto" w:after="180"/>
-      </w:pPr>
-      <w:r>
-        <w:rPr>
-          <w:b w:val="0"/>
-        </w:rPr>
-        <w:t xml:space="preserve">Add a labelled loss functions </w:t>
-      </w:r>
-      <w:r>
-        <w:rPr>
-          <w:b/>
-        </w:rPr>
-        <w:t>evidence</w:t>
-      </w:r>
-      <w:r>
-        <w:rPr>
-          <w:b w:val="0"/>
-        </w:rPr>
-        <w:t xml:space="preserve"> sheet to Image-pattern Network Investigation. Show how you can calculate per-example </w:t>
-      </w:r>
-      <w:r>
-        <w:rPr>
-          <w:b/>
-        </w:rPr>
-        <w:t>squared error</w:t>
-      </w:r>
-      <w:r>
-        <w:rPr>
-          <w:b w:val="0"/>
-        </w:rPr>
-        <w:t xml:space="preserve"> and </w:t>
-      </w:r>
-      <w:r>
-        <w:rPr>
-          <w:b/>
-        </w:rPr>
-        <w:t>mean squared error</w:t>
-      </w:r>
-      <w:r>
-        <w:rPr>
-          <w:b w:val="0"/>
-        </w:rPr>
-        <w:t>.</w:t>
+        <w:pStyle w:val="Heading2"/>
+      </w:pPr>
+      <w:r>
+        <w:t>W2 Expose cancellation</w:t>
       </w:r>
     </w:p>
     <w:p>
@@ -4051,33 +3909,39 @@
       </w:pPr>
       <w:r>
         <w:rPr>
+          <w:b/>
+        </w:rPr>
+        <w:t>Target</w:t>
+      </w:r>
+      <w:r>
+        <w:rPr>
           <w:b w:val="0"/>
         </w:rPr>
-        <w:t xml:space="preserve">Use the supplied fictional case and keep its </w:t>
+        <w:t xml:space="preserve">s [0, 4] have </w:t>
       </w:r>
       <w:r>
         <w:rPr>
           <w:b/>
         </w:rPr>
-        <w:t>input</w:t>
+        <w:t>prediction</w:t>
       </w:r>
       <w:r>
         <w:rPr>
           <w:b w:val="0"/>
         </w:rPr>
-        <w:t xml:space="preserve">s, intermediate steps, calculation or </w:t>
+        <w:t xml:space="preserve">s [2, 2]. Compare mean </w:t>
       </w:r>
       <w:r>
         <w:rPr>
           <w:b/>
         </w:rPr>
-        <w:t>prediction</w:t>
+        <w:t>residual</w:t>
       </w:r>
       <w:r>
         <w:rPr>
           <w:b w:val="0"/>
         </w:rPr>
-        <w:t>, and limitation. Connect this record to last week’s record; a matching answer without a trace is insufficient.</w:t>
+        <w:t xml:space="preserve"> and MSE.</w:t>
       </w:r>
     </w:p>
     <w:p>
@@ -4088,66 +3952,51 @@
         <w:rPr>
           <w:b w:val="0"/>
         </w:rPr>
-        <w:t xml:space="preserve">Provide a </w:t>
+        <w:t xml:space="preserve">Teacher explanation: </w:t>
       </w:r>
       <w:r>
         <w:rPr>
           <w:b/>
         </w:rPr>
+        <w:t>Residual</w:t>
+      </w:r>
+      <w:r>
+        <w:rPr>
+          <w:b w:val="0"/>
+        </w:rPr>
+        <w:t xml:space="preserve">s 2 and -2 average to 0; squares 4 and 4 give MSE 4. Both </w:t>
+      </w:r>
+      <w:r>
+        <w:rPr>
+          <w:b/>
+        </w:rPr>
+        <w:t>prediction</w:t>
+      </w:r>
+      <w:r>
+        <w:rPr>
+          <w:b w:val="0"/>
+        </w:rPr>
+        <w:t xml:space="preserve">s are wrong despite zero mean </w:t>
+      </w:r>
+      <w:r>
+        <w:rPr>
+          <w:b/>
+        </w:rPr>
         <w:t>residual</w:t>
       </w:r>
       <w:r>
         <w:rPr>
           <w:b w:val="0"/>
         </w:rPr>
-        <w:t xml:space="preserve"> and squared-error table and permit a calculator for fractions.</w:t>
+        <w:t>.</w:t>
       </w:r>
     </w:p>
     <w:p>
       <w:pPr>
-        <w:spacing w:line="336" w:lineRule="auto" w:after="180"/>
-      </w:pPr>
-      <w:r>
-        <w:rPr>
-          <w:b w:val="0"/>
-        </w:rPr>
-        <w:t xml:space="preserve">Extension: if both </w:t>
-      </w:r>
-      <w:r>
-        <w:rPr>
-          <w:b/>
-        </w:rPr>
-        <w:t>target</w:t>
-      </w:r>
-      <w:r>
-        <w:rPr>
-          <w:b w:val="0"/>
-        </w:rPr>
-        <w:t xml:space="preserve">s and </w:t>
-      </w:r>
-      <w:r>
-        <w:rPr>
-          <w:b/>
-        </w:rPr>
-        <w:t>prediction</w:t>
-      </w:r>
-      <w:r>
-        <w:rPr>
-          <w:b w:val="0"/>
-        </w:rPr>
-        <w:t xml:space="preserve">s are converted from cm to mm, explain why </w:t>
-      </w:r>
-      <w:r>
-        <w:rPr>
-          <w:b/>
-        </w:rPr>
-        <w:t>residual</w:t>
-      </w:r>
-      <w:r>
-        <w:rPr>
-          <w:b w:val="0"/>
-        </w:rPr>
-        <w:t>s multiply by 10 and MSE by 100 while candidate ranking stays the same.</w:t>
+        <w:pStyle w:val="Heading2"/>
+      </w:pPr>
+      <w:r>
+        <w:t>W3 Check the denominator</w:t>
       </w:r>
     </w:p>
     <w:p>
@@ -4158,7 +4007,19 @@
         <w:rPr>
           <w:b w:val="0"/>
         </w:rPr>
-        <w:t>Week 9 measures local changes in a simple loss curve.</w:t>
+        <w:t xml:space="preserve">A learner totals </w:t>
+      </w:r>
+      <w:r>
+        <w:rPr>
+          <w:b/>
+        </w:rPr>
+        <w:t>squared error</w:t>
+      </w:r>
+      <w:r>
+        <w:rPr>
+          <w:b w:val="0"/>
+        </w:rPr>
+        <w:t>s 1, 0, 9 and divides by 2 because there are two nonzero errors. Correct the MSE.</w:t>
       </w:r>
     </w:p>
     <w:p>
@@ -4169,15 +4030,554 @@
         <w:rPr>
           <w:b w:val="0"/>
         </w:rPr>
-        <w:t>Retain the project ledger and assess a changed case after support. Check the relevant prerequisite before carrying this component forward.</w:t>
+        <w:t>Teacher explanation: All three evaluated examples count. MSE is 10 / 3, not 5. A zero-error example is still an example.</w:t>
       </w:r>
     </w:p>
     <w:p>
       <w:pPr>
+        <w:pStyle w:val="Heading2"/>
+      </w:pPr>
+      <w:r>
+        <w:t>W5 Protect final testing</w:t>
+      </w:r>
+    </w:p>
+    <w:p>
+      <w:pPr>
+        <w:spacing w:line="336" w:lineRule="auto" w:after="180"/>
+      </w:pPr>
+      <w:r>
+        <w:rPr>
+          <w:b w:val="0"/>
+        </w:rPr>
+        <w:t>A team tries ten models and picks the one with the lowest final-test MSE. Can that same result be presented as an untouched final evaluation?</w:t>
+      </w:r>
+    </w:p>
+    <w:p>
+      <w:pPr>
+        <w:spacing w:line="336" w:lineRule="auto" w:after="180"/>
+      </w:pPr>
+      <w:r>
+        <w:rPr>
+          <w:b w:val="0"/>
+        </w:rPr>
+        <w:t xml:space="preserve">Teacher explanation: No. The test informed selection and became development </w:t>
+      </w:r>
+      <w:r>
+        <w:rPr>
+          <w:b/>
+        </w:rPr>
+        <w:t>evidence</w:t>
+      </w:r>
+      <w:r>
+        <w:rPr>
+          <w:b w:val="0"/>
+        </w:rPr>
+        <w:t xml:space="preserve">. Preserve the result with that disclosure, freeze the chosen </w:t>
+      </w:r>
+      <w:r>
+        <w:rPr>
+          <w:b/>
+        </w:rPr>
+        <w:t>process</w:t>
+      </w:r>
+      <w:r>
+        <w:rPr>
+          <w:b w:val="0"/>
+        </w:rPr>
+        <w:t xml:space="preserve"> and use fresh independent evaluation for a new final claim.</w:t>
+      </w:r>
+    </w:p>
+    <w:p>
+      <w:pPr>
+        <w:pStyle w:val="Heading2"/>
+      </w:pPr>
+      <w:r>
+        <w:t>Earlier wording, alternatives and picture transcripts · reference / check after trying</w:t>
+      </w:r>
+    </w:p>
+    <w:p>
+      <w:pPr>
         <w:pStyle w:val="Heading3"/>
       </w:pPr>
       <w:r>
-        <w:t>Plan the delayed return</w:t>
+        <w:t>Guided and exit questions</w:t>
+      </w:r>
+    </w:p>
+    <w:p>
+      <w:pPr>
+        <w:spacing w:line="336" w:lineRule="auto" w:after="180"/>
+      </w:pPr>
+      <w:r>
+        <w:rPr>
+          <w:b w:val="0"/>
+        </w:rPr>
+        <w:t xml:space="preserve">Guided: </w:t>
+      </w:r>
+      <w:r>
+        <w:rPr>
+          <w:b/>
+        </w:rPr>
+        <w:t>residual</w:t>
+      </w:r>
+      <w:r>
+        <w:rPr>
+          <w:b w:val="0"/>
+        </w:rPr>
+        <w:t>s [-1, 0, 1], squares [1, 0, 1], MSE 2/3, tied with the baseline under MSE.</w:t>
+      </w:r>
+    </w:p>
+    <w:p>
+      <w:pPr>
+        <w:spacing w:line="336" w:lineRule="auto" w:after="180"/>
+      </w:pPr>
+      <w:r>
+        <w:rPr>
+          <w:b w:val="0"/>
+        </w:rPr>
+        <w:t xml:space="preserve">Exit: zero </w:t>
+      </w:r>
+      <w:r>
+        <w:rPr>
+          <w:b/>
+        </w:rPr>
+        <w:t>training</w:t>
+      </w:r>
+      <w:r>
+        <w:rPr>
+          <w:b w:val="0"/>
+        </w:rPr>
+        <w:t xml:space="preserve"> MSE establishes an exact fit on those recorded </w:t>
+      </w:r>
+      <w:r>
+        <w:rPr>
+          <w:b/>
+        </w:rPr>
+        <w:t>target</w:t>
+      </w:r>
+      <w:r>
+        <w:rPr>
+          <w:b w:val="0"/>
+        </w:rPr>
+        <w:t>s under the chosen loss; it does not establish performance on unseen cases or correct labels.</w:t>
+      </w:r>
+    </w:p>
+    <w:p>
+      <w:pPr>
+        <w:pStyle w:val="Heading3"/>
+      </w:pPr>
+      <w:r>
+        <w:t>W1 Calculate a loss</w:t>
+      </w:r>
+    </w:p>
+    <w:p>
+      <w:pPr>
+        <w:pStyle w:val="Heading3"/>
+      </w:pPr>
+      <w:r>
+        <w:t>W2 Expose cancellation</w:t>
+      </w:r>
+    </w:p>
+    <w:p>
+      <w:pPr>
+        <w:pStyle w:val="Heading3"/>
+      </w:pPr>
+      <w:r>
+        <w:t>W3 Check the denominator</w:t>
+      </w:r>
+    </w:p>
+    <w:p>
+      <w:pPr>
+        <w:pStyle w:val="Heading3"/>
+      </w:pPr>
+      <w:r>
+        <w:t>W4 Compare an unfamiliar evaluation independently</w:t>
+      </w:r>
+    </w:p>
+    <w:p>
+      <w:pPr>
+        <w:spacing w:line="336" w:lineRule="auto" w:after="180"/>
+      </w:pPr>
+      <w:r>
+        <w:rPr>
+          <w:b/>
+        </w:rPr>
+        <w:t>Target</w:t>
+      </w:r>
+      <w:r>
+        <w:rPr>
+          <w:b w:val="0"/>
+        </w:rPr>
+        <w:t>s are [0, 2, 4]. Model A predicts [1, 2, 3]; model B predicts [0, 2, 2]. Calculate both MSEs and identify the better model under MSE on these cases. Calculate mean absolute errors too.</w:t>
+      </w:r>
+    </w:p>
+    <w:p>
+      <w:pPr>
+        <w:spacing w:line="336" w:lineRule="auto" w:after="180"/>
+      </w:pPr>
+      <w:r>
+        <w:rPr>
+          <w:b w:val="0"/>
+        </w:rPr>
+        <w:t>State what changes in the conclusion.</w:t>
+      </w:r>
+    </w:p>
+    <w:p>
+      <w:pPr>
+        <w:spacing w:line="336" w:lineRule="auto" w:after="180"/>
+      </w:pPr>
+      <w:r>
+        <w:rPr>
+          <w:b w:val="0"/>
+        </w:rPr>
+        <w:t xml:space="preserve">Teacher explanation: A </w:t>
+      </w:r>
+      <w:r>
+        <w:rPr>
+          <w:b/>
+        </w:rPr>
+        <w:t>residual</w:t>
+      </w:r>
+      <w:r>
+        <w:rPr>
+          <w:b w:val="0"/>
+        </w:rPr>
+        <w:t>s [1, 0, -1] give MSE 2/3; B [0, 0, -2] gives MSE 4/3, so A is better under MSE. Both mean absolute errors are 2/3, giving a tie under that metric. Neither ranking establishes future performance.</w:t>
+      </w:r>
+    </w:p>
+    <w:p>
+      <w:pPr>
+        <w:pStyle w:val="Heading3"/>
+      </w:pPr>
+      <w:r>
+        <w:t>W5 Protect final testing</w:t>
+      </w:r>
+    </w:p>
+    <w:p>
+      <w:pPr>
+        <w:pStyle w:val="Heading3"/>
+      </w:pPr>
+      <w:r>
+        <w:t>Independent assessment and fresh retry</w:t>
+      </w:r>
+    </w:p>
+    <w:p>
+      <w:pPr>
+        <w:spacing w:line="336" w:lineRule="auto" w:after="180"/>
+      </w:pPr>
+      <w:r>
+        <w:rPr>
+          <w:b w:val="0"/>
+        </w:rPr>
+        <w:t xml:space="preserve">W4 requires MSEs 2/3 and 4/3, tied MAEs 2/3, and limited claims. Fresh retry: </w:t>
+      </w:r>
+      <w:r>
+        <w:rPr>
+          <w:b/>
+        </w:rPr>
+        <w:t>target</w:t>
+      </w:r>
+      <w:r>
+        <w:rPr>
+          <w:b w:val="0"/>
+        </w:rPr>
+        <w:t xml:space="preserve">s [1, 5], </w:t>
+      </w:r>
+      <w:r>
+        <w:rPr>
+          <w:b/>
+        </w:rPr>
+        <w:t>prediction</w:t>
+      </w:r>
+      <w:r>
+        <w:rPr>
+          <w:b w:val="0"/>
+        </w:rPr>
+        <w:t xml:space="preserve">s [3, 4] give </w:t>
+      </w:r>
+      <w:r>
+        <w:rPr>
+          <w:b/>
+        </w:rPr>
+        <w:t>residual</w:t>
+      </w:r>
+      <w:r>
+        <w:rPr>
+          <w:b w:val="0"/>
+        </w:rPr>
+        <w:t xml:space="preserve">s [2, -1], MSE 2.5 and MAE 1.5. Reject averaging the </w:t>
+      </w:r>
+      <w:r>
+        <w:rPr>
+          <w:b/>
+        </w:rPr>
+        <w:t>residual</w:t>
+      </w:r>
+      <w:r>
+        <w:rPr>
+          <w:b w:val="0"/>
+        </w:rPr>
+        <w:t>s to 0.5 as an error magnitude.</w:t>
+      </w:r>
+    </w:p>
+    <w:p>
+      <w:pPr>
+        <w:pStyle w:val="Heading3"/>
+      </w:pPr>
+      <w:r>
+        <w:t>Assess independent transfer</w:t>
+      </w:r>
+    </w:p>
+    <w:p>
+      <w:pPr>
+        <w:pStyle w:val="Heading3"/>
+      </w:pPr>
+      <w:r>
+        <w:t>Selected case answer</w:t>
+      </w:r>
+    </w:p>
+    <w:p>
+      <w:pPr>
+        <w:pStyle w:val="Heading3"/>
+      </w:pPr>
+      <w:r>
+        <w:t>Feedback that the learner uses</w:t>
+      </w:r>
+    </w:p>
+    <w:p>
+      <w:pPr>
+        <w:pStyle w:val="Heading1"/>
+      </w:pPr>
+      <w:r>
+        <w:t>06. Connect,support and revisit the mathematics</w:t>
+      </w:r>
+    </w:p>
+    <w:p>
+      <w:r>
+        <w:t>Use the saved evidence to choose the next step.</w:t>
+      </w:r>
+    </w:p>
+    <w:p>
+      <w:pPr>
+        <w:pStyle w:val="Heading2"/>
+      </w:pPr>
+      <w:r>
+        <w:t>Project and next-week bridge</w:t>
+      </w:r>
+    </w:p>
+    <w:p>
+      <w:pPr>
+        <w:spacing w:line="336" w:lineRule="auto" w:after="180"/>
+      </w:pPr>
+      <w:r>
+        <w:rPr>
+          <w:b w:val="0"/>
+        </w:rPr>
+        <w:t xml:space="preserve">Add a labelled loss functions </w:t>
+      </w:r>
+      <w:r>
+        <w:rPr>
+          <w:b/>
+        </w:rPr>
+        <w:t>evidence</w:t>
+      </w:r>
+      <w:r>
+        <w:rPr>
+          <w:b w:val="0"/>
+        </w:rPr>
+        <w:t xml:space="preserve"> sheet to Image-pattern Network Investigation. Show how you can calculate per-example </w:t>
+      </w:r>
+      <w:r>
+        <w:rPr>
+          <w:b/>
+        </w:rPr>
+        <w:t>squared error</w:t>
+      </w:r>
+      <w:r>
+        <w:rPr>
+          <w:b w:val="0"/>
+        </w:rPr>
+        <w:t xml:space="preserve"> and </w:t>
+      </w:r>
+      <w:r>
+        <w:rPr>
+          <w:b/>
+        </w:rPr>
+        <w:t>mean squared error</w:t>
+      </w:r>
+      <w:r>
+        <w:rPr>
+          <w:b w:val="0"/>
+        </w:rPr>
+        <w:t>.</w:t>
+      </w:r>
+    </w:p>
+    <w:p>
+      <w:pPr>
+        <w:spacing w:line="336" w:lineRule="auto" w:after="180"/>
+      </w:pPr>
+      <w:r>
+        <w:rPr>
+          <w:b w:val="0"/>
+        </w:rPr>
+        <w:t xml:space="preserve">Use the supplied fictional case and keep its </w:t>
+      </w:r>
+      <w:r>
+        <w:rPr>
+          <w:b/>
+        </w:rPr>
+        <w:t>input</w:t>
+      </w:r>
+      <w:r>
+        <w:rPr>
+          <w:b w:val="0"/>
+        </w:rPr>
+        <w:t xml:space="preserve">s, intermediate steps, calculation or </w:t>
+      </w:r>
+      <w:r>
+        <w:rPr>
+          <w:b/>
+        </w:rPr>
+        <w:t>prediction</w:t>
+      </w:r>
+      <w:r>
+        <w:rPr>
+          <w:b w:val="0"/>
+        </w:rPr>
+        <w:t>, and limitation. Connect this record to last week’s record; a matching answer without a trace is insufficient.</w:t>
+      </w:r>
+    </w:p>
+    <w:p>
+      <w:pPr>
+        <w:spacing w:line="336" w:lineRule="auto" w:after="180"/>
+      </w:pPr>
+      <w:r>
+        <w:rPr>
+          <w:b w:val="0"/>
+        </w:rPr>
+        <w:t xml:space="preserve">Provide a </w:t>
+      </w:r>
+      <w:r>
+        <w:rPr>
+          <w:b/>
+        </w:rPr>
+        <w:t>residual</w:t>
+      </w:r>
+      <w:r>
+        <w:rPr>
+          <w:b w:val="0"/>
+        </w:rPr>
+        <w:t xml:space="preserve"> and squared-error table and permit a calculator for fractions.</w:t>
+      </w:r>
+    </w:p>
+    <w:p>
+      <w:pPr>
+        <w:spacing w:line="336" w:lineRule="auto" w:after="180"/>
+      </w:pPr>
+      <w:r>
+        <w:rPr>
+          <w:b w:val="0"/>
+        </w:rPr>
+        <w:t xml:space="preserve">Extension: if both </w:t>
+      </w:r>
+      <w:r>
+        <w:rPr>
+          <w:b/>
+        </w:rPr>
+        <w:t>target</w:t>
+      </w:r>
+      <w:r>
+        <w:rPr>
+          <w:b w:val="0"/>
+        </w:rPr>
+        <w:t xml:space="preserve">s and </w:t>
+      </w:r>
+      <w:r>
+        <w:rPr>
+          <w:b/>
+        </w:rPr>
+        <w:t>prediction</w:t>
+      </w:r>
+      <w:r>
+        <w:rPr>
+          <w:b w:val="0"/>
+        </w:rPr>
+        <w:t xml:space="preserve">s are converted from cm to mm, explain why </w:t>
+      </w:r>
+      <w:r>
+        <w:rPr>
+          <w:b/>
+        </w:rPr>
+        <w:t>residual</w:t>
+      </w:r>
+      <w:r>
+        <w:rPr>
+          <w:b w:val="0"/>
+        </w:rPr>
+        <w:t>s multiply by 10 and MSE by 100 while candidate ranking stays the same.</w:t>
+      </w:r>
+    </w:p>
+    <w:p>
+      <w:pPr>
+        <w:spacing w:line="336" w:lineRule="auto" w:after="180"/>
+      </w:pPr>
+      <w:r>
+        <w:rPr>
+          <w:b w:val="0"/>
+        </w:rPr>
+        <w:t>Week 9 measures local changes in a simple loss curve.</w:t>
+      </w:r>
+    </w:p>
+    <w:p>
+      <w:pPr>
+        <w:spacing w:line="336" w:lineRule="auto" w:after="180"/>
+      </w:pPr>
+      <w:r>
+        <w:rPr>
+          <w:b w:val="0"/>
+        </w:rPr>
+        <w:t>Retain the project ledger and assess a changed case after support. Check the relevant prerequisite before carrying this component forward.</w:t>
+      </w:r>
+    </w:p>
+    <w:p>
+      <w:pPr>
+        <w:spacing w:line="336" w:lineRule="auto" w:after="180"/>
+      </w:pPr>
+      <w:r>
+        <w:rPr>
+          <w:b w:val="0"/>
+        </w:rPr>
+        <w:t xml:space="preserve">For your Image-pattern Network Investigation, save the </w:t>
+      </w:r>
+      <w:r>
+        <w:rPr>
+          <w:b/>
+        </w:rPr>
+        <w:t>input</w:t>
+      </w:r>
+      <w:r>
+        <w:rPr>
+          <w:b w:val="0"/>
+        </w:rPr>
+        <w:t>, procedure, observed result and limitation of this check.</w:t>
+      </w:r>
+    </w:p>
+    <w:p>
+      <w:pPr>
+        <w:spacing w:line="336" w:lineRule="auto" w:after="180"/>
+      </w:pPr>
+      <w:r>
+        <w:rPr>
+          <w:b w:val="0"/>
+        </w:rPr>
+        <w:t>Label this worked example as practice; use a different, previously unreviewed case when checking independent understanding.</w:t>
+      </w:r>
+    </w:p>
+    <w:p>
+      <w:pPr>
+        <w:pStyle w:val="Heading2"/>
+      </w:pPr>
+      <w:r>
+        <w:t>Delayed return and support record</w:t>
       </w:r>
     </w:p>
     <w:p>
@@ -4394,44 +4794,26 @@
     </w:p>
     <w:p>
       <w:pPr>
-        <w:pStyle w:val="Heading3"/>
-      </w:pPr>
-      <w:r>
-        <w:t>Project evidence from this case</w:t>
+        <w:pStyle w:val="Heading2"/>
+      </w:pPr>
+      <w:r>
+        <w:t>Earlier wording, alternatives and picture transcripts · reference / check after trying</w:t>
       </w:r>
     </w:p>
     <w:p>
       <w:pPr>
-        <w:spacing w:line="336" w:lineRule="auto" w:after="180"/>
-      </w:pPr>
-      <w:r>
-        <w:rPr>
-          <w:b w:val="0"/>
-        </w:rPr>
-        <w:t xml:space="preserve">For your Image-pattern Network Investigation, save the </w:t>
-      </w:r>
-      <w:r>
-        <w:rPr>
-          <w:b/>
-        </w:rPr>
-        <w:t>input</w:t>
-      </w:r>
-      <w:r>
-        <w:rPr>
-          <w:b w:val="0"/>
-        </w:rPr>
-        <w:t>, procedure, observed result and limitation of this check.</w:t>
+        <w:pStyle w:val="Heading3"/>
+      </w:pPr>
+      <w:r>
+        <w:t>Plan the delayed return</w:t>
       </w:r>
     </w:p>
     <w:p>
       <w:pPr>
-        <w:spacing w:line="336" w:lineRule="auto" w:after="180"/>
-      </w:pPr>
-      <w:r>
-        <w:rPr>
-          <w:b w:val="0"/>
-        </w:rPr>
-        <w:t>Label this worked example as practice; use a different, previously unreviewed case when checking independent understanding.</w:t>
+        <w:pStyle w:val="Heading3"/>
+      </w:pPr>
+      <w:r>
+        <w:t>Project evidence from this case</w:t>
       </w:r>
     </w:p>
     <w:p>
@@ -4439,26 +4821,33 @@
         <w:pStyle w:val="Heading1"/>
       </w:pPr>
       <w:r>
-        <w:t>07. Prepare, teach and assess</w:t>
+        <w:t>Reference bank and extra practice</w:t>
       </w:r>
     </w:p>
     <w:p>
-      <w:r>
-        <w:t>Use this preparation summary alongside the detailed Loss functions lesson; it is a checklist rather than a replacement for the full sequence.</w:t>
+      <w:pPr>
+        <w:pStyle w:val="Heading1"/>
+      </w:pPr>
+      <w:r>
+        <w:t>07. Reference · Alternative planning checklist</w:t>
       </w:r>
     </w:p>
     <w:p>
-      <w:pPr>
-        <w:pStyle w:val="Heading3"/>
-      </w:pPr>
-      <w:r>
-        <w:t>Teaching target</w:t>
+      <w:r>
+        <w:t>Use alongside the main route when helpful.</w:t>
       </w:r>
     </w:p>
     <w:p>
       <w:pPr>
+        <w:pStyle w:val="Heading2"/>
+      </w:pPr>
+      <w:r>
+        <w:t>Planning,assessment and project reminders</w:t>
+      </w:r>
+    </w:p>
+    <w:p>
+      <w:pPr>
         <w:spacing w:line="336" w:lineRule="auto" w:after="180"/>
-        <w:shd w:fill="EDF7F3"/>
       </w:pPr>
       <w:r>
         <w:rPr>
@@ -4712,58 +5101,72 @@
     </w:p>
     <w:p>
       <w:pPr>
-        <w:pStyle w:val="Heading3"/>
-      </w:pPr>
-      <w:r>
-        <w:t>Supported practice answer</w:t>
+        <w:spacing w:line="336" w:lineRule="auto" w:after="180"/>
+      </w:pPr>
+      <w:r>
+        <w:rPr>
+          <w:b w:val="0"/>
+        </w:rPr>
+        <w:t xml:space="preserve">Reasoned practice answer: Teacher explanation: </w:t>
+      </w:r>
+      <w:r>
+        <w:rPr>
+          <w:b/>
+        </w:rPr>
+        <w:t>Residual</w:t>
+      </w:r>
+      <w:r>
+        <w:rPr>
+          <w:b w:val="0"/>
+        </w:rPr>
+        <w:t xml:space="preserve">s 2 and -2 average to 0; squares 4 and 4 give MSE 4. Both </w:t>
+      </w:r>
+      <w:r>
+        <w:rPr>
+          <w:b/>
+        </w:rPr>
+        <w:t>prediction</w:t>
+      </w:r>
+      <w:r>
+        <w:rPr>
+          <w:b w:val="0"/>
+        </w:rPr>
+        <w:t xml:space="preserve">s are wrong despite zero mean </w:t>
+      </w:r>
+      <w:r>
+        <w:rPr>
+          <w:b/>
+        </w:rPr>
+        <w:t>residual</w:t>
+      </w:r>
+      <w:r>
+        <w:rPr>
+          <w:b w:val="0"/>
+        </w:rPr>
+        <w:t>.</w:t>
       </w:r>
     </w:p>
     <w:p>
       <w:pPr>
         <w:spacing w:line="336" w:lineRule="auto" w:after="180"/>
-        <w:shd w:fill="F1F6FC"/>
       </w:pPr>
       <w:r>
         <w:rPr>
           <w:b w:val="0"/>
         </w:rPr>
-        <w:t xml:space="preserve">Reasoned practice answer: Teacher explanation: </w:t>
+        <w:t xml:space="preserve">Check every learner before discussion: Use the worked case for Loss functions. Proposed explanation: “Average </w:t>
       </w:r>
       <w:r>
         <w:rPr>
           <w:b/>
         </w:rPr>
-        <w:t>Residual</w:t>
+        <w:t>residual</w:t>
       </w:r>
       <w:r>
         <w:rPr>
           <w:b w:val="0"/>
         </w:rPr>
-        <w:t xml:space="preserve">s 2 and -2 average to 0; squares 4 and 4 give MSE 4. Both </w:t>
-      </w:r>
-      <w:r>
-        <w:rPr>
-          <w:b/>
-        </w:rPr>
-        <w:t>prediction</w:t>
-      </w:r>
-      <w:r>
-        <w:rPr>
-          <w:b w:val="0"/>
-        </w:rPr>
-        <w:t xml:space="preserve">s are wrong despite zero mean </w:t>
-      </w:r>
-      <w:r>
-        <w:rPr>
-          <w:b/>
-        </w:rPr>
-        <w:t>residual</w:t>
-      </w:r>
-      <w:r>
-        <w:rPr>
-          <w:b w:val="0"/>
-        </w:rPr>
-        <w:t>.</w:t>
+        <w:t xml:space="preserve"> is the loss”. Decide whether this explanation is supported.</w:t>
       </w:r>
     </w:p>
     <w:p>
@@ -4774,19 +5177,7 @@
         <w:rPr>
           <w:b w:val="0"/>
         </w:rPr>
-        <w:t xml:space="preserve">Check every learner before discussion: Use the worked case for Loss functions. Proposed explanation: “Average </w:t>
-      </w:r>
-      <w:r>
-        <w:rPr>
-          <w:b/>
-        </w:rPr>
-        <w:t>residual</w:t>
-      </w:r>
-      <w:r>
-        <w:rPr>
-          <w:b w:val="0"/>
-        </w:rPr>
-        <w:t xml:space="preserve"> is the loss”. Decide whether this explanation is supported.</w:t>
+        <w:t>Point to the step or supplied fact that decides; explain your repair if needed.</w:t>
       </w:r>
     </w:p>
     <w:p>
@@ -4797,141 +5188,93 @@
         <w:rPr>
           <w:b w:val="0"/>
         </w:rPr>
-        <w:t>Point to the step or supplied fact that decides; explain your repair if needed.</w:t>
+        <w:t xml:space="preserve">Misconception repair: Signed </w:t>
+      </w:r>
+      <w:r>
+        <w:rPr>
+          <w:b/>
+        </w:rPr>
+        <w:t>residual</w:t>
+      </w:r>
+      <w:r>
+        <w:rPr>
+          <w:b w:val="0"/>
+        </w:rPr>
+        <w:t>s can cancel. Apply the specified penalty before averaging.</w:t>
       </w:r>
     </w:p>
     <w:p>
       <w:pPr>
-        <w:pStyle w:val="Heading3"/>
-      </w:pPr>
-      <w:r>
-        <w:t>Repair the misconception</w:t>
+        <w:spacing w:line="336" w:lineRule="auto" w:after="180"/>
+      </w:pPr>
+      <w:r>
+        <w:rPr>
+          <w:b w:val="0"/>
+        </w:rPr>
+        <w:t xml:space="preserve">Support: read the exact case aloud, enlarge the labelled picture, supply </w:t>
+      </w:r>
+      <w:r>
+        <w:rPr>
+          <w:b/>
+        </w:rPr>
+        <w:t>input</w:t>
+      </w:r>
+      <w:r>
+        <w:rPr>
+          <w:b w:val="0"/>
+        </w:rPr>
+        <w:t xml:space="preserve"> cards and model only the first deciding step. Accept a spoken explanation or drawing; retain the reasoning goal.</w:t>
       </w:r>
     </w:p>
     <w:p>
       <w:pPr>
         <w:spacing w:line="336" w:lineRule="auto" w:after="180"/>
-        <w:shd w:fill="FFF5E6"/>
       </w:pPr>
       <w:r>
         <w:rPr>
           <w:b w:val="0"/>
         </w:rPr>
-        <w:t xml:space="preserve">Misconception repair: Signed </w:t>
+        <w:t xml:space="preserve">Extension: Choose MAE instead of MSE as the sole criterion. Require a </w:t>
       </w:r>
       <w:r>
         <w:rPr>
           <w:b/>
         </w:rPr>
-        <w:t>residual</w:t>
+        <w:t>prediction</w:t>
       </w:r>
       <w:r>
         <w:rPr>
           <w:b w:val="0"/>
         </w:rPr>
-        <w:t>s can cancel. Apply the specified penalty before averaging.</w:t>
+        <w:t xml:space="preserve"> and a reason before comparing. Expected result: A and B tie at MAE 1.</w:t>
       </w:r>
     </w:p>
     <w:p>
       <w:pPr>
-        <w:pStyle w:val="Heading3"/>
-      </w:pPr>
-      <w:r>
-        <w:t>Support without giving away the answer</w:t>
+        <w:spacing w:line="336" w:lineRule="auto" w:after="180"/>
+      </w:pPr>
+      <w:r>
+        <w:rPr>
+          <w:b w:val="0"/>
+        </w:rPr>
+        <w:t xml:space="preserve">Reason: </w:t>
+      </w:r>
+      <w:r>
+        <w:rPr>
+          <w:b/>
+        </w:rPr>
+        <w:t>Squared error</w:t>
+      </w:r>
+      <w:r>
+        <w:rPr>
+          <w:b w:val="0"/>
+        </w:rPr>
+        <w:t xml:space="preserve"> penalises B’s concentrated error more, while absolute errors both sum 2.</w:t>
       </w:r>
     </w:p>
     <w:p>
       <w:pPr>
         <w:spacing w:line="336" w:lineRule="auto" w:after="180"/>
-        <w:shd w:fill="F1F6F8"/>
-      </w:pPr>
-      <w:r>
-        <w:rPr>
-          <w:b w:val="0"/>
-        </w:rPr>
-        <w:t xml:space="preserve">Support: read the exact case aloud, enlarge the labelled picture, supply </w:t>
-      </w:r>
-      <w:r>
-        <w:rPr>
-          <w:b/>
-        </w:rPr>
-        <w:t>input</w:t>
-      </w:r>
-      <w:r>
-        <w:rPr>
-          <w:b w:val="0"/>
-        </w:rPr>
-        <w:t xml:space="preserve"> cards and model only the first deciding step. Accept a spoken explanation or drawing; retain the reasoning goal.</w:t>
-      </w:r>
-    </w:p>
-    <w:p>
-      <w:pPr>
-        <w:pStyle w:val="Heading3"/>
-      </w:pPr>
-      <w:r>
-        <w:t>Extend the reasoning</w:t>
-      </w:r>
-    </w:p>
-    <w:p>
-      <w:pPr>
-        <w:spacing w:line="336" w:lineRule="auto" w:after="180"/>
-        <w:shd w:fill="F5F1FB"/>
-      </w:pPr>
-      <w:r>
-        <w:rPr>
-          <w:b w:val="0"/>
-        </w:rPr>
-        <w:t xml:space="preserve">Extension: Choose MAE instead of MSE as the sole criterion. Require a </w:t>
-      </w:r>
-      <w:r>
-        <w:rPr>
-          <w:b/>
-        </w:rPr>
-        <w:t>prediction</w:t>
-      </w:r>
-      <w:r>
-        <w:rPr>
-          <w:b w:val="0"/>
-        </w:rPr>
-        <w:t xml:space="preserve"> and a reason before comparing. Expected result: A and B tie at MAE 1.</w:t>
-      </w:r>
-    </w:p>
-    <w:p>
-      <w:pPr>
-        <w:spacing w:line="336" w:lineRule="auto" w:after="180"/>
-        <w:shd w:fill="F5F1FB"/>
-      </w:pPr>
-      <w:r>
-        <w:rPr>
-          <w:b w:val="0"/>
-        </w:rPr>
-        <w:t xml:space="preserve">Reason: </w:t>
-      </w:r>
-      <w:r>
-        <w:rPr>
-          <w:b/>
-        </w:rPr>
-        <w:t>Squared error</w:t>
-      </w:r>
-      <w:r>
-        <w:rPr>
-          <w:b w:val="0"/>
-        </w:rPr>
-        <w:t xml:space="preserve"> penalises B’s concentrated error more, while absolute errors both sum 2.</w:t>
-      </w:r>
-    </w:p>
-    <w:p>
-      <w:pPr>
-        <w:pStyle w:val="Heading3"/>
-      </w:pPr>
-      <w:r>
-        <w:t>Protect the independent attempt</w:t>
-      </w:r>
-    </w:p>
-    <w:p>
-      <w:pPr>
-        <w:spacing w:line="336" w:lineRule="auto" w:after="180"/>
-        <w:shd w:fill="FFF5E6"/>
       </w:pPr>
       <w:r>
         <w:rPr>
@@ -5126,82 +5469,81 @@
     </w:tbl>
     <w:p>
       <w:pPr>
-        <w:pStyle w:val="Heading3"/>
-      </w:pPr>
-      <w:r>
-        <w:t>Project checkpoint</w:t>
+        <w:spacing w:line="336" w:lineRule="auto" w:after="180"/>
+      </w:pPr>
+      <w:r>
+        <w:rPr>
+          <w:b w:val="0"/>
+        </w:rPr>
+        <w:t xml:space="preserve">Project checkpoint: Make a transparent first version. Keep a trace of how one </w:t>
+      </w:r>
+      <w:r>
+        <w:rPr>
+          <w:b/>
+        </w:rPr>
+        <w:t>input</w:t>
+      </w:r>
+      <w:r>
+        <w:rPr>
+          <w:b w:val="0"/>
+        </w:rPr>
+        <w:t xml:space="preserve"> becomes an </w:t>
+      </w:r>
+      <w:r>
+        <w:rPr>
+          <w:b/>
+        </w:rPr>
+        <w:t>output</w:t>
+      </w:r>
+      <w:r>
+        <w:rPr>
+          <w:b w:val="0"/>
+        </w:rPr>
+        <w:t>; explain the rule or learned component.</w:t>
       </w:r>
     </w:p>
     <w:p>
       <w:pPr>
         <w:spacing w:line="336" w:lineRule="auto" w:after="180"/>
-        <w:shd w:fill="EDF7F3"/>
       </w:pPr>
       <w:r>
         <w:rPr>
           <w:b w:val="0"/>
         </w:rPr>
-        <w:t xml:space="preserve">Project checkpoint: Make a transparent first version. Keep a trace of how one </w:t>
+        <w:t xml:space="preserve">Use the weekly teacher answer for topic-specific reasoning. A saved progress tick is an activity record; judge mastery from the learner’s explanation and </w:t>
       </w:r>
       <w:r>
         <w:rPr>
           <w:b/>
         </w:rPr>
-        <w:t>input</w:t>
+        <w:t>evidence</w:t>
       </w:r>
       <w:r>
         <w:rPr>
           <w:b w:val="0"/>
         </w:rPr>
-        <w:t xml:space="preserve"> becomes an </w:t>
-      </w:r>
-      <w:r>
-        <w:rPr>
-          <w:b/>
-        </w:rPr>
-        <w:t>output</w:t>
-      </w:r>
-      <w:r>
-        <w:rPr>
-          <w:b w:val="0"/>
-        </w:rPr>
-        <w:t>; explain the rule or learned component.</w:t>
+        <w:t>.</w:t>
       </w:r>
     </w:p>
     <w:p>
       <w:pPr>
-        <w:spacing w:line="336" w:lineRule="auto" w:after="180"/>
-      </w:pPr>
-      <w:r>
-        <w:rPr>
-          <w:b w:val="0"/>
-        </w:rPr>
-        <w:t xml:space="preserve">Use the weekly teacher answer for topic-specific reasoning. A saved progress tick is an activity record; judge mastery from the learner’s explanation and </w:t>
-      </w:r>
-      <w:r>
-        <w:rPr>
-          <w:b/>
-        </w:rPr>
-        <w:t>evidence</w:t>
-      </w:r>
-      <w:r>
-        <w:rPr>
-          <w:b w:val="0"/>
-        </w:rPr>
-        <w:t>.</w:t>
+        <w:pStyle w:val="Heading1"/>
+      </w:pPr>
+      <w:r>
+        <w:t>08. Reference · Feedback,labs and repair paths</w:t>
       </w:r>
     </w:p>
     <w:p>
-      <w:pPr>
-        <w:pStyle w:val="Heading1"/>
-      </w:pPr>
-      <w:r>
-        <w:t>08. Use feedback, labs and repair paths</w:t>
+      <w:r>
+        <w:t>Retain the first attempt and the evidence used for a repair.</w:t>
       </w:r>
     </w:p>
     <w:p>
-      <w:r>
-        <w:t>Use feedback, earlier review and portfolios purposefully. Apply the coding routine only when this lesson has an executable lab.</w:t>
+      <w:pPr>
+        <w:pStyle w:val="Heading2"/>
+      </w:pPr>
+      <w:r>
+        <w:t>Feedback and record guidance</w:t>
       </w:r>
     </w:p>
     <w:p>
@@ -5300,40 +5642,17 @@
         <w:pStyle w:val="Heading1"/>
       </w:pPr>
       <w:r>
-        <w:t>09. Visual concept journey</w:t>
+        <w:t>09. Reference · Teach with the six pictures</w:t>
       </w:r>
     </w:p>
     <w:p>
       <w:r>
-        <w:t>Show one Loss functions graphic at a time, request a prediction and discuss its trace before the independent assessment.</w:t>
+        <w:t>Choose one picture for a particular reasoning move.</w:t>
       </w:r>
     </w:p>
     <w:p>
       <w:pPr>
-        <w:spacing w:line="336" w:lineRule="auto" w:after="180"/>
-      </w:pPr>
-      <w:r>
-        <w:rPr>
-          <w:b w:val="0"/>
-        </w:rPr>
-        <w:t xml:space="preserve">Use one picture at a time. Hide a worked result before asking for a </w:t>
-      </w:r>
-      <w:r>
-        <w:rPr>
-          <w:b/>
-        </w:rPr>
-        <w:t>prediction</w:t>
-      </w:r>
-      <w:r>
-        <w:rPr>
-          <w:b w:val="0"/>
-        </w:rPr>
-        <w:t>, then reveal it for feedback. These are supported teaching cases; retain the separate independent assessment for a fresh first attempt.</w:t>
-      </w:r>
-    </w:p>
-    <w:p>
-      <w:pPr>
-        <w:pStyle w:val="Heading3"/>
+        <w:pStyle w:val="Heading2"/>
       </w:pPr>
       <w:r>
         <w:t>01. Loss functions: the case</w:t>
@@ -5344,7 +5663,7 @@
         <w:drawing>
           <wp:inline xmlns:a="http://schemas.openxmlformats.org/drawingml/2006/main" xmlns:pic="http://schemas.openxmlformats.org/drawingml/2006/picture">
             <wp:extent cx="5486400" cy="2840736"/>
-            <wp:docPr id="3" name="Picture 3" descr="Compare candidate losses with the same targets and denominator. Supplied facts: Targets [1, 3]; A predicts [0, 4]; B predicts [1, 5]. Use MSE over both cases. All inputs and outcomes in this worked example are invented classroom data; no real model run is claimed."/>
+            <wp:docPr id="4" name="Picture 4" descr="Compare candidate losses with the same targets and denominator. Supplied facts: Targets [1, 3]; A predicts [0, 4]; B predicts [1, 5]. Use MSE over both cases. All inputs and outcomes in this worked example are invented classroom data; no real model run is claimed."/>
             <wp:cNvGraphicFramePr>
               <a:graphicFrameLocks noChangeAspect="1"/>
             </wp:cNvGraphicFramePr>
@@ -5356,7 +5675,7 @@
                     <pic:cNvPicPr/>
                   </pic:nvPicPr>
                   <pic:blipFill>
-                    <a:blip r:embed="rId11"/>
+                    <a:blip r:embed="rId12"/>
                     <a:stretch>
                       <a:fillRect/>
                     </a:stretch>
@@ -5436,7 +5755,6 @@
     <w:p>
       <w:pPr>
         <w:spacing w:line="336" w:lineRule="auto" w:after="180"/>
-        <w:shd w:fill="F5F1FB"/>
       </w:pPr>
       <w:r>
         <w:rPr>
@@ -5447,27 +5765,18 @@
     </w:p>
     <w:p>
       <w:pPr>
-        <w:pStyle w:val="Heading3"/>
-      </w:pPr>
-      <w:r>
-        <w:t>Discuss while showing the picture</w:t>
+        <w:spacing w:line="336" w:lineRule="auto" w:after="180"/>
+      </w:pPr>
+      <w:r>
+        <w:rPr>
+          <w:b w:val="0"/>
+        </w:rPr>
+        <w:t>Teacher prompt: Point to the given fact that matters most. Explain why it matters. Ask learners to describe one label or arrow in ordinary words. Use the adjacent transcript if the image is difficult to see.</w:t>
       </w:r>
     </w:p>
     <w:p>
       <w:pPr>
-        <w:spacing w:line="336" w:lineRule="auto" w:after="180"/>
-        <w:shd w:fill="F1F6F8"/>
-      </w:pPr>
-      <w:r>
-        <w:rPr>
-          <w:b w:val="0"/>
-        </w:rPr>
-        <w:t>Teacher prompt: Point to the given fact that matters most. Explain why it matters. Ask learners to describe one label or arrow in ordinary words. Use the adjacent transcript if the image is difficult to see.</w:t>
-      </w:r>
-    </w:p>
-    <w:p>
-      <w:pPr>
-        <w:pStyle w:val="Heading3"/>
+        <w:pStyle w:val="Heading2"/>
       </w:pPr>
       <w:r>
         <w:t>02. Follow the deciding steps</w:t>
@@ -5478,7 +5787,7 @@
         <w:drawing>
           <wp:inline xmlns:a="http://schemas.openxmlformats.org/drawingml/2006/main" xmlns:pic="http://schemas.openxmlformats.org/drawingml/2006/picture">
             <wp:extent cx="5486400" cy="3182112"/>
-            <wp:docPr id="4" name="Picture 4" descr="A squared errors: A residuals [-1, 1] give squares [1, 1], MSE 1. → B squared errors: B residuals [0, 2] give squares [0, 4], MSE 2. → Compare objective: A wins under MSE; both MAEs equal 1."/>
+            <wp:docPr id="5" name="Picture 5" descr="A squared errors: A residuals [-1, 1] give squares [1, 1], MSE 1. → B squared errors: B residuals [0, 2] give squares [0, 4], MSE 2. → Compare objective: A wins under MSE; both MAEs equal 1."/>
             <wp:cNvGraphicFramePr>
               <a:graphicFrameLocks noChangeAspect="1"/>
             </wp:cNvGraphicFramePr>
@@ -5490,7 +5799,7 @@
                     <pic:cNvPicPr/>
                   </pic:nvPicPr>
                   <pic:blipFill>
-                    <a:blip r:embed="rId12"/>
+                    <a:blip r:embed="rId9"/>
                     <a:stretch>
                       <a:fillRect/>
                     </a:stretch>
@@ -5571,7 +5880,6 @@
     <w:p>
       <w:pPr>
         <w:spacing w:line="336" w:lineRule="auto" w:after="180"/>
-        <w:shd w:fill="F5F1FB"/>
       </w:pPr>
       <w:r>
         <w:rPr>
@@ -5594,39 +5902,30 @@
     </w:p>
     <w:p>
       <w:pPr>
-        <w:pStyle w:val="Heading3"/>
-      </w:pPr>
-      <w:r>
-        <w:t>Discuss while showing the picture</w:t>
+        <w:spacing w:line="336" w:lineRule="auto" w:after="180"/>
+      </w:pPr>
+      <w:r>
+        <w:rPr>
+          <w:b w:val="0"/>
+        </w:rPr>
+        <w:t xml:space="preserve">Teacher prompt: Point to each numbered stage and explain which recorded </w:t>
+      </w:r>
+      <w:r>
+        <w:rPr>
+          <w:b/>
+        </w:rPr>
+        <w:t>input</w:t>
+      </w:r>
+      <w:r>
+        <w:rPr>
+          <w:b w:val="0"/>
+        </w:rPr>
+        <w:t xml:space="preserve"> it uses. Ask learners to describe one label or arrow in ordinary words. Use the adjacent transcript if the image is difficult to see.</w:t>
       </w:r>
     </w:p>
     <w:p>
       <w:pPr>
-        <w:spacing w:line="336" w:lineRule="auto" w:after="180"/>
-        <w:shd w:fill="F1F6F8"/>
-      </w:pPr>
-      <w:r>
-        <w:rPr>
-          <w:b w:val="0"/>
-        </w:rPr>
-        <w:t xml:space="preserve">Teacher prompt: Point to each numbered stage and explain which recorded </w:t>
-      </w:r>
-      <w:r>
-        <w:rPr>
-          <w:b/>
-        </w:rPr>
-        <w:t>input</w:t>
-      </w:r>
-      <w:r>
-        <w:rPr>
-          <w:b w:val="0"/>
-        </w:rPr>
-        <w:t xml:space="preserve"> it uses. Ask learners to describe one label or arrow in ordinary words. Use the adjacent transcript if the image is difficult to see.</w:t>
-      </w:r>
-    </w:p>
-    <w:p>
-      <w:pPr>
-        <w:pStyle w:val="Heading3"/>
+        <w:pStyle w:val="Heading2"/>
       </w:pPr>
       <w:r>
         <w:t>03. MSE comparison on shared targets</w:t>
@@ -5637,7 +5936,7 @@
         <w:drawing>
           <wp:inline xmlns:a="http://schemas.openxmlformats.org/drawingml/2006/main" xmlns:pic="http://schemas.openxmlformats.org/drawingml/2006/picture">
             <wp:extent cx="5486400" cy="2834640"/>
-            <wp:docPr id="5" name="Picture 5" descr="MSE comparison on shared targets. Units: squared target units. model A: 1. model B: 2."/>
+            <wp:docPr id="6" name="Picture 6" descr="MSE comparison on shared targets. Units: squared target units. model A: 1. model B: 2."/>
             <wp:cNvGraphicFramePr>
               <a:graphicFrameLocks noChangeAspect="1"/>
             </wp:cNvGraphicFramePr>
@@ -5706,7 +6005,6 @@
     <w:p>
       <w:pPr>
         <w:spacing w:line="336" w:lineRule="auto" w:after="180"/>
-        <w:shd w:fill="F5F1FB"/>
       </w:pPr>
       <w:r>
         <w:rPr>
@@ -5717,39 +6015,29 @@
     </w:p>
     <w:p>
       <w:pPr>
-        <w:pStyle w:val="Heading3"/>
-      </w:pPr>
-      <w:r>
-        <w:t>Discuss while showing the picture</w:t>
+        <w:spacing w:line="336" w:lineRule="auto" w:after="180"/>
+      </w:pPr>
+      <w:r>
+        <w:rPr>
+          <w:b w:val="0"/>
+        </w:rPr>
+        <w:t>Teacher prompt: Read the labels and values. Explain the relationship the model shows. Ask learners to describe one label or arrow in ordinary words. Use the adjacent transcript if the image is difficult to see.</w:t>
       </w:r>
     </w:p>
     <w:p>
       <w:pPr>
         <w:spacing w:line="336" w:lineRule="auto" w:after="180"/>
-        <w:shd w:fill="F1F6F8"/>
       </w:pPr>
       <w:r>
         <w:rPr>
           <w:b w:val="0"/>
         </w:rPr>
-        <w:t>Teacher prompt: Read the labels and values. Explain the relationship the model shows. Ask learners to describe one label or arrow in ordinary words. Use the adjacent transcript if the image is difficult to see.</w:t>
+        <w:t>Check row/column meanings, units and denominators before discussing a difference. Supplied toy values are not real class or model results.</w:t>
       </w:r>
     </w:p>
     <w:p>
       <w:pPr>
-        <w:spacing w:line="336" w:lineRule="auto" w:after="180"/>
-        <w:shd w:fill="F1F6F8"/>
-      </w:pPr>
-      <w:r>
-        <w:rPr>
-          <w:b w:val="0"/>
-        </w:rPr>
-        <w:t>Check row/column meanings, units and denominators before discussing a difference. Supplied toy values are not real class or model results.</w:t>
-      </w:r>
-    </w:p>
-    <w:p>
-      <w:pPr>
-        <w:pStyle w:val="Heading3"/>
+        <w:pStyle w:val="Heading2"/>
       </w:pPr>
       <w:r>
         <w:t>04. Change one thing. Trace what follows.</w:t>
@@ -5760,7 +6048,7 @@
         <w:drawing>
           <wp:inline xmlns:a="http://schemas.openxmlformats.org/drawingml/2006/main" xmlns:pic="http://schemas.openxmlformats.org/drawingml/2006/picture">
             <wp:extent cx="5486400" cy="3026664"/>
-            <wp:docPr id="6" name="Picture 6" descr="Original case: A wins under MSE; both MAEs equal 1. Changed condition: Choose MAE instead of MSE as the sole criterion. Expected result: A and B tie at MAE 1. Reason: Squared error penalises B’s concentrated error more, while absolute errors both sum 2."/>
+            <wp:docPr id="7" name="Picture 7" descr="Original case: A wins under MSE; both MAEs equal 1. Changed condition: Choose MAE instead of MSE as the sole criterion. Expected result: A and B tie at MAE 1. Reason: Squared error penalises B’s concentrated error more, while absolute errors both sum 2."/>
             <wp:cNvGraphicFramePr>
               <a:graphicFrameLocks noChangeAspect="1"/>
             </wp:cNvGraphicFramePr>
@@ -5828,7 +6116,6 @@
     <w:p>
       <w:pPr>
         <w:spacing w:line="336" w:lineRule="auto" w:after="180"/>
-        <w:shd w:fill="F5F1FB"/>
       </w:pPr>
       <w:r>
         <w:rPr>
@@ -5839,51 +6126,41 @@
     </w:p>
     <w:p>
       <w:pPr>
-        <w:pStyle w:val="Heading3"/>
-      </w:pPr>
-      <w:r>
-        <w:t>Discuss while showing the picture</w:t>
+        <w:spacing w:line="336" w:lineRule="auto" w:after="180"/>
+      </w:pPr>
+      <w:r>
+        <w:rPr>
+          <w:b w:val="0"/>
+        </w:rPr>
+        <w:t>Teacher prompt: Predict before checking the worked changed-case result. Name what changed and what the supplied facts allow you to conclude. Ask learners to describe one label or arrow in ordinary words.</w:t>
       </w:r>
     </w:p>
     <w:p>
       <w:pPr>
         <w:spacing w:line="336" w:lineRule="auto" w:after="180"/>
-        <w:shd w:fill="F1F6F8"/>
       </w:pPr>
       <w:r>
         <w:rPr>
           <w:b w:val="0"/>
         </w:rPr>
-        <w:t>Teacher prompt: Predict before checking the worked changed-case result. Name what changed and what the supplied facts allow you to conclude. Ask learners to describe one label or arrow in ordinary words.</w:t>
+        <w:t xml:space="preserve">Use the adjacent transcript if the image is difficult to see. Changed-case reasoning: </w:t>
+      </w:r>
+      <w:r>
+        <w:rPr>
+          <w:b/>
+        </w:rPr>
+        <w:t>Squared error</w:t>
+      </w:r>
+      <w:r>
+        <w:rPr>
+          <w:b w:val="0"/>
+        </w:rPr>
+        <w:t xml:space="preserve"> penalises B’s concentrated error more, while absolute errors both sum 2.</w:t>
       </w:r>
     </w:p>
     <w:p>
       <w:pPr>
-        <w:spacing w:line="336" w:lineRule="auto" w:after="180"/>
-        <w:shd w:fill="F1F6F8"/>
-      </w:pPr>
-      <w:r>
-        <w:rPr>
-          <w:b w:val="0"/>
-        </w:rPr>
-        <w:t xml:space="preserve">Use the adjacent transcript if the image is difficult to see. Changed-case reasoning: </w:t>
-      </w:r>
-      <w:r>
-        <w:rPr>
-          <w:b/>
-        </w:rPr>
-        <w:t>Squared error</w:t>
-      </w:r>
-      <w:r>
-        <w:rPr>
-          <w:b w:val="0"/>
-        </w:rPr>
-        <w:t xml:space="preserve"> penalises B’s concentrated error more, while absolute errors both sum 2.</w:t>
-      </w:r>
-    </w:p>
-    <w:p>
-      <w:pPr>
-        <w:pStyle w:val="Heading3"/>
+        <w:pStyle w:val="Heading2"/>
       </w:pPr>
       <w:r>
         <w:t>05. Connect the explanation to its limit</w:t>
@@ -5894,7 +6171,7 @@
         <w:drawing>
           <wp:inline xmlns:a="http://schemas.openxmlformats.org/drawingml/2006/main" xmlns:pic="http://schemas.openxmlformats.org/drawingml/2006/picture">
             <wp:extent cx="5486400" cy="2941320"/>
-            <wp:docPr id="7" name="Picture 7" descr="For this loss calculation, the signed error is prediction minus target. MSE squares each error before averaging; MAE takes its absolute value. A spreads its error equally across both cases, while B concentrates it in one case. Squaring makes the larger individual error count more. State the objective before selecting a model, because these two objectives give different comparisons. Limit: Training loss is not automatically a held-out performance estimate or a complete measure of use consequences."/>
+            <wp:docPr id="8" name="Picture 8" descr="For this loss calculation, the signed error is prediction minus target. MSE squares each error before averaging; MAE takes its absolute value. A spreads its error equally across both cases, while B concentrates it in one case. Squaring makes the larger individual error count more. State the objective before selecting a model, because these two objectives give different comparisons. Limit: Training loss is not automatically a held-out performance estimate or a complete measure of use consequences."/>
             <wp:cNvGraphicFramePr>
               <a:graphicFrameLocks noChangeAspect="1"/>
             </wp:cNvGraphicFramePr>
@@ -5997,7 +6274,6 @@
     <w:p>
       <w:pPr>
         <w:spacing w:line="336" w:lineRule="auto" w:after="180"/>
-        <w:shd w:fill="F5F1FB"/>
       </w:pPr>
       <w:r>
         <w:rPr>
@@ -6008,51 +6284,41 @@
     </w:p>
     <w:p>
       <w:pPr>
-        <w:pStyle w:val="Heading3"/>
-      </w:pPr>
-      <w:r>
-        <w:t>Discuss while showing the picture</w:t>
+        <w:spacing w:line="336" w:lineRule="auto" w:after="180"/>
+      </w:pPr>
+      <w:r>
+        <w:rPr>
+          <w:b w:val="0"/>
+        </w:rPr>
+        <w:t>Teacher prompt: Explain the case, then point to a limit on the claim. Ask learners to describe one label or arrow in ordinary words. Use the adjacent transcript if the image is difficult to see.</w:t>
       </w:r>
     </w:p>
     <w:p>
       <w:pPr>
         <w:spacing w:line="336" w:lineRule="auto" w:after="180"/>
-        <w:shd w:fill="F1F6F8"/>
       </w:pPr>
       <w:r>
         <w:rPr>
           <w:b w:val="0"/>
         </w:rPr>
-        <w:t>Teacher prompt: Explain the case, then point to a limit on the claim. Ask learners to describe one label or arrow in ordinary words. Use the adjacent transcript if the image is difficult to see.</w:t>
+        <w:t xml:space="preserve">Keep the stated scope: </w:t>
+      </w:r>
+      <w:r>
+        <w:rPr>
+          <w:b/>
+        </w:rPr>
+        <w:t>Training</w:t>
+      </w:r>
+      <w:r>
+        <w:rPr>
+          <w:b w:val="0"/>
+        </w:rPr>
+        <w:t xml:space="preserve"> loss is not automatically a held-out performance estimate or a complete measure of use consequences.</w:t>
       </w:r>
     </w:p>
     <w:p>
       <w:pPr>
-        <w:spacing w:line="336" w:lineRule="auto" w:after="180"/>
-        <w:shd w:fill="F1F6F8"/>
-      </w:pPr>
-      <w:r>
-        <w:rPr>
-          <w:b w:val="0"/>
-        </w:rPr>
-        <w:t xml:space="preserve">Keep the stated scope: </w:t>
-      </w:r>
-      <w:r>
-        <w:rPr>
-          <w:b/>
-        </w:rPr>
-        <w:t>Training</w:t>
-      </w:r>
-      <w:r>
-        <w:rPr>
-          <w:b w:val="0"/>
-        </w:rPr>
-        <w:t xml:space="preserve"> loss is not automatically a held-out performance estimate or a complete measure of use consequences.</w:t>
-      </w:r>
-    </w:p>
-    <w:p>
-      <w:pPr>
-        <w:pStyle w:val="Heading3"/>
+        <w:pStyle w:val="Heading2"/>
       </w:pPr>
       <w:r>
         <w:t>06. Make the idea visible in your project</w:t>
@@ -6063,7 +6329,7 @@
         <w:drawing>
           <wp:inline xmlns:a="http://schemas.openxmlformats.org/drawingml/2006/main" xmlns:pic="http://schemas.openxmlformats.org/drawingml/2006/picture">
             <wp:extent cx="5486400" cy="3681984"/>
-            <wp:docPr id="8" name="Picture 8" descr="For your Image-pattern Network Investigation, save the input, procedure, observed result and limitation of this check. Label this worked example as practice; use a different, previously unreviewed case when checking independent understanding. Draw your input, deciding step, result and limit. Supported question: Why must the report name the chosen loss? Point to the relevant step in the picture, then write the changed result and the rule or evidence that supports it."/>
+            <wp:docPr id="9" name="Picture 9" descr="For your Image-pattern Network Investigation, save the input, procedure, observed result and limitation of this check. Label this worked example as practice; use a different, previously unreviewed case when checking independent understanding. Draw your input, deciding step, result and limit. Supported question: Why must the report name the chosen loss? Point to the relevant step in the picture, then write the changed result and the rule or evidence that supports it."/>
             <wp:cNvGraphicFramePr>
               <a:graphicFrameLocks noChangeAspect="1"/>
             </wp:cNvGraphicFramePr>
@@ -6166,7 +6432,6 @@
     <w:p>
       <w:pPr>
         <w:spacing w:line="336" w:lineRule="auto" w:after="180"/>
-        <w:shd w:fill="F5F1FB"/>
       </w:pPr>
       <w:r>
         <w:rPr>
@@ -6189,76 +6454,144 @@
     </w:p>
     <w:p>
       <w:pPr>
-        <w:pStyle w:val="Heading3"/>
-      </w:pPr>
-      <w:r>
-        <w:t>Discuss while showing the picture</w:t>
+        <w:spacing w:line="336" w:lineRule="auto" w:after="180"/>
+      </w:pPr>
+      <w:r>
+        <w:rPr>
+          <w:b w:val="0"/>
+        </w:rPr>
+        <w:t xml:space="preserve">Teacher prompt: Draw your project trace and justify the deciding step using </w:t>
+      </w:r>
+      <w:r>
+        <w:rPr>
+          <w:b/>
+        </w:rPr>
+        <w:t>evidence</w:t>
+      </w:r>
+      <w:r>
+        <w:rPr>
+          <w:b w:val="0"/>
+        </w:rPr>
+        <w:t>. Ask learners to describe one label or arrow in ordinary words. Use the adjacent transcript if the image is difficult to see.</w:t>
       </w:r>
     </w:p>
     <w:p>
       <w:pPr>
         <w:spacing w:line="336" w:lineRule="auto" w:after="180"/>
-        <w:shd w:fill="F1F6F8"/>
       </w:pPr>
       <w:r>
         <w:rPr>
           <w:b w:val="0"/>
         </w:rPr>
-        <w:t xml:space="preserve">Teacher prompt: Draw your project trace and justify the deciding step using </w:t>
+        <w:t xml:space="preserve">Supported practice key: The same </w:t>
       </w:r>
       <w:r>
         <w:rPr>
           <w:b/>
         </w:rPr>
-        <w:t>evidence</w:t>
+        <w:t>prediction</w:t>
       </w:r>
       <w:r>
         <w:rPr>
           <w:b w:val="0"/>
         </w:rPr>
-        <w:t>. Ask learners to describe one label or arrow in ordinary words. Use the adjacent transcript if the image is difficult to see.</w:t>
+        <w:t>s produce a strict A win under MSE and a tie under MAE; “better” depends on the declared objective. Changed-case check: A and B tie at MAE 1.</w:t>
       </w:r>
     </w:p>
     <w:p>
       <w:pPr>
         <w:spacing w:line="336" w:lineRule="auto" w:after="180"/>
-        <w:shd w:fill="F1F6F8"/>
-      </w:pPr>
+      </w:pPr>
+      <w:r>
+        <w:rPr>
+          <w:b/>
+        </w:rPr>
+        <w:t>Squared error</w:t>
+      </w:r>
       <w:r>
         <w:rPr>
           <w:b w:val="0"/>
         </w:rPr>
-        <w:t xml:space="preserve">Supported practice key: The same </w:t>
-      </w:r>
-      <w:r>
-        <w:rPr>
-          <w:b/>
-        </w:rPr>
-        <w:t>prediction</w:t>
-      </w:r>
-      <w:r>
-        <w:rPr>
-          <w:b w:val="0"/>
-        </w:rPr>
-        <w:t>s produce a strict A win under MSE and a tie under MAE; “better” depends on the declared objective. Changed-case check: A and B tie at MAE 1.</w:t>
+        <w:t xml:space="preserve"> penalises B’s concentrated error more, while absolute errors both sum 2.</w:t>
       </w:r>
     </w:p>
     <w:p>
       <w:pPr>
+        <w:pStyle w:val="Heading2"/>
+      </w:pPr>
+      <w:r>
+        <w:t>Earlier wording, alternatives and picture transcripts · reference / check after trying</w:t>
+      </w:r>
+    </w:p>
+    <w:p>
+      <w:pPr>
         <w:spacing w:line="336" w:lineRule="auto" w:after="180"/>
-        <w:shd w:fill="F1F6F8"/>
-      </w:pPr>
+      </w:pPr>
+      <w:r>
+        <w:rPr>
+          <w:b w:val="0"/>
+        </w:rPr>
+        <w:t xml:space="preserve">Use one picture at a time. Hide a worked result before asking for a </w:t>
+      </w:r>
       <w:r>
         <w:rPr>
           <w:b/>
         </w:rPr>
-        <w:t>Squared error</w:t>
+        <w:t>prediction</w:t>
       </w:r>
       <w:r>
         <w:rPr>
           <w:b w:val="0"/>
         </w:rPr>
-        <w:t xml:space="preserve"> penalises B’s concentrated error more, while absolute errors both sum 2.</w:t>
+        <w:t>, then reveal it for feedback. These are supported teaching cases; retain the separate independent assessment for a fresh first attempt.</w:t>
+      </w:r>
+    </w:p>
+    <w:p>
+      <w:pPr>
+        <w:pStyle w:val="Heading3"/>
+      </w:pPr>
+      <w:r>
+        <w:t>01. Loss functions: the case</w:t>
+      </w:r>
+    </w:p>
+    <w:p>
+      <w:pPr>
+        <w:pStyle w:val="Heading3"/>
+      </w:pPr>
+      <w:r>
+        <w:t>02. Follow the deciding steps</w:t>
+      </w:r>
+    </w:p>
+    <w:p>
+      <w:pPr>
+        <w:pStyle w:val="Heading3"/>
+      </w:pPr>
+      <w:r>
+        <w:t>03. MSE comparison on shared targets</w:t>
+      </w:r>
+    </w:p>
+    <w:p>
+      <w:pPr>
+        <w:pStyle w:val="Heading3"/>
+      </w:pPr>
+      <w:r>
+        <w:t>04. Change one thing. Trace what follows.</w:t>
+      </w:r>
+    </w:p>
+    <w:p>
+      <w:pPr>
+        <w:pStyle w:val="Heading3"/>
+      </w:pPr>
+      <w:r>
+        <w:t>05. Connect the explanation to its limit</w:t>
+      </w:r>
+    </w:p>
+    <w:p>
+      <w:pPr>
+        <w:pStyle w:val="Heading3"/>
+      </w:pPr>
+      <w:r>
+        <w:t>06. Make the idea visible in your project</w:t>
       </w:r>
     </w:p>
     <w:sectPr>
